--- a/十三中资源/2026年高一物理期末测试卷.docx
+++ b/十三中资源/2026年高一物理期末测试卷.docx
@@ -35,7 +35,7 @@
                     </pic:cNvPicPr>
                   </pic:nvPicPr>
                   <pic:blipFill>
-                    <a:blip r:embed="rId7"/>
+                    <a:blip r:embed="rId8"/>
                     <a:stretch>
                       <a:fillRect/>
                     </a:stretch>
@@ -71,7 +71,16 @@
           <w:color w:val="000000"/>
           <w:sz w:val="30"/>
         </w:rPr>
-        <w:t>上学期高一物理</w:t>
+        <w:t>春季</w:t>
+      </w:r>
+      <w:r>
+        <w:rPr>
+          <w:rFonts w:ascii="宋体" w:hAnsi="宋体" w:cs="宋体" w:hint="eastAsia"/>
+          <w:b/>
+          <w:color w:val="000000"/>
+          <w:sz w:val="30"/>
+        </w:rPr>
+        <w:t>学期高一物理</w:t>
       </w:r>
       <w:r>
         <w:rPr>
@@ -209,7 +218,7 @@
                     </pic:cNvPicPr>
                   </pic:nvPicPr>
                   <pic:blipFill>
-                    <a:blip r:embed="rId8"/>
+                    <a:blip r:embed="rId9"/>
                     <a:stretch>
                       <a:fillRect/>
                     </a:stretch>
@@ -270,9 +279,9 @@
             <o:lock v:ext="edit" aspectratio="t"/>
           </v:shapetype>
           <v:shape id="_x0000_i1025" type="#_x0000_t75" alt="eqId431e8f1fe76191fd709a344e14b6462e" style="width:24pt;height:15.6pt" o:ole="">
-            <v:imagedata r:id="rId9" o:title="eqId431e8f1fe76191fd709a344e14b6462e"/>
-          </v:shape>
-          <o:OLEObject Type="Embed" ProgID="Equation.DSMT4" ShapeID="_x0000_i1025" DrawAspect="Content" ObjectID="_1843785627" r:id="rId10"/>
+            <v:imagedata r:id="rId10" o:title="eqId431e8f1fe76191fd709a344e14b6462e"/>
+          </v:shape>
+          <o:OLEObject Type="Embed" ProgID="Equation.DSMT4" ShapeID="_x0000_i1025" DrawAspect="Content" ObjectID="_1843851890" r:id="rId11"/>
         </w:object>
       </w:r>
       <w:r>
@@ -285,9 +294,9 @@
       <w:r>
         <w:object w:dxaOrig="510" w:dyaOrig="314" w14:anchorId="72F9739B">
           <v:shape id="_x0000_i1026" type="#_x0000_t75" alt="eqIdab37cb362e6a3eb38800990d663ad027" style="width:25.8pt;height:15.6pt" o:ole="">
-            <v:imagedata r:id="rId11" o:title="eqIdab37cb362e6a3eb38800990d663ad027"/>
-          </v:shape>
-          <o:OLEObject Type="Embed" ProgID="Equation.DSMT4" ShapeID="_x0000_i1026" DrawAspect="Content" ObjectID="_1843785628" r:id="rId12"/>
+            <v:imagedata r:id="rId12" o:title="eqIdab37cb362e6a3eb38800990d663ad027"/>
+          </v:shape>
+          <o:OLEObject Type="Embed" ProgID="Equation.DSMT4" ShapeID="_x0000_i1026" DrawAspect="Content" ObjectID="_1843851891" r:id="rId13"/>
         </w:object>
       </w:r>
       <w:r>
@@ -300,9 +309,9 @@
       <w:r>
         <w:object w:dxaOrig="528" w:dyaOrig="317" w14:anchorId="66D4E9D5">
           <v:shape id="_x0000_i1027" type="#_x0000_t75" alt="eqId63782df7b3a9db078bdde2c2b4a22c4a" style="width:26.4pt;height:15.6pt" o:ole="">
-            <v:imagedata r:id="rId13" o:title="eqId63782df7b3a9db078bdde2c2b4a22c4a"/>
-          </v:shape>
-          <o:OLEObject Type="Embed" ProgID="Equation.DSMT4" ShapeID="_x0000_i1027" DrawAspect="Content" ObjectID="_1843785629" r:id="rId14"/>
+            <v:imagedata r:id="rId14" o:title="eqId63782df7b3a9db078bdde2c2b4a22c4a"/>
+          </v:shape>
+          <o:OLEObject Type="Embed" ProgID="Equation.DSMT4" ShapeID="_x0000_i1027" DrawAspect="Content" ObjectID="_1843851892" r:id="rId15"/>
         </w:object>
       </w:r>
       <w:r>
@@ -315,9 +324,9 @@
       <w:r>
         <w:object w:dxaOrig="493" w:dyaOrig="320" w14:anchorId="111B7935">
           <v:shape id="_x0000_i1028" type="#_x0000_t75" alt="eqId2b9d9bb24d769b5a1c173b7a00418028" style="width:24.6pt;height:16.2pt" o:ole="">
-            <v:imagedata r:id="rId15" o:title="eqId2b9d9bb24d769b5a1c173b7a00418028"/>
-          </v:shape>
-          <o:OLEObject Type="Embed" ProgID="Equation.DSMT4" ShapeID="_x0000_i1028" DrawAspect="Content" ObjectID="_1843785630" r:id="rId16"/>
+            <v:imagedata r:id="rId16" o:title="eqId2b9d9bb24d769b5a1c173b7a00418028"/>
+          </v:shape>
+          <o:OLEObject Type="Embed" ProgID="Equation.DSMT4" ShapeID="_x0000_i1028" DrawAspect="Content" ObjectID="_1843851893" r:id="rId17"/>
         </w:object>
       </w:r>
     </w:p>
@@ -378,9 +387,9 @@
       <w:r>
         <w:object w:dxaOrig="1003" w:dyaOrig="318" w14:anchorId="66059E26">
           <v:shape id="_x0000_i1029" type="#_x0000_t75" alt="eqId21c5da6de11cf103e23e27d6d35dea54" style="width:50.4pt;height:16.2pt" o:ole="">
-            <v:imagedata r:id="rId17" o:title="eqId21c5da6de11cf103e23e27d6d35dea54"/>
-          </v:shape>
-          <o:OLEObject Type="Embed" ProgID="Equation.DSMT4" ShapeID="_x0000_i1029" DrawAspect="Content" ObjectID="_1843785631" r:id="rId18"/>
+            <v:imagedata r:id="rId18" o:title="eqId21c5da6de11cf103e23e27d6d35dea54"/>
+          </v:shape>
+          <o:OLEObject Type="Embed" ProgID="Equation.DSMT4" ShapeID="_x0000_i1029" DrawAspect="Content" ObjectID="_1843851894" r:id="rId19"/>
         </w:object>
       </w:r>
     </w:p>
@@ -400,9 +409,9 @@
       <w:r>
         <w:object w:dxaOrig="845" w:dyaOrig="317" w14:anchorId="009104FB">
           <v:shape id="_x0000_i1030" type="#_x0000_t75" alt="eqId34e3916f1d139a338e8bc52d80ba5710" style="width:42pt;height:15.6pt" o:ole="">
-            <v:imagedata r:id="rId19" o:title="eqId34e3916f1d139a338e8bc52d80ba5710"/>
-          </v:shape>
-          <o:OLEObject Type="Embed" ProgID="Equation.DSMT4" ShapeID="_x0000_i1030" DrawAspect="Content" ObjectID="_1843785632" r:id="rId20"/>
+            <v:imagedata r:id="rId20" o:title="eqId34e3916f1d139a338e8bc52d80ba5710"/>
+          </v:shape>
+          <o:OLEObject Type="Embed" ProgID="Equation.DSMT4" ShapeID="_x0000_i1030" DrawAspect="Content" ObjectID="_1843851895" r:id="rId21"/>
         </w:object>
       </w:r>
     </w:p>
@@ -445,9 +454,9 @@
       <w:r>
         <w:object w:dxaOrig="669" w:dyaOrig="275" w14:anchorId="5678B73F">
           <v:shape id="_x0000_i1031" type="#_x0000_t75" alt="eqIdcf59e9d5fcfd455cd52e1448f54f78e4" style="width:33.6pt;height:13.8pt" o:ole="">
-            <v:imagedata r:id="rId21" o:title="eqIdcf59e9d5fcfd455cd52e1448f54f78e4"/>
-          </v:shape>
-          <o:OLEObject Type="Embed" ProgID="Equation.DSMT4" ShapeID="_x0000_i1031" DrawAspect="Content" ObjectID="_1843785633" r:id="rId22"/>
+            <v:imagedata r:id="rId22" o:title="eqIdcf59e9d5fcfd455cd52e1448f54f78e4"/>
+          </v:shape>
+          <o:OLEObject Type="Embed" ProgID="Equation.DSMT4" ShapeID="_x0000_i1031" DrawAspect="Content" ObjectID="_1843851896" r:id="rId23"/>
         </w:object>
       </w:r>
     </w:p>
@@ -476,9 +485,9 @@
       <w:r>
         <w:object w:dxaOrig="176" w:dyaOrig="257" w14:anchorId="701AD037">
           <v:shape id="_x0000_i1032" type="#_x0000_t75" alt="eqIdc24095e409b025db711f14be783a406c" style="width:9pt;height:12.6pt" o:ole="">
-            <v:imagedata r:id="rId23" o:title="eqIdc24095e409b025db711f14be783a406c"/>
-          </v:shape>
-          <o:OLEObject Type="Embed" ProgID="Equation.DSMT4" ShapeID="_x0000_i1032" DrawAspect="Content" ObjectID="_1843785634" r:id="rId24"/>
+            <v:imagedata r:id="rId24" o:title="eqIdc24095e409b025db711f14be783a406c"/>
+          </v:shape>
+          <o:OLEObject Type="Embed" ProgID="Equation.DSMT4" ShapeID="_x0000_i1032" DrawAspect="Content" ObjectID="_1843851897" r:id="rId25"/>
         </w:object>
       </w:r>
       <w:r>
@@ -516,7 +525,7 @@
                     </pic:cNvPicPr>
                   </pic:nvPicPr>
                   <pic:blipFill>
-                    <a:blip r:embed="rId25"/>
+                    <a:blip r:embed="rId26"/>
                     <a:stretch>
                       <a:fillRect/>
                     </a:stretch>
@@ -558,9 +567,9 @@
       <w:r>
         <w:object w:dxaOrig="528" w:dyaOrig="545" w14:anchorId="574E6DC3">
           <v:shape id="_x0000_i1033" type="#_x0000_t75" alt="eqId873142e276ffd94a9bafdc8ef25123e5" style="width:26.4pt;height:27pt" o:ole="">
-            <v:imagedata r:id="rId26" o:title="eqId873142e276ffd94a9bafdc8ef25123e5"/>
-          </v:shape>
-          <o:OLEObject Type="Embed" ProgID="Equation.DSMT4" ShapeID="_x0000_i1033" DrawAspect="Content" ObjectID="_1843785635" r:id="rId27"/>
+            <v:imagedata r:id="rId27" o:title="eqId873142e276ffd94a9bafdc8ef25123e5"/>
+          </v:shape>
+          <o:OLEObject Type="Embed" ProgID="Equation.DSMT4" ShapeID="_x0000_i1033" DrawAspect="Content" ObjectID="_1843851898" r:id="rId28"/>
         </w:object>
       </w:r>
       <w:r>
@@ -573,9 +582,9 @@
       <w:r>
         <w:object w:dxaOrig="493" w:dyaOrig="545" w14:anchorId="76D5B21F">
           <v:shape id="_x0000_i1034" type="#_x0000_t75" alt="eqId75c3b12865e0573b5d987896219bc4c0" style="width:24.6pt;height:27pt" o:ole="">
-            <v:imagedata r:id="rId28" o:title="eqId75c3b12865e0573b5d987896219bc4c0"/>
-          </v:shape>
-          <o:OLEObject Type="Embed" ProgID="Equation.DSMT4" ShapeID="_x0000_i1034" DrawAspect="Content" ObjectID="_1843785636" r:id="rId29"/>
+            <v:imagedata r:id="rId29" o:title="eqId75c3b12865e0573b5d987896219bc4c0"/>
+          </v:shape>
+          <o:OLEObject Type="Embed" ProgID="Equation.DSMT4" ShapeID="_x0000_i1034" DrawAspect="Content" ObjectID="_1843851899" r:id="rId30"/>
         </w:object>
       </w:r>
       <w:r>
@@ -588,9 +597,9 @@
       <w:r>
         <w:object w:dxaOrig="669" w:dyaOrig="243" w14:anchorId="7F1F38C2">
           <v:shape id="_x0000_i1035" type="#_x0000_t75" alt="eqIde90db4b02f73c3757aa021324fafa1f3" style="width:33.6pt;height:12pt" o:ole="">
-            <v:imagedata r:id="rId30" o:title="eqIde90db4b02f73c3757aa021324fafa1f3"/>
-          </v:shape>
-          <o:OLEObject Type="Embed" ProgID="Equation.DSMT4" ShapeID="_x0000_i1035" DrawAspect="Content" ObjectID="_1843785637" r:id="rId31"/>
+            <v:imagedata r:id="rId31" o:title="eqIde90db4b02f73c3757aa021324fafa1f3"/>
+          </v:shape>
+          <o:OLEObject Type="Embed" ProgID="Equation.DSMT4" ShapeID="_x0000_i1035" DrawAspect="Content" ObjectID="_1843851900" r:id="rId32"/>
         </w:object>
       </w:r>
       <w:r>
@@ -603,9 +612,9 @@
       <w:r>
         <w:object w:dxaOrig="651" w:dyaOrig="252" w14:anchorId="6BD16116">
           <v:shape id="_x0000_i1036" type="#_x0000_t75" alt="eqIdc8cef66c4b47714c954a80b3c4170e90" style="width:32.4pt;height:12.6pt" o:ole="">
-            <v:imagedata r:id="rId32" o:title="eqIdc8cef66c4b47714c954a80b3c4170e90"/>
-          </v:shape>
-          <o:OLEObject Type="Embed" ProgID="Equation.DSMT4" ShapeID="_x0000_i1036" DrawAspect="Content" ObjectID="_1843785638" r:id="rId33"/>
+            <v:imagedata r:id="rId33" o:title="eqIdc8cef66c4b47714c954a80b3c4170e90"/>
+          </v:shape>
+          <o:OLEObject Type="Embed" ProgID="Equation.DSMT4" ShapeID="_x0000_i1036" DrawAspect="Content" ObjectID="_1843851901" r:id="rId34"/>
         </w:object>
       </w:r>
     </w:p>
@@ -674,7 +683,7 @@
                     </pic:cNvPicPr>
                   </pic:nvPicPr>
                   <pic:blipFill>
-                    <a:blip r:embed="rId34"/>
+                    <a:blip r:embed="rId35"/>
                     <a:stretch>
                       <a:fillRect/>
                     </a:stretch>
@@ -855,9 +864,9 @@
       <w:r>
         <w:object w:dxaOrig="264" w:dyaOrig="317" w14:anchorId="6A2770CE">
           <v:shape id="_x0000_i1037" type="#_x0000_t75" alt="eqId77ab1256702aef4e9f1a5eb6c12ecc96" style="width:13.2pt;height:15.6pt" o:ole="">
-            <v:imagedata r:id="rId35" o:title="eqId77ab1256702aef4e9f1a5eb6c12ecc96"/>
-          </v:shape>
-          <o:OLEObject Type="Embed" ProgID="Equation.DSMT4" ShapeID="_x0000_i1037" DrawAspect="Content" ObjectID="_1843785639" r:id="rId36"/>
+            <v:imagedata r:id="rId36" o:title="eqId77ab1256702aef4e9f1a5eb6c12ecc96"/>
+          </v:shape>
+          <o:OLEObject Type="Embed" ProgID="Equation.DSMT4" ShapeID="_x0000_i1037" DrawAspect="Content" ObjectID="_1843851902" r:id="rId37"/>
         </w:object>
       </w:r>
       <w:r>
@@ -866,9 +875,9 @@
       <w:r>
         <w:object w:dxaOrig="281" w:dyaOrig="322" w14:anchorId="061F73C5">
           <v:shape id="_x0000_i1038" type="#_x0000_t75" alt="eqId1fbd67f60f04c278bdd867fdb3979dfb" style="width:13.8pt;height:16.2pt" o:ole="">
-            <v:imagedata r:id="rId37" o:title="eqId1fbd67f60f04c278bdd867fdb3979dfb"/>
-          </v:shape>
-          <o:OLEObject Type="Embed" ProgID="Equation.DSMT4" ShapeID="_x0000_i1038" DrawAspect="Content" ObjectID="_1843785640" r:id="rId38"/>
+            <v:imagedata r:id="rId38" o:title="eqId1fbd67f60f04c278bdd867fdb3979dfb"/>
+          </v:shape>
+          <o:OLEObject Type="Embed" ProgID="Equation.DSMT4" ShapeID="_x0000_i1038" DrawAspect="Content" ObjectID="_1843851903" r:id="rId39"/>
         </w:object>
       </w:r>
       <w:r>
@@ -877,9 +886,9 @@
       <w:r>
         <w:object w:dxaOrig="229" w:dyaOrig="323" w14:anchorId="7FA8F360">
           <v:shape id="_x0000_i1039" type="#_x0000_t75" alt="eqIdf5076289823db419f94e9c0c8f4aafd9" style="width:11.4pt;height:16.2pt" o:ole="">
-            <v:imagedata r:id="rId39" o:title="eqIdf5076289823db419f94e9c0c8f4aafd9"/>
-          </v:shape>
-          <o:OLEObject Type="Embed" ProgID="Equation.DSMT4" ShapeID="_x0000_i1039" DrawAspect="Content" ObjectID="_1843785641" r:id="rId40"/>
+            <v:imagedata r:id="rId40" o:title="eqIdf5076289823db419f94e9c0c8f4aafd9"/>
+          </v:shape>
+          <o:OLEObject Type="Embed" ProgID="Equation.DSMT4" ShapeID="_x0000_i1039" DrawAspect="Content" ObjectID="_1843851904" r:id="rId41"/>
         </w:object>
       </w:r>
       <w:r>
@@ -888,9 +897,9 @@
       <w:r>
         <w:object w:dxaOrig="246" w:dyaOrig="311" w14:anchorId="0F8DAD87">
           <v:shape id="_x0000_i1040" type="#_x0000_t75" alt="eqIda3fb78c5f885034612c0e030b920143d" style="width:12.6pt;height:15.6pt" o:ole="">
-            <v:imagedata r:id="rId41" o:title="eqIda3fb78c5f885034612c0e030b920143d"/>
-          </v:shape>
-          <o:OLEObject Type="Embed" ProgID="Equation.DSMT4" ShapeID="_x0000_i1040" DrawAspect="Content" ObjectID="_1843785642" r:id="rId42"/>
+            <v:imagedata r:id="rId42" o:title="eqIda3fb78c5f885034612c0e030b920143d"/>
+          </v:shape>
+          <o:OLEObject Type="Embed" ProgID="Equation.DSMT4" ShapeID="_x0000_i1040" DrawAspect="Content" ObjectID="_1843851905" r:id="rId43"/>
         </w:object>
       </w:r>
       <w:r>
@@ -899,9 +908,9 @@
       <w:r>
         <w:object w:dxaOrig="229" w:dyaOrig="323" w14:anchorId="4946CD10">
           <v:shape id="_x0000_i1041" type="#_x0000_t75" alt="eqIdf5076289823db419f94e9c0c8f4aafd9" style="width:11.4pt;height:16.2pt" o:ole="">
-            <v:imagedata r:id="rId39" o:title="eqIdf5076289823db419f94e9c0c8f4aafd9"/>
-          </v:shape>
-          <o:OLEObject Type="Embed" ProgID="Equation.DSMT4" ShapeID="_x0000_i1041" DrawAspect="Content" ObjectID="_1843785643" r:id="rId43"/>
+            <v:imagedata r:id="rId40" o:title="eqIdf5076289823db419f94e9c0c8f4aafd9"/>
+          </v:shape>
+          <o:OLEObject Type="Embed" ProgID="Equation.DSMT4" ShapeID="_x0000_i1041" DrawAspect="Content" ObjectID="_1843851906" r:id="rId44"/>
         </w:object>
       </w:r>
       <w:r>
@@ -910,9 +919,9 @@
       <w:r>
         <w:object w:dxaOrig="264" w:dyaOrig="317" w14:anchorId="3C35C16B">
           <v:shape id="_x0000_i1042" type="#_x0000_t75" alt="eqId5c3ff0b0fea1cb642d3f6be77a1ff32f" style="width:13.2pt;height:15.6pt" o:ole="">
-            <v:imagedata r:id="rId44" o:title="eqId5c3ff0b0fea1cb642d3f6be77a1ff32f"/>
-          </v:shape>
-          <o:OLEObject Type="Embed" ProgID="Equation.DSMT4" ShapeID="_x0000_i1042" DrawAspect="Content" ObjectID="_1843785644" r:id="rId45"/>
+            <v:imagedata r:id="rId45" o:title="eqId5c3ff0b0fea1cb642d3f6be77a1ff32f"/>
+          </v:shape>
+          <o:OLEObject Type="Embed" ProgID="Equation.DSMT4" ShapeID="_x0000_i1042" DrawAspect="Content" ObjectID="_1843851907" r:id="rId46"/>
         </w:object>
       </w:r>
       <w:r>
@@ -921,9 +930,9 @@
       <w:r>
         <w:object w:dxaOrig="246" w:dyaOrig="311" w14:anchorId="754A0135">
           <v:shape id="_x0000_i1043" type="#_x0000_t75" alt="eqIda3fb78c5f885034612c0e030b920143d" style="width:12.6pt;height:15.6pt" o:ole="">
-            <v:imagedata r:id="rId41" o:title="eqIda3fb78c5f885034612c0e030b920143d"/>
-          </v:shape>
-          <o:OLEObject Type="Embed" ProgID="Equation.DSMT4" ShapeID="_x0000_i1043" DrawAspect="Content" ObjectID="_1843785645" r:id="rId46"/>
+            <v:imagedata r:id="rId42" o:title="eqIda3fb78c5f885034612c0e030b920143d"/>
+          </v:shape>
+          <o:OLEObject Type="Embed" ProgID="Equation.DSMT4" ShapeID="_x0000_i1043" DrawAspect="Content" ObjectID="_1843851908" r:id="rId47"/>
         </w:object>
       </w:r>
       <w:r>
@@ -932,9 +941,9 @@
       <w:r>
         <w:object w:dxaOrig="281" w:dyaOrig="322" w14:anchorId="331D3834">
           <v:shape id="_x0000_i1044" type="#_x0000_t75" alt="eqIda6eaa137a2290a9a9ec7ad635d17dbb6" style="width:13.8pt;height:16.2pt" o:ole="">
-            <v:imagedata r:id="rId47" o:title="eqIda6eaa137a2290a9a9ec7ad635d17dbb6"/>
-          </v:shape>
-          <o:OLEObject Type="Embed" ProgID="Equation.DSMT4" ShapeID="_x0000_i1044" DrawAspect="Content" ObjectID="_1843785646" r:id="rId48"/>
+            <v:imagedata r:id="rId48" o:title="eqIda6eaa137a2290a9a9ec7ad635d17dbb6"/>
+          </v:shape>
+          <o:OLEObject Type="Embed" ProgID="Equation.DSMT4" ShapeID="_x0000_i1044" DrawAspect="Content" ObjectID="_1843851909" r:id="rId49"/>
         </w:object>
       </w:r>
       <w:r>
@@ -985,7 +994,7 @@
                     </pic:cNvPicPr>
                   </pic:nvPicPr>
                   <pic:blipFill>
-                    <a:blip r:embed="rId49"/>
+                    <a:blip r:embed="rId50"/>
                     <a:stretch>
                       <a:fillRect/>
                     </a:stretch>
@@ -1025,9 +1034,9 @@
       <w:r>
         <w:object w:dxaOrig="704" w:dyaOrig="319" w14:anchorId="6A7DF372">
           <v:shape id="_x0000_i1045" type="#_x0000_t75" alt="eqId777833e38edc394d1fa221d9e3619feb" style="width:35.4pt;height:16.2pt" o:ole="">
-            <v:imagedata r:id="rId50" o:title="eqId777833e38edc394d1fa221d9e3619feb"/>
-          </v:shape>
-          <o:OLEObject Type="Embed" ProgID="Equation.DSMT4" ShapeID="_x0000_i1045" DrawAspect="Content" ObjectID="_1843785647" r:id="rId51"/>
+            <v:imagedata r:id="rId51" o:title="eqId777833e38edc394d1fa221d9e3619feb"/>
+          </v:shape>
+          <o:OLEObject Type="Embed" ProgID="Equation.DSMT4" ShapeID="_x0000_i1045" DrawAspect="Content" ObjectID="_1843851910" r:id="rId52"/>
         </w:object>
       </w:r>
       <w:r>
@@ -1040,9 +1049,9 @@
       <w:r>
         <w:object w:dxaOrig="704" w:dyaOrig="319" w14:anchorId="7CF14A08">
           <v:shape id="_x0000_i1046" type="#_x0000_t75" alt="eqId456fed3cfb8b7ceb5329c86850823d59" style="width:35.4pt;height:16.2pt" o:ole="">
-            <v:imagedata r:id="rId52" o:title="eqId456fed3cfb8b7ceb5329c86850823d59"/>
-          </v:shape>
-          <o:OLEObject Type="Embed" ProgID="Equation.DSMT4" ShapeID="_x0000_i1046" DrawAspect="Content" ObjectID="_1843785648" r:id="rId53"/>
+            <v:imagedata r:id="rId53" o:title="eqId456fed3cfb8b7ceb5329c86850823d59"/>
+          </v:shape>
+          <o:OLEObject Type="Embed" ProgID="Equation.DSMT4" ShapeID="_x0000_i1046" DrawAspect="Content" ObjectID="_1843851911" r:id="rId54"/>
         </w:object>
       </w:r>
     </w:p>
@@ -1065,9 +1074,9 @@
       <w:r>
         <w:object w:dxaOrig="704" w:dyaOrig="319" w14:anchorId="4FB20B24">
           <v:shape id="_x0000_i1047" type="#_x0000_t75" alt="eqIdeee4bf541e54902cb9f6b24a94831231" style="width:35.4pt;height:16.2pt" o:ole="">
-            <v:imagedata r:id="rId54" o:title="eqIdeee4bf541e54902cb9f6b24a94831231"/>
-          </v:shape>
-          <o:OLEObject Type="Embed" ProgID="Equation.DSMT4" ShapeID="_x0000_i1047" DrawAspect="Content" ObjectID="_1843785649" r:id="rId55"/>
+            <v:imagedata r:id="rId55" o:title="eqIdeee4bf541e54902cb9f6b24a94831231"/>
+          </v:shape>
+          <o:OLEObject Type="Embed" ProgID="Equation.DSMT4" ShapeID="_x0000_i1047" DrawAspect="Content" ObjectID="_1843851912" r:id="rId56"/>
         </w:object>
       </w:r>
       <w:r>
@@ -1088,11 +1097,11 @@
         <w:t>7</w:t>
       </w:r>
       <w:r>
-        <w:t>．在密立根油滴实验中，当水平放置的平行板电容器加上适当电压时，通过显微镜观察到某一带电油滴在极板间静止悬浮，实验装置示意图如图</w:t>
+        <w:t>．在密立根油滴实验中，当水平放置的平行板电容器加上适当电压时，通过显微镜观察到某一带电油滴在极板间静止悬浮，实验装置示意图如</w:t>
       </w:r>
       <w:r>
         <w:lastRenderedPageBreak/>
-        <w:t>所示。下列说法正确的是（</w:t>
+        <w:t>图所示。下列说法正确的是（</w:t>
       </w:r>
       <w:r>
         <w:rPr>
@@ -1138,7 +1147,7 @@
                     </pic:cNvPicPr>
                   </pic:nvPicPr>
                   <pic:blipFill>
-                    <a:blip r:embed="rId56"/>
+                    <a:blip r:embed="rId57"/>
                     <a:stretch>
                       <a:fillRect/>
                     </a:stretch>
@@ -1261,9 +1270,9 @@
       <w:r>
         <w:object w:dxaOrig="211" w:dyaOrig="224" w14:anchorId="6120AE1C">
           <v:shape id="_x0000_i1048" type="#_x0000_t75" alt="eqIddad2a36927223bd70f426ba06aea4b45" style="width:10.8pt;height:11.4pt" o:ole="">
-            <v:imagedata r:id="rId57" o:title="eqIddad2a36927223bd70f426ba06aea4b45"/>
-          </v:shape>
-          <o:OLEObject Type="Embed" ProgID="Equation.DSMT4" ShapeID="_x0000_i1048" DrawAspect="Content" ObjectID="_1843785650" r:id="rId58"/>
+            <v:imagedata r:id="rId58" o:title="eqIddad2a36927223bd70f426ba06aea4b45"/>
+          </v:shape>
+          <o:OLEObject Type="Embed" ProgID="Equation.DSMT4" ShapeID="_x0000_i1048" DrawAspect="Content" ObjectID="_1843851913" r:id="rId59"/>
         </w:object>
       </w:r>
       <w:r>
@@ -1272,9 +1281,9 @@
       <w:r>
         <w:object w:dxaOrig="211" w:dyaOrig="224" w14:anchorId="3DC44AA1">
           <v:shape id="_x0000_i1049" type="#_x0000_t75" alt="eqIddad2a36927223bd70f426ba06aea4b45" style="width:10.8pt;height:11.4pt" o:ole="">
-            <v:imagedata r:id="rId57" o:title="eqIddad2a36927223bd70f426ba06aea4b45"/>
-          </v:shape>
-          <o:OLEObject Type="Embed" ProgID="Equation.DSMT4" ShapeID="_x0000_i1049" DrawAspect="Content" ObjectID="_1843785651" r:id="rId59"/>
+            <v:imagedata r:id="rId58" o:title="eqIddad2a36927223bd70f426ba06aea4b45"/>
+          </v:shape>
+          <o:OLEObject Type="Embed" ProgID="Equation.DSMT4" ShapeID="_x0000_i1049" DrawAspect="Content" ObjectID="_1843851914" r:id="rId60"/>
         </w:object>
       </w:r>
       <w:r>
@@ -1312,7 +1321,7 @@
                     </pic:cNvPicPr>
                   </pic:nvPicPr>
                   <pic:blipFill>
-                    <a:blip r:embed="rId60"/>
+                    <a:blip r:embed="rId61"/>
                     <a:stretch>
                       <a:fillRect/>
                     </a:stretch>
@@ -1588,7 +1597,7 @@
                     </pic:cNvPicPr>
                   </pic:nvPicPr>
                   <pic:blipFill>
-                    <a:blip r:embed="rId61"/>
+                    <a:blip r:embed="rId62"/>
                     <a:stretch>
                       <a:fillRect/>
                     </a:stretch>
@@ -1682,9 +1691,9 @@
       <w:r>
         <w:object w:dxaOrig="457" w:dyaOrig="248" w14:anchorId="53815406">
           <v:shape id="_x0000_i1050" type="#_x0000_t75" alt="eqId22964de2a093c97a8755dbe70487735e" style="width:22.8pt;height:12.6pt" o:ole="">
-            <v:imagedata r:id="rId62" o:title="eqId22964de2a093c97a8755dbe70487735e"/>
-          </v:shape>
-          <o:OLEObject Type="Embed" ProgID="Equation.DSMT4" ShapeID="_x0000_i1050" DrawAspect="Content" ObjectID="_1843785652" r:id="rId63"/>
+            <v:imagedata r:id="rId63" o:title="eqId22964de2a093c97a8755dbe70487735e"/>
+          </v:shape>
+          <o:OLEObject Type="Embed" ProgID="Equation.DSMT4" ShapeID="_x0000_i1050" DrawAspect="Content" ObjectID="_1843851915" r:id="rId64"/>
         </w:object>
       </w:r>
     </w:p>
@@ -1780,9 +1789,9 @@
       <w:r>
         <w:object w:dxaOrig="492" w:dyaOrig="253" w14:anchorId="23813C4E">
           <v:shape id="_x0000_i1051" type="#_x0000_t75" alt="eqId7bef5239ddbb0972700ce01daf9ee7cf" style="width:24.6pt;height:12.6pt" o:ole="">
-            <v:imagedata r:id="rId64" o:title="eqId7bef5239ddbb0972700ce01daf9ee7cf"/>
-          </v:shape>
-          <o:OLEObject Type="Embed" ProgID="Equation.DSMT4" ShapeID="_x0000_i1051" DrawAspect="Content" ObjectID="_1843785653" r:id="rId65"/>
+            <v:imagedata r:id="rId65" o:title="eqId7bef5239ddbb0972700ce01daf9ee7cf"/>
+          </v:shape>
+          <o:OLEObject Type="Embed" ProgID="Equation.DSMT4" ShapeID="_x0000_i1051" DrawAspect="Content" ObjectID="_1843851916" r:id="rId66"/>
         </w:object>
       </w:r>
       <w:r>
@@ -1799,9 +1808,9 @@
       <w:r>
         <w:object w:dxaOrig="281" w:dyaOrig="228" w14:anchorId="2FF332CF">
           <v:shape id="_x0000_i1052" type="#_x0000_t75" alt="eqIdac047e91852b91af639feec23a9598b2" style="width:13.8pt;height:11.4pt" o:ole="">
-            <v:imagedata r:id="rId66" o:title="eqIdac047e91852b91af639feec23a9598b2"/>
-          </v:shape>
-          <o:OLEObject Type="Embed" ProgID="Equation.DSMT4" ShapeID="_x0000_i1052" DrawAspect="Content" ObjectID="_1843785654" r:id="rId67"/>
+            <v:imagedata r:id="rId67" o:title="eqIdac047e91852b91af639feec23a9598b2"/>
+          </v:shape>
+          <o:OLEObject Type="Embed" ProgID="Equation.DSMT4" ShapeID="_x0000_i1052" DrawAspect="Content" ObjectID="_1843851917" r:id="rId68"/>
         </w:object>
       </w:r>
       <w:r>
@@ -1810,9 +1819,9 @@
       <w:r>
         <w:object w:dxaOrig="246" w:dyaOrig="246" w14:anchorId="1FF10B10">
           <v:shape id="_x0000_i1053" type="#_x0000_t75" alt="eqId54a5d7d3b6b63fe5c24c3907b7a8eaa3" style="width:12.6pt;height:12.6pt" o:ole="">
-            <v:imagedata r:id="rId68" o:title="eqId54a5d7d3b6b63fe5c24c3907b7a8eaa3"/>
-          </v:shape>
-          <o:OLEObject Type="Embed" ProgID="Equation.DSMT4" ShapeID="_x0000_i1053" DrawAspect="Content" ObjectID="_1843785655" r:id="rId69"/>
+            <v:imagedata r:id="rId69" o:title="eqId54a5d7d3b6b63fe5c24c3907b7a8eaa3"/>
+          </v:shape>
+          <o:OLEObject Type="Embed" ProgID="Equation.DSMT4" ShapeID="_x0000_i1053" DrawAspect="Content" ObjectID="_1843851918" r:id="rId70"/>
         </w:object>
       </w:r>
       <w:r>
@@ -1821,9 +1830,9 @@
       <w:r>
         <w:object w:dxaOrig="369" w:dyaOrig="250" w14:anchorId="7D4232CF">
           <v:shape id="_x0000_i1054" type="#_x0000_t75" alt="eqId60ef95894ceebaf236170e8832dcf7e3" style="width:18.6pt;height:12.6pt" o:ole="">
-            <v:imagedata r:id="rId70" o:title="eqId60ef95894ceebaf236170e8832dcf7e3"/>
-          </v:shape>
-          <o:OLEObject Type="Embed" ProgID="Equation.DSMT4" ShapeID="_x0000_i1054" DrawAspect="Content" ObjectID="_1843785656" r:id="rId71"/>
+            <v:imagedata r:id="rId71" o:title="eqId60ef95894ceebaf236170e8832dcf7e3"/>
+          </v:shape>
+          <o:OLEObject Type="Embed" ProgID="Equation.DSMT4" ShapeID="_x0000_i1054" DrawAspect="Content" ObjectID="_1843851919" r:id="rId72"/>
         </w:object>
       </w:r>
       <w:proofErr w:type="gramStart"/>
@@ -1837,9 +1846,9 @@
       <w:r>
         <w:object w:dxaOrig="211" w:dyaOrig="224" w14:anchorId="6FA432C5">
           <v:shape id="_x0000_i1055" type="#_x0000_t75" alt="eqIddad2a36927223bd70f426ba06aea4b45" style="width:10.8pt;height:11.4pt" o:ole="">
-            <v:imagedata r:id="rId57" o:title="eqIddad2a36927223bd70f426ba06aea4b45"/>
-          </v:shape>
-          <o:OLEObject Type="Embed" ProgID="Equation.DSMT4" ShapeID="_x0000_i1055" DrawAspect="Content" ObjectID="_1843785657" r:id="rId72"/>
+            <v:imagedata r:id="rId58" o:title="eqIddad2a36927223bd70f426ba06aea4b45"/>
+          </v:shape>
+          <o:OLEObject Type="Embed" ProgID="Equation.DSMT4" ShapeID="_x0000_i1055" DrawAspect="Content" ObjectID="_1843851920" r:id="rId73"/>
         </w:object>
       </w:r>
       <w:r>
@@ -1848,9 +1857,9 @@
       <w:r>
         <w:object w:dxaOrig="211" w:dyaOrig="277" w14:anchorId="093CAE46">
           <v:shape id="_x0000_i1056" type="#_x0000_t75" alt="eqIdacc290b44635265137fdf13146b6a6d9" style="width:10.8pt;height:13.8pt" o:ole="">
-            <v:imagedata r:id="rId73" o:title="eqIdacc290b44635265137fdf13146b6a6d9"/>
-          </v:shape>
-          <o:OLEObject Type="Embed" ProgID="Equation.DSMT4" ShapeID="_x0000_i1056" DrawAspect="Content" ObjectID="_1843785658" r:id="rId74"/>
+            <v:imagedata r:id="rId74" o:title="eqIdacc290b44635265137fdf13146b6a6d9"/>
+          </v:shape>
+          <o:OLEObject Type="Embed" ProgID="Equation.DSMT4" ShapeID="_x0000_i1056" DrawAspect="Content" ObjectID="_1843851921" r:id="rId75"/>
         </w:object>
       </w:r>
       <w:r>
@@ -1859,9 +1868,9 @@
       <w:r>
         <w:object w:dxaOrig="352" w:dyaOrig="247" w14:anchorId="77F66CE6">
           <v:shape id="_x0000_i1057" type="#_x0000_t75" alt="eqId0dc5c9827dfd0be5a9c85962d6ccbfb1" style="width:17.4pt;height:12.6pt" o:ole="">
-            <v:imagedata r:id="rId75" o:title="eqId0dc5c9827dfd0be5a9c85962d6ccbfb1"/>
-          </v:shape>
-          <o:OLEObject Type="Embed" ProgID="Equation.DSMT4" ShapeID="_x0000_i1057" DrawAspect="Content" ObjectID="_1843785659" r:id="rId76"/>
+            <v:imagedata r:id="rId76" o:title="eqId0dc5c9827dfd0be5a9c85962d6ccbfb1"/>
+          </v:shape>
+          <o:OLEObject Type="Embed" ProgID="Equation.DSMT4" ShapeID="_x0000_i1057" DrawAspect="Content" ObjectID="_1843851922" r:id="rId77"/>
         </w:object>
       </w:r>
       <w:proofErr w:type="gramStart"/>
@@ -1875,9 +1884,9 @@
       <w:r>
         <w:object w:dxaOrig="211" w:dyaOrig="224" w14:anchorId="43BC999B">
           <v:shape id="_x0000_i1058" type="#_x0000_t75" alt="eqId5963abe8f421bd99a2aaa94831a951e9" style="width:10.8pt;height:11.4pt" o:ole="">
-            <v:imagedata r:id="rId77" o:title="eqId5963abe8f421bd99a2aaa94831a951e9"/>
-          </v:shape>
-          <o:OLEObject Type="Embed" ProgID="Equation.DSMT4" ShapeID="_x0000_i1058" DrawAspect="Content" ObjectID="_1843785660" r:id="rId78"/>
+            <v:imagedata r:id="rId78" o:title="eqId5963abe8f421bd99a2aaa94831a951e9"/>
+          </v:shape>
+          <o:OLEObject Type="Embed" ProgID="Equation.DSMT4" ShapeID="_x0000_i1058" DrawAspect="Content" ObjectID="_1843851923" r:id="rId79"/>
         </w:object>
       </w:r>
       <w:r>
@@ -1886,9 +1895,9 @@
       <w:r>
         <w:object w:dxaOrig="281" w:dyaOrig="228" w14:anchorId="355DB86F">
           <v:shape id="_x0000_i1059" type="#_x0000_t75" alt="eqIdac047e91852b91af639feec23a9598b2" style="width:13.8pt;height:11.4pt" o:ole="">
-            <v:imagedata r:id="rId66" o:title="eqIdac047e91852b91af639feec23a9598b2"/>
-          </v:shape>
-          <o:OLEObject Type="Embed" ProgID="Equation.DSMT4" ShapeID="_x0000_i1059" DrawAspect="Content" ObjectID="_1843785661" r:id="rId79"/>
+            <v:imagedata r:id="rId67" o:title="eqIdac047e91852b91af639feec23a9598b2"/>
+          </v:shape>
+          <o:OLEObject Type="Embed" ProgID="Equation.DSMT4" ShapeID="_x0000_i1059" DrawAspect="Content" ObjectID="_1843851924" r:id="rId80"/>
         </w:object>
       </w:r>
       <w:r>
@@ -1897,9 +1906,9 @@
       <w:r>
         <w:object w:dxaOrig="281" w:dyaOrig="228" w14:anchorId="67794E18">
           <v:shape id="_x0000_i1060" type="#_x0000_t75" alt="eqIdac047e91852b91af639feec23a9598b2" style="width:13.8pt;height:11.4pt" o:ole="">
-            <v:imagedata r:id="rId66" o:title="eqIdac047e91852b91af639feec23a9598b2"/>
-          </v:shape>
-          <o:OLEObject Type="Embed" ProgID="Equation.DSMT4" ShapeID="_x0000_i1060" DrawAspect="Content" ObjectID="_1843785662" r:id="rId80"/>
+            <v:imagedata r:id="rId67" o:title="eqIdac047e91852b91af639feec23a9598b2"/>
+          </v:shape>
+          <o:OLEObject Type="Embed" ProgID="Equation.DSMT4" ShapeID="_x0000_i1060" DrawAspect="Content" ObjectID="_1843851925" r:id="rId81"/>
         </w:object>
       </w:r>
       <w:r>
@@ -1908,9 +1917,9 @@
       <w:r>
         <w:object w:dxaOrig="211" w:dyaOrig="224" w14:anchorId="33B5CB68">
           <v:shape id="_x0000_i1061" type="#_x0000_t75" alt="eqIddad2a36927223bd70f426ba06aea4b45" style="width:10.8pt;height:11.4pt" o:ole="">
-            <v:imagedata r:id="rId57" o:title="eqIddad2a36927223bd70f426ba06aea4b45"/>
-          </v:shape>
-          <o:OLEObject Type="Embed" ProgID="Equation.DSMT4" ShapeID="_x0000_i1061" DrawAspect="Content" ObjectID="_1843785663" r:id="rId81"/>
+            <v:imagedata r:id="rId58" o:title="eqIddad2a36927223bd70f426ba06aea4b45"/>
+          </v:shape>
+          <o:OLEObject Type="Embed" ProgID="Equation.DSMT4" ShapeID="_x0000_i1061" DrawAspect="Content" ObjectID="_1843851926" r:id="rId82"/>
         </w:object>
       </w:r>
       <w:r>
@@ -1919,9 +1928,9 @@
       <w:r>
         <w:object w:dxaOrig="211" w:dyaOrig="224" w14:anchorId="604922B4">
           <v:shape id="_x0000_i1062" type="#_x0000_t75" alt="eqId7f9e8449aad35c5d840a3395ea86df6d" style="width:10.8pt;height:11.4pt" o:ole="">
-            <v:imagedata r:id="rId82" o:title="eqId7f9e8449aad35c5d840a3395ea86df6d"/>
-          </v:shape>
-          <o:OLEObject Type="Embed" ProgID="Equation.DSMT4" ShapeID="_x0000_i1062" DrawAspect="Content" ObjectID="_1843785664" r:id="rId83"/>
+            <v:imagedata r:id="rId83" o:title="eqId7f9e8449aad35c5d840a3395ea86df6d"/>
+          </v:shape>
+          <o:OLEObject Type="Embed" ProgID="Equation.DSMT4" ShapeID="_x0000_i1062" DrawAspect="Content" ObjectID="_1843851927" r:id="rId84"/>
         </w:object>
       </w:r>
       <w:r>
@@ -1936,9 +1945,9 @@
       <w:r>
         <w:object w:dxaOrig="211" w:dyaOrig="250" w14:anchorId="70C54FFE">
           <v:shape id="_x0000_i1063" type="#_x0000_t75" alt="eqIdc5db41a1f31d6baee7c69990811edb9f" style="width:10.8pt;height:12.6pt" o:ole="">
-            <v:imagedata r:id="rId84" o:title="eqIdc5db41a1f31d6baee7c69990811edb9f"/>
-          </v:shape>
-          <o:OLEObject Type="Embed" ProgID="Equation.DSMT4" ShapeID="_x0000_i1063" DrawAspect="Content" ObjectID="_1843785665" r:id="rId85"/>
+            <v:imagedata r:id="rId85" o:title="eqIdc5db41a1f31d6baee7c69990811edb9f"/>
+          </v:shape>
+          <o:OLEObject Type="Embed" ProgID="Equation.DSMT4" ShapeID="_x0000_i1063" DrawAspect="Content" ObjectID="_1843851928" r:id="rId86"/>
         </w:object>
       </w:r>
       <w:r>
@@ -1982,7 +1991,7 @@
                     </pic:cNvPicPr>
                   </pic:nvPicPr>
                   <pic:blipFill>
-                    <a:blip r:embed="rId86"/>
+                    <a:blip r:embed="rId87"/>
                     <a:stretch>
                       <a:fillRect/>
                     </a:stretch>
@@ -2022,9 +2031,9 @@
       <w:r>
         <w:object w:dxaOrig="246" w:dyaOrig="246" w14:anchorId="1B555394">
           <v:shape id="_x0000_i1064" type="#_x0000_t75" alt="eqId54a5d7d3b6b63fe5c24c3907b7a8eaa3" style="width:12.6pt;height:12.6pt" o:ole="">
-            <v:imagedata r:id="rId68" o:title="eqId54a5d7d3b6b63fe5c24c3907b7a8eaa3"/>
-          </v:shape>
-          <o:OLEObject Type="Embed" ProgID="Equation.DSMT4" ShapeID="_x0000_i1064" DrawAspect="Content" ObjectID="_1843785666" r:id="rId87"/>
+            <v:imagedata r:id="rId69" o:title="eqId54a5d7d3b6b63fe5c24c3907b7a8eaa3"/>
+          </v:shape>
+          <o:OLEObject Type="Embed" ProgID="Equation.DSMT4" ShapeID="_x0000_i1064" DrawAspect="Content" ObjectID="_1843851929" r:id="rId88"/>
         </w:object>
       </w:r>
       <w:r>
@@ -2033,9 +2042,9 @@
       <w:r>
         <w:object w:dxaOrig="211" w:dyaOrig="224" w14:anchorId="337427DD">
           <v:shape id="_x0000_i1065" type="#_x0000_t75" alt="eqIddad2a36927223bd70f426ba06aea4b45" style="width:10.8pt;height:11.4pt" o:ole="">
-            <v:imagedata r:id="rId57" o:title="eqIddad2a36927223bd70f426ba06aea4b45"/>
-          </v:shape>
-          <o:OLEObject Type="Embed" ProgID="Equation.DSMT4" ShapeID="_x0000_i1065" DrawAspect="Content" ObjectID="_1843785667" r:id="rId88"/>
+            <v:imagedata r:id="rId58" o:title="eqIddad2a36927223bd70f426ba06aea4b45"/>
+          </v:shape>
+          <o:OLEObject Type="Embed" ProgID="Equation.DSMT4" ShapeID="_x0000_i1065" DrawAspect="Content" ObjectID="_1843851930" r:id="rId89"/>
         </w:object>
       </w:r>
       <w:r>
@@ -2051,9 +2060,9 @@
       <w:r>
         <w:object w:dxaOrig="281" w:dyaOrig="228" w14:anchorId="0A2A0DA0">
           <v:shape id="_x0000_i1066" type="#_x0000_t75" alt="eqIdac047e91852b91af639feec23a9598b2" style="width:13.8pt;height:11.4pt" o:ole="">
-            <v:imagedata r:id="rId66" o:title="eqIdac047e91852b91af639feec23a9598b2"/>
-          </v:shape>
-          <o:OLEObject Type="Embed" ProgID="Equation.DSMT4" ShapeID="_x0000_i1066" DrawAspect="Content" ObjectID="_1843785668" r:id="rId89"/>
+            <v:imagedata r:id="rId67" o:title="eqIdac047e91852b91af639feec23a9598b2"/>
+          </v:shape>
+          <o:OLEObject Type="Embed" ProgID="Equation.DSMT4" ShapeID="_x0000_i1066" DrawAspect="Content" ObjectID="_1843851931" r:id="rId90"/>
         </w:object>
       </w:r>
       <w:r>
@@ -2062,9 +2071,9 @@
       <w:r>
         <w:object w:dxaOrig="281" w:dyaOrig="228" w14:anchorId="0A59596B">
           <v:shape id="_x0000_i1067" type="#_x0000_t75" alt="eqId274a9dc37509f01c2606fb3086a46f4f" style="width:13.8pt;height:11.4pt" o:ole="">
-            <v:imagedata r:id="rId90" o:title="eqId274a9dc37509f01c2606fb3086a46f4f"/>
-          </v:shape>
-          <o:OLEObject Type="Embed" ProgID="Equation.DSMT4" ShapeID="_x0000_i1067" DrawAspect="Content" ObjectID="_1843785669" r:id="rId91"/>
+            <v:imagedata r:id="rId91" o:title="eqId274a9dc37509f01c2606fb3086a46f4f"/>
+          </v:shape>
+          <o:OLEObject Type="Embed" ProgID="Equation.DSMT4" ShapeID="_x0000_i1067" DrawAspect="Content" ObjectID="_1843851932" r:id="rId92"/>
         </w:object>
       </w:r>
       <w:r>
@@ -2090,9 +2099,9 @@
       <w:r>
         <w:object w:dxaOrig="211" w:dyaOrig="224" w14:anchorId="20C80A61">
           <v:shape id="_x0000_i1068" type="#_x0000_t75" alt="eqId5963abe8f421bd99a2aaa94831a951e9" style="width:10.8pt;height:11.4pt" o:ole="">
-            <v:imagedata r:id="rId77" o:title="eqId5963abe8f421bd99a2aaa94831a951e9"/>
-          </v:shape>
-          <o:OLEObject Type="Embed" ProgID="Equation.DSMT4" ShapeID="_x0000_i1068" DrawAspect="Content" ObjectID="_1843785670" r:id="rId92"/>
+            <v:imagedata r:id="rId78" o:title="eqId5963abe8f421bd99a2aaa94831a951e9"/>
+          </v:shape>
+          <o:OLEObject Type="Embed" ProgID="Equation.DSMT4" ShapeID="_x0000_i1068" DrawAspect="Content" ObjectID="_1843851933" r:id="rId93"/>
         </w:object>
       </w:r>
       <w:r>
@@ -2101,9 +2110,9 @@
       <w:r>
         <w:object w:dxaOrig="281" w:dyaOrig="228" w14:anchorId="35430108">
           <v:shape id="_x0000_i1069" type="#_x0000_t75" alt="eqIdac047e91852b91af639feec23a9598b2" style="width:13.8pt;height:11.4pt" o:ole="">
-            <v:imagedata r:id="rId66" o:title="eqIdac047e91852b91af639feec23a9598b2"/>
-          </v:shape>
-          <o:OLEObject Type="Embed" ProgID="Equation.DSMT4" ShapeID="_x0000_i1069" DrawAspect="Content" ObjectID="_1843785671" r:id="rId93"/>
+            <v:imagedata r:id="rId67" o:title="eqIdac047e91852b91af639feec23a9598b2"/>
+          </v:shape>
+          <o:OLEObject Type="Embed" ProgID="Equation.DSMT4" ShapeID="_x0000_i1069" DrawAspect="Content" ObjectID="_1843851934" r:id="rId94"/>
         </w:object>
       </w:r>
       <w:r>
@@ -2112,9 +2121,9 @@
       <w:r>
         <w:object w:dxaOrig="264" w:dyaOrig="224" w14:anchorId="668B68EB">
           <v:shape id="_x0000_i1070" type="#_x0000_t75" alt="eqIdacbc6a613224461ade69362d46550474" style="width:13.2pt;height:11.4pt" o:ole="">
-            <v:imagedata r:id="rId94" o:title="eqIdacbc6a613224461ade69362d46550474"/>
-          </v:shape>
-          <o:OLEObject Type="Embed" ProgID="Equation.DSMT4" ShapeID="_x0000_i1070" DrawAspect="Content" ObjectID="_1843785672" r:id="rId95"/>
+            <v:imagedata r:id="rId95" o:title="eqIdacbc6a613224461ade69362d46550474"/>
+          </v:shape>
+          <o:OLEObject Type="Embed" ProgID="Equation.DSMT4" ShapeID="_x0000_i1070" DrawAspect="Content" ObjectID="_1843851935" r:id="rId96"/>
         </w:object>
       </w:r>
       <w:r>
@@ -2138,9 +2147,9 @@
       <w:r>
         <w:object w:dxaOrig="1003" w:dyaOrig="330" w14:anchorId="0D44F77C">
           <v:shape id="_x0000_i1071" type="#_x0000_t75" alt="eqId7515222c27828bc27a49a0aa3493b9dc" style="width:50.4pt;height:16.8pt" o:ole="">
-            <v:imagedata r:id="rId96" o:title="eqId7515222c27828bc27a49a0aa3493b9dc"/>
-          </v:shape>
-          <o:OLEObject Type="Embed" ProgID="Equation.DSMT4" ShapeID="_x0000_i1071" DrawAspect="Content" ObjectID="_1843785673" r:id="rId97"/>
+            <v:imagedata r:id="rId97" o:title="eqId7515222c27828bc27a49a0aa3493b9dc"/>
+          </v:shape>
+          <o:OLEObject Type="Embed" ProgID="Equation.DSMT4" ShapeID="_x0000_i1071" DrawAspect="Content" ObjectID="_1843851936" r:id="rId98"/>
         </w:object>
       </w:r>
     </w:p>
@@ -2191,9 +2200,9 @@
       <w:r>
         <w:object w:dxaOrig="211" w:dyaOrig="250" w14:anchorId="29D70A0B">
           <v:shape id="_x0000_i1072" type="#_x0000_t75" alt="eqId1dde8112e8eb968fd042418dd632759e" style="width:10.8pt;height:12.6pt" o:ole="">
-            <v:imagedata r:id="rId98" o:title="eqId1dde8112e8eb968fd042418dd632759e"/>
-          </v:shape>
-          <o:OLEObject Type="Embed" ProgID="Equation.DSMT4" ShapeID="_x0000_i1072" DrawAspect="Content" ObjectID="_1843785674" r:id="rId99"/>
+            <v:imagedata r:id="rId99" o:title="eqId1dde8112e8eb968fd042418dd632759e"/>
+          </v:shape>
+          <o:OLEObject Type="Embed" ProgID="Equation.DSMT4" ShapeID="_x0000_i1072" DrawAspect="Content" ObjectID="_1843851937" r:id="rId100"/>
         </w:object>
       </w:r>
       <w:r>
@@ -2202,9 +2211,9 @@
       <w:r>
         <w:object w:dxaOrig="211" w:dyaOrig="224" w14:anchorId="39A9121A">
           <v:shape id="_x0000_i1073" type="#_x0000_t75" alt="eqId5963abe8f421bd99a2aaa94831a951e9" style="width:10.8pt;height:11.4pt" o:ole="">
-            <v:imagedata r:id="rId77" o:title="eqId5963abe8f421bd99a2aaa94831a951e9"/>
-          </v:shape>
-          <o:OLEObject Type="Embed" ProgID="Equation.DSMT4" ShapeID="_x0000_i1073" DrawAspect="Content" ObjectID="_1843785675" r:id="rId100"/>
+            <v:imagedata r:id="rId78" o:title="eqId5963abe8f421bd99a2aaa94831a951e9"/>
+          </v:shape>
+          <o:OLEObject Type="Embed" ProgID="Equation.DSMT4" ShapeID="_x0000_i1073" DrawAspect="Content" ObjectID="_1843851938" r:id="rId101"/>
         </w:object>
       </w:r>
       <w:r>
@@ -2213,9 +2222,9 @@
       <w:r>
         <w:object w:dxaOrig="211" w:dyaOrig="224" w14:anchorId="26283B93">
           <v:shape id="_x0000_i1074" type="#_x0000_t75" alt="eqId7f9e8449aad35c5d840a3395ea86df6d" style="width:10.8pt;height:11.4pt" o:ole="">
-            <v:imagedata r:id="rId82" o:title="eqId7f9e8449aad35c5d840a3395ea86df6d"/>
-          </v:shape>
-          <o:OLEObject Type="Embed" ProgID="Equation.DSMT4" ShapeID="_x0000_i1074" DrawAspect="Content" ObjectID="_1843785676" r:id="rId101"/>
+            <v:imagedata r:id="rId83" o:title="eqId7f9e8449aad35c5d840a3395ea86df6d"/>
+          </v:shape>
+          <o:OLEObject Type="Embed" ProgID="Equation.DSMT4" ShapeID="_x0000_i1074" DrawAspect="Content" ObjectID="_1843851939" r:id="rId102"/>
         </w:object>
       </w:r>
       <w:r>
@@ -2224,9 +2233,9 @@
       <w:r>
         <w:object w:dxaOrig="211" w:dyaOrig="250" w14:anchorId="70823EDB">
           <v:shape id="_x0000_i1075" type="#_x0000_t75" alt="eqIdc5db41a1f31d6baee7c69990811edb9f" style="width:10.8pt;height:12.6pt" o:ole="">
-            <v:imagedata r:id="rId84" o:title="eqIdc5db41a1f31d6baee7c69990811edb9f"/>
-          </v:shape>
-          <o:OLEObject Type="Embed" ProgID="Equation.DSMT4" ShapeID="_x0000_i1075" DrawAspect="Content" ObjectID="_1843785677" r:id="rId102"/>
+            <v:imagedata r:id="rId85" o:title="eqIdc5db41a1f31d6baee7c69990811edb9f"/>
+          </v:shape>
+          <o:OLEObject Type="Embed" ProgID="Equation.DSMT4" ShapeID="_x0000_i1075" DrawAspect="Content" ObjectID="_1843851940" r:id="rId103"/>
         </w:object>
       </w:r>
       <w:r>
@@ -2235,9 +2244,9 @@
       <w:r>
         <w:object w:dxaOrig="176" w:dyaOrig="216" w14:anchorId="4FB24A33">
           <v:shape id="_x0000_i1076" type="#_x0000_t75" alt="eqId276509f01529d982ab21e479a4619268" style="width:9pt;height:10.8pt" o:ole="">
-            <v:imagedata r:id="rId103" o:title="eqId276509f01529d982ab21e479a4619268"/>
-          </v:shape>
-          <o:OLEObject Type="Embed" ProgID="Equation.DSMT4" ShapeID="_x0000_i1076" DrawAspect="Content" ObjectID="_1843785678" r:id="rId104"/>
+            <v:imagedata r:id="rId104" o:title="eqId276509f01529d982ab21e479a4619268"/>
+          </v:shape>
+          <o:OLEObject Type="Embed" ProgID="Equation.DSMT4" ShapeID="_x0000_i1076" DrawAspect="Content" ObjectID="_1843851941" r:id="rId105"/>
         </w:object>
       </w:r>
       <w:r>
@@ -2335,7 +2344,7 @@
                     </pic:cNvPicPr>
                   </pic:nvPicPr>
                   <pic:blipFill>
-                    <a:blip r:embed="rId105"/>
+                    <a:blip r:embed="rId106"/>
                     <a:stretch>
                       <a:fillRect/>
                     </a:stretch>
@@ -2437,9 +2446,9 @@
       <w:r>
         <w:object w:dxaOrig="211" w:dyaOrig="250" w14:anchorId="3A8A697D">
           <v:shape id="_x0000_i1077" type="#_x0000_t75" alt="eqId1dde8112e8eb968fd042418dd632759e" style="width:10.8pt;height:12.6pt" o:ole="">
-            <v:imagedata r:id="rId98" o:title="eqId1dde8112e8eb968fd042418dd632759e"/>
-          </v:shape>
-          <o:OLEObject Type="Embed" ProgID="Equation.DSMT4" ShapeID="_x0000_i1077" DrawAspect="Content" ObjectID="_1843785679" r:id="rId106"/>
+            <v:imagedata r:id="rId99" o:title="eqId1dde8112e8eb968fd042418dd632759e"/>
+          </v:shape>
+          <o:OLEObject Type="Embed" ProgID="Equation.DSMT4" ShapeID="_x0000_i1077" DrawAspect="Content" ObjectID="_1843851942" r:id="rId107"/>
         </w:object>
       </w:r>
       <w:r>
@@ -2448,9 +2457,9 @@
       <w:r>
         <w:object w:dxaOrig="211" w:dyaOrig="224" w14:anchorId="6AFDC483">
           <v:shape id="_x0000_i1078" type="#_x0000_t75" alt="eqId7f9e8449aad35c5d840a3395ea86df6d" style="width:10.8pt;height:11.4pt" o:ole="">
-            <v:imagedata r:id="rId82" o:title="eqId7f9e8449aad35c5d840a3395ea86df6d"/>
-          </v:shape>
-          <o:OLEObject Type="Embed" ProgID="Equation.DSMT4" ShapeID="_x0000_i1078" DrawAspect="Content" ObjectID="_1843785680" r:id="rId107"/>
+            <v:imagedata r:id="rId83" o:title="eqId7f9e8449aad35c5d840a3395ea86df6d"/>
+          </v:shape>
+          <o:OLEObject Type="Embed" ProgID="Equation.DSMT4" ShapeID="_x0000_i1078" DrawAspect="Content" ObjectID="_1843851943" r:id="rId108"/>
         </w:object>
       </w:r>
       <w:r>
@@ -2459,9 +2468,9 @@
       <w:r>
         <w:object w:dxaOrig="598" w:dyaOrig="332" w14:anchorId="2468C935">
           <v:shape id="_x0000_i1079" type="#_x0000_t75" alt="eqId62ef11492ef6c679619f50747525eab8" style="width:30pt;height:16.8pt" o:ole="">
-            <v:imagedata r:id="rId108" o:title="eqId62ef11492ef6c679619f50747525eab8"/>
-          </v:shape>
-          <o:OLEObject Type="Embed" ProgID="Equation.DSMT4" ShapeID="_x0000_i1079" DrawAspect="Content" ObjectID="_1843785681" r:id="rId109"/>
+            <v:imagedata r:id="rId109" o:title="eqId62ef11492ef6c679619f50747525eab8"/>
+          </v:shape>
+          <o:OLEObject Type="Embed" ProgID="Equation.DSMT4" ShapeID="_x0000_i1079" DrawAspect="Content" ObjectID="_1843851944" r:id="rId110"/>
         </w:object>
       </w:r>
       <w:r>
@@ -2479,9 +2488,9 @@
       <w:r>
         <w:object w:dxaOrig="581" w:dyaOrig="317" w14:anchorId="62FBB438">
           <v:shape id="_x0000_i1080" type="#_x0000_t75" alt="eqIdaddb4f97d8216f3ed5581efea34c9f9f" style="width:28.8pt;height:15.6pt" o:ole="">
-            <v:imagedata r:id="rId110" o:title="eqIdaddb4f97d8216f3ed5581efea34c9f9f"/>
-          </v:shape>
-          <o:OLEObject Type="Embed" ProgID="Equation.DSMT4" ShapeID="_x0000_i1080" DrawAspect="Content" ObjectID="_1843785682" r:id="rId111"/>
+            <v:imagedata r:id="rId111" o:title="eqIdaddb4f97d8216f3ed5581efea34c9f9f"/>
+          </v:shape>
+          <o:OLEObject Type="Embed" ProgID="Equation.DSMT4" ShapeID="_x0000_i1080" DrawAspect="Content" ObjectID="_1843851945" r:id="rId112"/>
         </w:object>
       </w:r>
       <w:r>
@@ -2518,9 +2527,9 @@
       <w:r>
         <w:object w:dxaOrig="2218" w:dyaOrig="700" w14:anchorId="6D3DAA7F">
           <v:shape id="_x0000_i1081" type="#_x0000_t75" alt="eqIde3b97ac7e1904328d79588b275eaf69d" style="width:111pt;height:34.8pt" o:ole="">
-            <v:imagedata r:id="rId112" o:title="eqIde3b97ac7e1904328d79588b275eaf69d"/>
-          </v:shape>
-          <o:OLEObject Type="Embed" ProgID="Equation.DSMT4" ShapeID="_x0000_i1081" DrawAspect="Content" ObjectID="_1843785683" r:id="rId113"/>
+            <v:imagedata r:id="rId113" o:title="eqIde3b97ac7e1904328d79588b275eaf69d"/>
+          </v:shape>
+          <o:OLEObject Type="Embed" ProgID="Equation.DSMT4" ShapeID="_x0000_i1081" DrawAspect="Content" ObjectID="_1843851946" r:id="rId114"/>
         </w:object>
       </w:r>
       <w:r>
@@ -2538,9 +2547,9 @@
       <w:r>
         <w:object w:dxaOrig="405" w:dyaOrig="326" w14:anchorId="71C2C863">
           <v:shape id="_x0000_i1082" type="#_x0000_t75" alt="eqIdbf1d38cbb5110e8f1f8c98b6c16b6626" style="width:20.4pt;height:16.2pt" o:ole="">
-            <v:imagedata r:id="rId114" o:title="eqIdbf1d38cbb5110e8f1f8c98b6c16b6626"/>
-          </v:shape>
-          <o:OLEObject Type="Embed" ProgID="Equation.DSMT4" ShapeID="_x0000_i1082" DrawAspect="Content" ObjectID="_1843785684" r:id="rId115"/>
+            <v:imagedata r:id="rId115" o:title="eqIdbf1d38cbb5110e8f1f8c98b6c16b6626"/>
+          </v:shape>
+          <o:OLEObject Type="Embed" ProgID="Equation.DSMT4" ShapeID="_x0000_i1082" DrawAspect="Content" ObjectID="_1843851947" r:id="rId116"/>
         </w:object>
       </w:r>
       <w:r>
@@ -2549,9 +2558,9 @@
       <w:r>
         <w:object w:dxaOrig="387" w:dyaOrig="320" w14:anchorId="588E80B7">
           <v:shape id="_x0000_i1083" type="#_x0000_t75" alt="eqIdbfb18f0cd5ef0d578e42691b302e70fa" style="width:19.2pt;height:16.2pt" o:ole="">
-            <v:imagedata r:id="rId116" o:title="eqIdbfb18f0cd5ef0d578e42691b302e70fa"/>
-          </v:shape>
-          <o:OLEObject Type="Embed" ProgID="Equation.DSMT4" ShapeID="_x0000_i1083" DrawAspect="Content" ObjectID="_1843785685" r:id="rId117"/>
+            <v:imagedata r:id="rId117" o:title="eqIdbfb18f0cd5ef0d578e42691b302e70fa"/>
+          </v:shape>
+          <o:OLEObject Type="Embed" ProgID="Equation.DSMT4" ShapeID="_x0000_i1083" DrawAspect="Content" ObjectID="_1843851948" r:id="rId118"/>
         </w:object>
       </w:r>
       <w:r>
@@ -2602,7 +2611,7 @@
                     </pic:cNvPicPr>
                   </pic:nvPicPr>
                   <pic:blipFill>
-                    <a:blip r:embed="rId118"/>
+                    <a:blip r:embed="rId119"/>
                     <a:stretch>
                       <a:fillRect/>
                     </a:stretch>
@@ -2746,9 +2755,9 @@
       <w:r>
         <w:object w:dxaOrig="1936" w:dyaOrig="316" w14:anchorId="43615B3A">
           <v:shape id="_x0000_i1084" type="#_x0000_t75" alt="eqIdd91a621eb1e546043a2e32aaf2588f1c" style="width:96.6pt;height:15.6pt" o:ole="">
-            <v:imagedata r:id="rId119" o:title="eqIdd91a621eb1e546043a2e32aaf2588f1c"/>
-          </v:shape>
-          <o:OLEObject Type="Embed" ProgID="Equation.DSMT4" ShapeID="_x0000_i1084" DrawAspect="Content" ObjectID="_1843785686" r:id="rId120"/>
+            <v:imagedata r:id="rId120" o:title="eqIdd91a621eb1e546043a2e32aaf2588f1c"/>
+          </v:shape>
+          <o:OLEObject Type="Embed" ProgID="Equation.DSMT4" ShapeID="_x0000_i1084" DrawAspect="Content" ObjectID="_1843851949" r:id="rId121"/>
         </w:object>
       </w:r>
       <w:r>
@@ -2757,9 +2766,9 @@
       <w:r>
         <w:object w:dxaOrig="2341" w:dyaOrig="317" w14:anchorId="08F5878E">
           <v:shape id="_x0000_i1085" type="#_x0000_t75" alt="eqId5dd0e5057e9ad5d1ad69301addf5bc94" style="width:117pt;height:15.6pt" o:ole="">
-            <v:imagedata r:id="rId121" o:title="eqId5dd0e5057e9ad5d1ad69301addf5bc94"/>
-          </v:shape>
-          <o:OLEObject Type="Embed" ProgID="Equation.DSMT4" ShapeID="_x0000_i1085" DrawAspect="Content" ObjectID="_1843785687" r:id="rId122"/>
+            <v:imagedata r:id="rId122" o:title="eqId5dd0e5057e9ad5d1ad69301addf5bc94"/>
+          </v:shape>
+          <o:OLEObject Type="Embed" ProgID="Equation.DSMT4" ShapeID="_x0000_i1085" DrawAspect="Content" ObjectID="_1843851950" r:id="rId123"/>
         </w:object>
       </w:r>
       <w:r>
@@ -2783,9 +2792,9 @@
       <w:r>
         <w:object w:dxaOrig="387" w:dyaOrig="320" w14:anchorId="4E5E1100">
           <v:shape id="_x0000_i1086" type="#_x0000_t75" alt="eqIdcced7f9afa372cf4440e9058b96f5d8e" style="width:19.2pt;height:16.2pt" o:ole="">
-            <v:imagedata r:id="rId123" o:title="eqIdcced7f9afa372cf4440e9058b96f5d8e"/>
-          </v:shape>
-          <o:OLEObject Type="Embed" ProgID="Equation.DSMT4" ShapeID="_x0000_i1086" DrawAspect="Content" ObjectID="_1843785688" r:id="rId124"/>
+            <v:imagedata r:id="rId124" o:title="eqIdcced7f9afa372cf4440e9058b96f5d8e"/>
+          </v:shape>
+          <o:OLEObject Type="Embed" ProgID="Equation.DSMT4" ShapeID="_x0000_i1086" DrawAspect="Content" ObjectID="_1843851951" r:id="rId125"/>
         </w:object>
       </w:r>
       <w:r>
@@ -2819,9 +2828,9 @@
       <w:r>
         <w:object w:dxaOrig="528" w:dyaOrig="277" w14:anchorId="09BF129B">
           <v:shape id="_x0000_i1087" type="#_x0000_t75" alt="eqId92bd5dcde1a28ae3bfc00270b336175f" style="width:26.4pt;height:13.8pt" o:ole="">
-            <v:imagedata r:id="rId125" o:title="eqId92bd5dcde1a28ae3bfc00270b336175f"/>
-          </v:shape>
-          <o:OLEObject Type="Embed" ProgID="Equation.DSMT4" ShapeID="_x0000_i1087" DrawAspect="Content" ObjectID="_1843785689" r:id="rId126"/>
+            <v:imagedata r:id="rId126" o:title="eqId92bd5dcde1a28ae3bfc00270b336175f"/>
+          </v:shape>
+          <o:OLEObject Type="Embed" ProgID="Equation.DSMT4" ShapeID="_x0000_i1087" DrawAspect="Content" ObjectID="_1843851952" r:id="rId127"/>
         </w:object>
       </w:r>
       <w:r>
@@ -2959,9 +2968,9 @@
       <w:r>
         <w:object w:dxaOrig="616" w:dyaOrig="537" w14:anchorId="0239837A">
           <v:shape id="_x0000_i1088" type="#_x0000_t75" alt="eqId989ae99a306a4b3bf8f13b57bb3b3302" style="width:30.6pt;height:27pt" o:ole="">
-            <v:imagedata r:id="rId127" o:title="eqId989ae99a306a4b3bf8f13b57bb3b3302"/>
-          </v:shape>
-          <o:OLEObject Type="Embed" ProgID="Equation.DSMT4" ShapeID="_x0000_i1088" DrawAspect="Content" ObjectID="_1843785690" r:id="rId128"/>
+            <v:imagedata r:id="rId128" o:title="eqId989ae99a306a4b3bf8f13b57bb3b3302"/>
+          </v:shape>
+          <o:OLEObject Type="Embed" ProgID="Equation.DSMT4" ShapeID="_x0000_i1088" DrawAspect="Content" ObjectID="_1843851953" r:id="rId129"/>
         </w:object>
       </w:r>
       <w:r>
@@ -3004,9 +3013,6 @@
         <w:spacing w:line="360" w:lineRule="auto"/>
         <w:jc w:val="left"/>
         <w:textAlignment w:val="center"/>
-        <w:rPr>
-          <w:rFonts w:hint="eastAsia"/>
-        </w:rPr>
       </w:pPr>
       <w:r>
         <w:t>13</w:t>
@@ -3017,9 +3023,9 @@
       <w:r>
         <w:object w:dxaOrig="862" w:dyaOrig="279" w14:anchorId="73759784">
           <v:shape id="_x0000_i1089" type="#_x0000_t75" alt="eqId26d5093d9cdaacb72835d2b6ecddd73a" style="width:43.2pt;height:13.8pt" o:ole="">
-            <v:imagedata r:id="rId129" o:title="eqId26d5093d9cdaacb72835d2b6ecddd73a"/>
-          </v:shape>
-          <o:OLEObject Type="Embed" ProgID="Equation.DSMT4" ShapeID="_x0000_i1089" DrawAspect="Content" ObjectID="_1843785691" r:id="rId130"/>
+            <v:imagedata r:id="rId130" o:title="eqId26d5093d9cdaacb72835d2b6ecddd73a"/>
+          </v:shape>
+          <o:OLEObject Type="Embed" ProgID="Equation.DSMT4" ShapeID="_x0000_i1089" DrawAspect="Content" ObjectID="_1843851954" r:id="rId131"/>
         </w:object>
       </w:r>
       <w:r>
@@ -3036,9 +3042,9 @@
       <w:r>
         <w:object w:dxaOrig="686" w:dyaOrig="251" w14:anchorId="014285A4">
           <v:shape id="_x0000_i1090" type="#_x0000_t75" alt="eqId9d7b9d9bf0d5fc25c99170ab27fa4045" style="width:34.2pt;height:12.6pt" o:ole="">
-            <v:imagedata r:id="rId131" o:title="eqId9d7b9d9bf0d5fc25c99170ab27fa4045"/>
-          </v:shape>
-          <o:OLEObject Type="Embed" ProgID="Equation.DSMT4" ShapeID="_x0000_i1090" DrawAspect="Content" ObjectID="_1843785692" r:id="rId132"/>
+            <v:imagedata r:id="rId132" o:title="eqId9d7b9d9bf0d5fc25c99170ab27fa4045"/>
+          </v:shape>
+          <o:OLEObject Type="Embed" ProgID="Equation.DSMT4" ShapeID="_x0000_i1090" DrawAspect="Content" ObjectID="_1843851955" r:id="rId133"/>
         </w:object>
       </w:r>
       <w:r>
@@ -3053,9 +3059,9 @@
       <w:r>
         <w:object w:dxaOrig="774" w:dyaOrig="240" w14:anchorId="700D9128">
           <v:shape id="_x0000_i1091" type="#_x0000_t75" alt="eqId560cfe546787eb88e900290b1bd2e892" style="width:39pt;height:12pt" o:ole="">
-            <v:imagedata r:id="rId133" o:title="eqId560cfe546787eb88e900290b1bd2e892"/>
-          </v:shape>
-          <o:OLEObject Type="Embed" ProgID="Equation.DSMT4" ShapeID="_x0000_i1091" DrawAspect="Content" ObjectID="_1843785693" r:id="rId134"/>
+            <v:imagedata r:id="rId134" o:title="eqId560cfe546787eb88e900290b1bd2e892"/>
+          </v:shape>
+          <o:OLEObject Type="Embed" ProgID="Equation.DSMT4" ShapeID="_x0000_i1091" DrawAspect="Content" ObjectID="_1843851956" r:id="rId135"/>
         </w:object>
       </w:r>
       <w:r>
@@ -3074,9 +3080,9 @@
       <w:r>
         <w:object w:dxaOrig="721" w:dyaOrig="275" w14:anchorId="5386AEA8">
           <v:shape id="_x0000_i1092" type="#_x0000_t75" alt="eqIdbf189a86ac788e61722281a7b1ed7b8e" style="width:36pt;height:13.8pt" o:ole="">
-            <v:imagedata r:id="rId135" o:title="eqIdbf189a86ac788e61722281a7b1ed7b8e"/>
-          </v:shape>
-          <o:OLEObject Type="Embed" ProgID="Equation.DSMT4" ShapeID="_x0000_i1092" DrawAspect="Content" ObjectID="_1843785694" r:id="rId136"/>
+            <v:imagedata r:id="rId136" o:title="eqIdbf189a86ac788e61722281a7b1ed7b8e"/>
+          </v:shape>
+          <o:OLEObject Type="Embed" ProgID="Equation.DSMT4" ShapeID="_x0000_i1092" DrawAspect="Content" ObjectID="_1843851957" r:id="rId137"/>
         </w:object>
       </w:r>
       <w:r>
@@ -3156,173 +3162,33 @@
         <w:spacing w:line="360" w:lineRule="auto"/>
         <w:jc w:val="left"/>
         <w:textAlignment w:val="center"/>
+      </w:pPr>
+    </w:p>
+    <w:p>
+      <w:pPr>
+        <w:spacing w:line="360" w:lineRule="auto"/>
+        <w:jc w:val="left"/>
+        <w:textAlignment w:val="center"/>
+      </w:pPr>
+      <w:r>
         <w:rPr>
           <w:rFonts w:hint="eastAsia"/>
-        </w:rPr>
-      </w:pPr>
-    </w:p>
-    <w:p>
-      <w:pPr>
-        <w:spacing w:line="360" w:lineRule="auto"/>
-        <w:jc w:val="left"/>
-        <w:textAlignment w:val="center"/>
-      </w:pPr>
-      <w:r>
+          <w:noProof/>
+        </w:rPr>
         <w:lastRenderedPageBreak/>
-        <w:t>14</w:t>
-      </w:r>
-      <w:r>
-        <w:t>．轮滑水平训练场地的弯道部分如图所示，半圆弯道</w:t>
-      </w:r>
-      <w:r>
-        <w:object w:dxaOrig="211" w:dyaOrig="224" w14:anchorId="60E9617D">
-          <v:shape id="_x0000_i1093" type="#_x0000_t75" alt="eqId5963abe8f421bd99a2aaa94831a951e9" style="width:10.8pt;height:11.4pt" o:ole="">
-            <v:imagedata r:id="rId77" o:title="eqId5963abe8f421bd99a2aaa94831a951e9"/>
-          </v:shape>
-          <o:OLEObject Type="Embed" ProgID="Equation.DSMT4" ShapeID="_x0000_i1093" DrawAspect="Content" ObjectID="_1843785695" r:id="rId137"/>
-        </w:object>
-      </w:r>
-      <w:r>
-        <w:t>、</w:t>
-      </w:r>
-      <w:r>
-        <w:object w:dxaOrig="211" w:dyaOrig="224" w14:anchorId="744DF59D">
-          <v:shape id="_x0000_i1094" type="#_x0000_t75" alt="eqId7f9e8449aad35c5d840a3395ea86df6d" style="width:10.8pt;height:11.4pt" o:ole="">
-            <v:imagedata r:id="rId82" o:title="eqId7f9e8449aad35c5d840a3395ea86df6d"/>
-          </v:shape>
-          <o:OLEObject Type="Embed" ProgID="Equation.DSMT4" ShapeID="_x0000_i1094" DrawAspect="Content" ObjectID="_1843785696" r:id="rId138"/>
-        </w:object>
-      </w:r>
-      <w:r>
-        <w:t>和一段水平直道</w:t>
-      </w:r>
-      <w:r>
-        <w:object w:dxaOrig="404" w:dyaOrig="248" w14:anchorId="6DD475E1">
-          <v:shape id="_x0000_i1095" type="#_x0000_t75" alt="eqId411461db15ee8086332c531e086c40c7" style="width:20.4pt;height:12.6pt" o:ole="">
-            <v:imagedata r:id="rId139" o:title="eqId411461db15ee8086332c531e086c40c7"/>
-          </v:shape>
-          <o:OLEObject Type="Embed" ProgID="Equation.DSMT4" ShapeID="_x0000_i1095" DrawAspect="Content" ObjectID="_1843785697" r:id="rId140"/>
-        </w:object>
-      </w:r>
-      <w:r>
-        <w:t>均相切。已知半圆弯道</w:t>
-      </w:r>
-      <w:r>
-        <w:object w:dxaOrig="211" w:dyaOrig="224" w14:anchorId="0ABB1DAC">
-          <v:shape id="_x0000_i1096" type="#_x0000_t75" alt="eqId5963abe8f421bd99a2aaa94831a951e9" style="width:10.8pt;height:11.4pt" o:ole="">
-            <v:imagedata r:id="rId77" o:title="eqId5963abe8f421bd99a2aaa94831a951e9"/>
-          </v:shape>
-          <o:OLEObject Type="Embed" ProgID="Equation.DSMT4" ShapeID="_x0000_i1096" DrawAspect="Content" ObjectID="_1843785698" r:id="rId141"/>
-        </w:object>
-      </w:r>
-      <w:r>
-        <w:t>、</w:t>
-      </w:r>
-      <w:r>
-        <w:object w:dxaOrig="211" w:dyaOrig="224" w14:anchorId="476DF65F">
-          <v:shape id="_x0000_i1097" type="#_x0000_t75" alt="eqId7f9e8449aad35c5d840a3395ea86df6d" style="width:10.8pt;height:11.4pt" o:ole="">
-            <v:imagedata r:id="rId82" o:title="eqId7f9e8449aad35c5d840a3395ea86df6d"/>
-          </v:shape>
-          <o:OLEObject Type="Embed" ProgID="Equation.DSMT4" ShapeID="_x0000_i1097" DrawAspect="Content" ObjectID="_1843785699" r:id="rId142"/>
-        </w:object>
-      </w:r>
-      <w:r>
-        <w:t>的半径分别为</w:t>
-      </w:r>
-      <w:r>
-        <w:object w:dxaOrig="862" w:dyaOrig="320" w14:anchorId="60917EC4">
-          <v:shape id="_x0000_i1098" type="#_x0000_t75" alt="eqId80dc884c7072bf7d3ee86749ce552cac" style="width:43.2pt;height:16.2pt" o:ole="">
-            <v:imagedata r:id="rId143" o:title="eqId80dc884c7072bf7d3ee86749ce552cac"/>
-          </v:shape>
-          <o:OLEObject Type="Embed" ProgID="Equation.DSMT4" ShapeID="_x0000_i1098" DrawAspect="Content" ObjectID="_1843785700" r:id="rId144"/>
-        </w:object>
-      </w:r>
-      <w:r>
-        <w:t>、</w:t>
-      </w:r>
-      <w:r>
-        <w:object w:dxaOrig="915" w:dyaOrig="321" w14:anchorId="48B90064">
-          <v:shape id="_x0000_i1099" type="#_x0000_t75" alt="eqIda1b4c9b866e77cf98b0b12f2a9cca83a" style="width:45.6pt;height:16.2pt" o:ole="">
-            <v:imagedata r:id="rId145" o:title="eqIda1b4c9b866e77cf98b0b12f2a9cca83a"/>
-          </v:shape>
-          <o:OLEObject Type="Embed" ProgID="Equation.DSMT4" ShapeID="_x0000_i1099" DrawAspect="Content" ObjectID="_1843785701" r:id="rId146"/>
-        </w:object>
-      </w:r>
-      <w:r>
-        <w:t>。</w:t>
-      </w:r>
-      <w:proofErr w:type="gramStart"/>
-      <w:r>
-        <w:t>一</w:t>
-      </w:r>
-      <w:proofErr w:type="gramEnd"/>
-      <w:r>
-        <w:t>质量</w:t>
-      </w:r>
-      <w:r>
-        <w:object w:dxaOrig="897" w:dyaOrig="277" w14:anchorId="7C50D856">
-          <v:shape id="_x0000_i1100" type="#_x0000_t75" alt="eqId966041da308de20ed58dcedd6e5f74b3" style="width:45pt;height:13.8pt" o:ole="">
-            <v:imagedata r:id="rId147" o:title="eqId966041da308de20ed58dcedd6e5f74b3"/>
-          </v:shape>
-          <o:OLEObject Type="Embed" ProgID="Equation.DSMT4" ShapeID="_x0000_i1100" DrawAspect="Content" ObjectID="_1843785702" r:id="rId148"/>
-        </w:object>
-      </w:r>
-      <w:r>
-        <w:t>的轮滑运动员（含装备，可视为质点）在水平弯道上做匀速圆周运动，轮滑鞋与水平地面间的动摩擦因数</w:t>
-      </w:r>
-      <w:r>
-        <w:object w:dxaOrig="686" w:dyaOrig="277" w14:anchorId="44885D8B">
-          <v:shape id="_x0000_i1101" type="#_x0000_t75" alt="eqIdcd6a64b062371e2c934ec968bbaf3e23" style="width:34.2pt;height:13.8pt" o:ole="">
-            <v:imagedata r:id="rId149" o:title="eqIdcd6a64b062371e2c934ec968bbaf3e23"/>
-          </v:shape>
-          <o:OLEObject Type="Embed" ProgID="Equation.DSMT4" ShapeID="_x0000_i1101" DrawAspect="Content" ObjectID="_1843785703" r:id="rId150"/>
-        </w:object>
-      </w:r>
-      <w:r>
-        <w:t>，最大静摩擦力等于滑动摩擦力，重力加速度</w:t>
-      </w:r>
-      <w:r>
-        <w:object w:dxaOrig="176" w:dyaOrig="216" w14:anchorId="3E79728A">
-          <v:shape id="_x0000_i1102" type="#_x0000_t75" alt="eqId276509f01529d982ab21e479a4619268" style="width:9pt;height:10.8pt" o:ole="">
-            <v:imagedata r:id="rId103" o:title="eqId276509f01529d982ab21e479a4619268"/>
-          </v:shape>
-          <o:OLEObject Type="Embed" ProgID="Equation.DSMT4" ShapeID="_x0000_i1102" DrawAspect="Content" ObjectID="_1843785704" r:id="rId151"/>
-        </w:object>
-      </w:r>
-      <w:r>
-        <w:t>取</w:t>
-      </w:r>
-      <w:r>
-        <w:object w:dxaOrig="739" w:dyaOrig="317" w14:anchorId="542BF831">
-          <v:shape id="_x0000_i1103" type="#_x0000_t75" alt="eqIdeefb62b2f241ab2a718f07bd0f1a60ae" style="width:37.2pt;height:15.6pt" o:ole="">
-            <v:imagedata r:id="rId152" o:title="eqIdeefb62b2f241ab2a718f07bd0f1a60ae"/>
-          </v:shape>
-          <o:OLEObject Type="Embed" ProgID="Equation.DSMT4" ShapeID="_x0000_i1103" DrawAspect="Content" ObjectID="_1843785705" r:id="rId153"/>
-        </w:object>
-      </w:r>
-      <w:r>
-        <w:t>。求：</w:t>
-      </w:r>
-    </w:p>
-    <w:p>
-      <w:pPr>
-        <w:spacing w:line="360" w:lineRule="auto"/>
-        <w:jc w:val="left"/>
-        <w:textAlignment w:val="center"/>
-      </w:pPr>
-      <w:r>
-        <w:rPr>
-          <w:rFonts w:eastAsia="Times New Roman"/>
-          <w:noProof/>
-          <w:kern w:val="0"/>
-          <w:sz w:val="24"/>
-          <w:szCs w:val="24"/>
-        </w:rPr>
         <w:drawing>
-          <wp:inline distT="0" distB="0" distL="0" distR="0" wp14:anchorId="35DD4465" wp14:editId="0495B34F">
-            <wp:extent cx="2181225" cy="1905000"/>
-            <wp:effectExtent l="0" t="0" r="0" b="0"/>
-            <wp:docPr id="100025" name="图片 100025" descr="@@@663bd667-9c83-4db9-948b-e4ef92c26f54"/>
+          <wp:anchor distT="0" distB="0" distL="114300" distR="114300" simplePos="0" relativeHeight="251658240" behindDoc="0" locked="0" layoutInCell="1" allowOverlap="1" wp14:anchorId="5B5CA9A0" wp14:editId="13EE2254">
+            <wp:simplePos x="0" y="0"/>
+            <wp:positionH relativeFrom="margin">
+              <wp:align>left</wp:align>
+            </wp:positionH>
+            <wp:positionV relativeFrom="paragraph">
+              <wp:posOffset>624840</wp:posOffset>
+            </wp:positionV>
+            <wp:extent cx="2969895" cy="1684655"/>
+            <wp:effectExtent l="0" t="0" r="1905" b="0"/>
+            <wp:wrapTopAndBottom/>
+            <wp:docPr id="1" name="图片 1"/>
             <wp:cNvGraphicFramePr>
               <a:graphicFrameLocks xmlns:a="http://schemas.openxmlformats.org/drawingml/2006/main" noChangeAspect="1"/>
             </wp:cNvGraphicFramePr>
@@ -3330,13 +3196,417 @@
               <a:graphicData uri="http://schemas.openxmlformats.org/drawingml/2006/picture">
                 <pic:pic xmlns:pic="http://schemas.openxmlformats.org/drawingml/2006/picture">
                   <pic:nvPicPr>
-                    <pic:cNvPr id="100025" name=""/>
+                    <pic:cNvPr id="0" name="Picture 238"/>
                     <pic:cNvPicPr>
-                      <a:picLocks noChangeAspect="1"/>
+                      <a:picLocks noChangeAspect="1" noChangeArrowheads="1"/>
                     </pic:cNvPicPr>
                   </pic:nvPicPr>
                   <pic:blipFill>
-                    <a:blip r:embed="rId154"/>
+                    <a:blip r:embed="rId138">
+                      <a:extLst>
+                        <a:ext uri="{28A0092B-C50C-407E-A947-70E740481C1C}">
+                          <a14:useLocalDpi xmlns:a14="http://schemas.microsoft.com/office/drawing/2010/main" val="0"/>
+                        </a:ext>
+                      </a:extLst>
+                    </a:blip>
+                    <a:srcRect/>
+                    <a:stretch>
+                      <a:fillRect/>
+                    </a:stretch>
+                  </pic:blipFill>
+                  <pic:spPr bwMode="auto">
+                    <a:xfrm>
+                      <a:off x="0" y="0"/>
+                      <a:ext cx="2969895" cy="1684655"/>
+                    </a:xfrm>
+                    <a:prstGeom prst="rect">
+                      <a:avLst/>
+                    </a:prstGeom>
+                    <a:noFill/>
+                    <a:ln>
+                      <a:noFill/>
+                    </a:ln>
+                  </pic:spPr>
+                </pic:pic>
+              </a:graphicData>
+            </a:graphic>
+            <wp14:sizeRelH relativeFrom="margin">
+              <wp14:pctWidth>0</wp14:pctWidth>
+            </wp14:sizeRelH>
+            <wp14:sizeRelV relativeFrom="margin">
+              <wp14:pctHeight>0</wp14:pctHeight>
+            </wp14:sizeRelV>
+          </wp:anchor>
+        </w:drawing>
+      </w:r>
+      <w:r>
+        <w:t>14</w:t>
+      </w:r>
+      <w:r>
+        <w:t>．</w:t>
+      </w:r>
+      <w:r>
+        <w:t>如图所示，质量</w:t>
+      </w:r>
+      <w:r>
+        <w:t>m=1kg</w:t>
+      </w:r>
+      <w:r>
+        <w:t>的木块静止在高</w:t>
+      </w:r>
+      <w:r>
+        <w:t>h=</w:t>
+      </w:r>
+      <w:r>
+        <w:rPr>
+          <w:rFonts w:hint="eastAsia"/>
+        </w:rPr>
+        <w:t>2</w:t>
+      </w:r>
+      <w:r>
+        <w:t>m</w:t>
+      </w:r>
+      <w:r>
+        <w:t>的平台上，木块与平台间的动摩擦因数</w:t>
+      </w:r>
+      <w:r>
+        <w:t>μ=0.2</w:t>
+      </w:r>
+      <w:r>
+        <w:t>，用水平推力</w:t>
+      </w:r>
+      <w:r>
+        <w:t>F=20N</w:t>
+      </w:r>
+      <w:r>
+        <w:t>，使木块产生位移</w:t>
+      </w:r>
+      <w:r>
+        <w:t>l₁=3m</w:t>
+      </w:r>
+      <w:r>
+        <w:t>时撤去，木块又滑行</w:t>
+      </w:r>
+      <w:r>
+        <w:t>l₂=1m</w:t>
+      </w:r>
+      <w:r>
+        <w:t>后飞出平台，</w:t>
+      </w:r>
+      <w:r>
+        <w:rPr>
+          <w:rFonts w:hint="eastAsia"/>
+        </w:rPr>
+        <w:t>最终落到水平地面上</w:t>
+      </w:r>
+      <w:r>
+        <w:rPr>
+          <w:rFonts w:hint="eastAsia"/>
+        </w:rPr>
+        <w:t>(</w:t>
+      </w:r>
+      <w:r>
+        <w:rPr>
+          <w:rFonts w:hint="eastAsia"/>
+        </w:rPr>
+        <w:t>忽略空气阻力</w:t>
+      </w:r>
+      <w:r>
+        <w:rPr>
+          <w:rFonts w:hint="eastAsia"/>
+        </w:rPr>
+        <w:t>)</w:t>
+      </w:r>
+      <w:r>
+        <w:t>(g=10m/s²).</w:t>
+      </w:r>
+      <w:r>
+        <w:t xml:space="preserve"> </w:t>
+      </w:r>
+    </w:p>
+    <w:p>
+      <w:pPr>
+        <w:spacing w:line="360" w:lineRule="auto"/>
+        <w:jc w:val="left"/>
+        <w:textAlignment w:val="center"/>
+        <w:rPr>
+          <w:rFonts w:hint="eastAsia"/>
+        </w:rPr>
+      </w:pPr>
+      <w:r>
+        <w:rPr>
+          <w:rFonts w:hint="eastAsia"/>
+        </w:rPr>
+        <w:t>(1)</w:t>
+      </w:r>
+      <w:r>
+        <w:rPr>
+          <w:rFonts w:hint="eastAsia"/>
+        </w:rPr>
+        <w:t>当</w:t>
+      </w:r>
+      <w:r>
+        <w:rPr>
+          <w:rFonts w:hint="eastAsia"/>
+        </w:rPr>
+        <w:t>木</w:t>
+      </w:r>
+      <w:r>
+        <w:rPr>
+          <w:rFonts w:hint="eastAsia"/>
+        </w:rPr>
+        <w:t>块在平台上运动时，所受摩擦力是静摩擦力还是滑动摩擦力？大小是多少？</w:t>
+      </w:r>
+      <w:r>
+        <w:rPr>
+          <w:rFonts w:hint="eastAsia"/>
+        </w:rPr>
+        <w:t>指向哪个</w:t>
+      </w:r>
+      <w:r>
+        <w:rPr>
+          <w:rFonts w:hint="eastAsia"/>
+        </w:rPr>
+        <w:t>方向</w:t>
+      </w:r>
+      <w:r>
+        <w:rPr>
+          <w:rFonts w:hint="eastAsia"/>
+        </w:rPr>
+        <w:t>？</w:t>
+      </w:r>
+    </w:p>
+    <w:p>
+      <w:pPr>
+        <w:spacing w:line="360" w:lineRule="auto"/>
+        <w:jc w:val="left"/>
+        <w:textAlignment w:val="center"/>
+      </w:pPr>
+      <w:r>
+        <w:rPr>
+          <w:rFonts w:hint="eastAsia"/>
+        </w:rPr>
+        <w:t>(2)</w:t>
+      </w:r>
+      <w:r>
+        <w:rPr>
+          <w:rFonts w:hint="eastAsia"/>
+        </w:rPr>
+        <w:t>推力</w:t>
+      </w:r>
+      <w:r>
+        <w:rPr>
+          <w:rFonts w:hint="eastAsia"/>
+        </w:rPr>
+        <w:t>F</w:t>
+      </w:r>
+      <w:r>
+        <w:rPr>
+          <w:rFonts w:hint="eastAsia"/>
+        </w:rPr>
+        <w:t>在木块整个运动过程中所做的功是多少？</w:t>
+      </w:r>
+    </w:p>
+    <w:p>
+      <w:pPr>
+        <w:spacing w:line="360" w:lineRule="auto"/>
+        <w:jc w:val="left"/>
+        <w:textAlignment w:val="center"/>
+        <w:rPr>
+          <w:rFonts w:hint="eastAsia"/>
+        </w:rPr>
+      </w:pPr>
+      <w:r>
+        <w:rPr>
+          <w:rFonts w:hint="eastAsia"/>
+        </w:rPr>
+        <w:t>(3)</w:t>
+      </w:r>
+      <w:r>
+        <w:rPr>
+          <w:rFonts w:hint="eastAsia"/>
+        </w:rPr>
+        <w:t>木块落到地面时的速度大小是多少？</w:t>
+      </w:r>
+    </w:p>
+    <w:p>
+      <w:pPr>
+        <w:spacing w:line="360" w:lineRule="auto"/>
+        <w:jc w:val="left"/>
+        <w:textAlignment w:val="center"/>
+      </w:pPr>
+    </w:p>
+    <w:p>
+      <w:pPr>
+        <w:spacing w:line="360" w:lineRule="auto"/>
+        <w:textAlignment w:val="center"/>
+      </w:pPr>
+      <w:r>
+        <w:t>15</w:t>
+      </w:r>
+      <w:r>
+        <w:rPr>
+          <w:rFonts w:hint="eastAsia"/>
+        </w:rPr>
+        <w:t>.</w:t>
+      </w:r>
+      <w:r>
+        <w:t>如图所示，</w:t>
+      </w:r>
+      <w:proofErr w:type="gramStart"/>
+      <w:r>
+        <w:t>一</w:t>
+      </w:r>
+      <w:proofErr w:type="gramEnd"/>
+      <w:r>
+        <w:t>质量</w:t>
+      </w:r>
+      <w:r>
+        <w:t xml:space="preserve"> m = 2.0 × 10⁻¹⁸ kg</w:t>
+      </w:r>
+      <w:r>
+        <w:t>、电荷量</w:t>
+      </w:r>
+      <w:r>
+        <w:t xml:space="preserve"> q = 1.0 × 10⁻¹² C </w:t>
+      </w:r>
+      <w:r>
+        <w:t>的带正电的粒子由静止经加速电场加速后，从</w:t>
+      </w:r>
+      <w:r>
+        <w:t xml:space="preserve"> O</w:t>
+      </w:r>
+      <w:r>
+        <w:t>点沿中心线</w:t>
+      </w:r>
+      <w:r>
+        <w:t xml:space="preserve"> OO' </w:t>
+      </w:r>
+      <w:r>
+        <w:t>方向进入偏转电场，并从另一侧射出打在荧光屏上的某点。</w:t>
+      </w:r>
+      <w:r>
+        <w:t xml:space="preserve">O' </w:t>
+      </w:r>
+      <w:r>
+        <w:t>点是荧光屏的中心，已知加速电场电压</w:t>
+      </w:r>
+      <w:r>
+        <w:t>U₀ = 2500 V</w:t>
+      </w:r>
+      <w:r>
+        <w:t>，偏转电场电压</w:t>
+      </w:r>
+      <w:r>
+        <w:t>U = 100 V</w:t>
+      </w:r>
+      <w:r>
+        <w:t>，极板的长度</w:t>
+      </w:r>
+      <w:r>
+        <w:t xml:space="preserve"> L₁ = 6.0 cm</w:t>
+      </w:r>
+      <w:r>
+        <w:t>，板间距离</w:t>
+      </w:r>
+      <w:r>
+        <w:t xml:space="preserve"> d = 2.0 cm</w:t>
+      </w:r>
+      <w:r>
+        <w:t>，极板的末端到荧光屏的距离</w:t>
+      </w:r>
+      <w:r>
+        <w:t xml:space="preserve"> L₂ = 3.0 cm</w:t>
+      </w:r>
+      <w:r>
+        <w:t>，不计粒子重力，求：</w:t>
+      </w:r>
+    </w:p>
+    <w:p>
+      <w:pPr>
+        <w:spacing w:line="360" w:lineRule="auto"/>
+        <w:jc w:val="left"/>
+        <w:textAlignment w:val="center"/>
+      </w:pPr>
+      <w:r>
+        <w:t xml:space="preserve">(1) </w:t>
+      </w:r>
+      <w:r>
+        <w:t>粒子射入偏转电场时的初速度</w:t>
+      </w:r>
+      <w:r>
+        <w:t xml:space="preserve"> v₀ </w:t>
+      </w:r>
+      <w:r>
+        <w:t>的大小；</w:t>
+      </w:r>
+      <w:r>
+        <w:t xml:space="preserve"> </w:t>
+      </w:r>
+    </w:p>
+    <w:p>
+      <w:pPr>
+        <w:spacing w:line="360" w:lineRule="auto"/>
+        <w:jc w:val="left"/>
+        <w:textAlignment w:val="center"/>
+      </w:pPr>
+      <w:r>
+        <w:t xml:space="preserve">(2) </w:t>
+      </w:r>
+      <w:r>
+        <w:t>粒子打在荧光屏上的点到</w:t>
+      </w:r>
+      <w:r>
+        <w:t xml:space="preserve"> O' </w:t>
+      </w:r>
+      <w:r>
+        <w:t>点的距离</w:t>
+      </w:r>
+      <w:r>
+        <w:t xml:space="preserve"> Y</w:t>
+      </w:r>
+      <w:r>
+        <w:t>。</w:t>
+      </w:r>
+    </w:p>
+    <w:p>
+      <w:pPr>
+        <w:spacing w:line="360" w:lineRule="auto"/>
+        <w:jc w:val="left"/>
+        <w:textAlignment w:val="center"/>
+      </w:pPr>
+      <w:r>
+        <w:drawing>
+          <wp:anchor distT="0" distB="0" distL="114300" distR="114300" simplePos="0" relativeHeight="251659264" behindDoc="0" locked="0" layoutInCell="1" allowOverlap="1" wp14:anchorId="2A503E49" wp14:editId="4F14EC9A">
+            <wp:simplePos x="0" y="0"/>
+            <wp:positionH relativeFrom="margin">
+              <wp:align>left</wp:align>
+            </wp:positionH>
+            <wp:positionV relativeFrom="paragraph">
+              <wp:posOffset>327025</wp:posOffset>
+            </wp:positionV>
+            <wp:extent cx="4210050" cy="2000250"/>
+            <wp:effectExtent l="0" t="0" r="0" b="0"/>
+            <wp:wrapTopAndBottom/>
+            <wp:docPr id="3" name="图片 3"/>
+            <wp:cNvGraphicFramePr>
+              <a:graphicFrameLocks xmlns:a="http://schemas.openxmlformats.org/drawingml/2006/main" noChangeAspect="1"/>
+            </wp:cNvGraphicFramePr>
+            <a:graphic xmlns:a="http://schemas.openxmlformats.org/drawingml/2006/main">
+              <a:graphicData uri="http://schemas.openxmlformats.org/drawingml/2006/picture">
+                <pic:pic xmlns:pic="http://schemas.openxmlformats.org/drawingml/2006/picture">
+                  <pic:nvPicPr>
+                    <pic:cNvPr id="1" name=""/>
+                    <pic:cNvPicPr/>
+                  </pic:nvPicPr>
+                  <pic:blipFill>
+                    <a:blip r:embed="rId139">
+                      <a:extLst>
+                        <a:ext uri="{28A0092B-C50C-407E-A947-70E740481C1C}">
+                          <a14:useLocalDpi xmlns:a14="http://schemas.microsoft.com/office/drawing/2010/main" val="0"/>
+                        </a:ext>
+                      </a:extLst>
+                    </a:blip>
                     <a:stretch>
                       <a:fillRect/>
                     </a:stretch>
@@ -3344,7 +3614,7 @@
                   <pic:spPr>
                     <a:xfrm>
                       <a:off x="0" y="0"/>
-                      <a:ext cx="2181225" cy="1905000"/>
+                      <a:ext cx="4210050" cy="2000250"/>
                     </a:xfrm>
                     <a:prstGeom prst="rect">
                       <a:avLst/>
@@ -3353,7 +3623,7 @@
                 </pic:pic>
               </a:graphicData>
             </a:graphic>
-          </wp:inline>
+          </wp:anchor>
         </w:drawing>
       </w:r>
     </w:p>
@@ -3362,270 +3632,9 @@
         <w:spacing w:line="360" w:lineRule="auto"/>
         <w:jc w:val="left"/>
         <w:textAlignment w:val="center"/>
-      </w:pPr>
-      <w:r>
-        <w:t>(1)</w:t>
-      </w:r>
-      <w:r>
-        <w:t>运动员安全通过半圆弯道</w:t>
-      </w:r>
-      <w:r>
-        <w:object w:dxaOrig="211" w:dyaOrig="224" w14:anchorId="7E0C7E4A">
-          <v:shape id="_x0000_i1104" type="#_x0000_t75" alt="eqId5963abe8f421bd99a2aaa94831a951e9" style="width:10.8pt;height:11.4pt" o:ole="">
-            <v:imagedata r:id="rId77" o:title="eqId5963abe8f421bd99a2aaa94831a951e9"/>
-          </v:shape>
-          <o:OLEObject Type="Embed" ProgID="Equation.DSMT4" ShapeID="_x0000_i1104" DrawAspect="Content" ObjectID="_1843785706" r:id="rId155"/>
-        </w:object>
-      </w:r>
-      <w:r>
-        <w:t>的最大速率</w:t>
-      </w:r>
-      <w:r>
-        <w:object w:dxaOrig="194" w:dyaOrig="310" w14:anchorId="4055DD9C">
-          <v:shape id="_x0000_i1105" type="#_x0000_t75" alt="eqIdf44c235d8b49207ad3f2d77dc5d6cf20" style="width:9.6pt;height:15.6pt" o:ole="">
-            <v:imagedata r:id="rId156" o:title="eqIdf44c235d8b49207ad3f2d77dc5d6cf20"/>
-          </v:shape>
-          <o:OLEObject Type="Embed" ProgID="Equation.DSMT4" ShapeID="_x0000_i1105" DrawAspect="Content" ObjectID="_1843785707" r:id="rId157"/>
-        </w:object>
-      </w:r>
-      <w:r>
-        <w:t>；</w:t>
-      </w:r>
-    </w:p>
-    <w:p>
-      <w:pPr>
-        <w:spacing w:line="360" w:lineRule="auto"/>
-        <w:jc w:val="left"/>
-        <w:textAlignment w:val="center"/>
-      </w:pPr>
-      <w:r>
-        <w:t>(2)</w:t>
-      </w:r>
-      <w:r>
-        <w:t>运动员以（</w:t>
-      </w:r>
-      <w:r>
-        <w:t>1</w:t>
-      </w:r>
-      <w:r>
-        <w:t>）问所求速率</w:t>
-      </w:r>
-      <w:r>
-        <w:object w:dxaOrig="194" w:dyaOrig="310" w14:anchorId="392385E9">
-          <v:shape id="_x0000_i1106" type="#_x0000_t75" alt="eqIdf44c235d8b49207ad3f2d77dc5d6cf20" style="width:9.6pt;height:15.6pt" o:ole="">
-            <v:imagedata r:id="rId156" o:title="eqIdf44c235d8b49207ad3f2d77dc5d6cf20"/>
-          </v:shape>
-          <o:OLEObject Type="Embed" ProgID="Equation.DSMT4" ShapeID="_x0000_i1106" DrawAspect="Content" ObjectID="_1843785708" r:id="rId158"/>
-        </w:object>
-      </w:r>
-      <w:r>
-        <w:t>从半圆弯道</w:t>
-      </w:r>
-      <w:r>
-        <w:object w:dxaOrig="211" w:dyaOrig="224" w14:anchorId="22D50620">
-          <v:shape id="_x0000_i1107" type="#_x0000_t75" alt="eqId5963abe8f421bd99a2aaa94831a951e9" style="width:10.8pt;height:11.4pt" o:ole="">
-            <v:imagedata r:id="rId77" o:title="eqId5963abe8f421bd99a2aaa94831a951e9"/>
-          </v:shape>
-          <o:OLEObject Type="Embed" ProgID="Equation.DSMT4" ShapeID="_x0000_i1107" DrawAspect="Content" ObjectID="_1843785709" r:id="rId159"/>
-        </w:object>
-      </w:r>
-      <w:r>
-        <w:t>的</w:t>
-      </w:r>
-      <w:r>
-        <w:object w:dxaOrig="281" w:dyaOrig="228" w14:anchorId="6158C23B">
-          <v:shape id="_x0000_i1108" type="#_x0000_t75" alt="eqIdac047e91852b91af639feec23a9598b2" style="width:13.8pt;height:11.4pt" o:ole="">
-            <v:imagedata r:id="rId66" o:title="eqIdac047e91852b91af639feec23a9598b2"/>
-          </v:shape>
-          <o:OLEObject Type="Embed" ProgID="Equation.DSMT4" ShapeID="_x0000_i1108" DrawAspect="Content" ObjectID="_1843785710" r:id="rId160"/>
-        </w:object>
-      </w:r>
-      <w:r>
-        <w:t>点进入直道后，做加速直线运动，通过</w:t>
-      </w:r>
-      <w:r>
-        <w:object w:dxaOrig="246" w:dyaOrig="246" w14:anchorId="25202BA6">
-          <v:shape id="_x0000_i1109" type="#_x0000_t75" alt="eqId54a5d7d3b6b63fe5c24c3907b7a8eaa3" style="width:12.6pt;height:12.6pt" o:ole="">
-            <v:imagedata r:id="rId68" o:title="eqId54a5d7d3b6b63fe5c24c3907b7a8eaa3"/>
-          </v:shape>
-          <o:OLEObject Type="Embed" ProgID="Equation.DSMT4" ShapeID="_x0000_i1109" DrawAspect="Content" ObjectID="_1843785711" r:id="rId161"/>
-        </w:object>
-      </w:r>
-      <w:r>
-        <w:t>点时达到安全通过半圆弯道</w:t>
-      </w:r>
-      <w:r>
-        <w:object w:dxaOrig="211" w:dyaOrig="224" w14:anchorId="5E374D74">
-          <v:shape id="_x0000_i1110" type="#_x0000_t75" alt="eqId7f9e8449aad35c5d840a3395ea86df6d" style="width:10.8pt;height:11.4pt" o:ole="">
-            <v:imagedata r:id="rId82" o:title="eqId7f9e8449aad35c5d840a3395ea86df6d"/>
-          </v:shape>
-          <o:OLEObject Type="Embed" ProgID="Equation.DSMT4" ShapeID="_x0000_i1110" DrawAspect="Content" ObjectID="_1843785712" r:id="rId162"/>
-        </w:object>
-      </w:r>
-      <w:r>
-        <w:t>的最大速率，求运动员通过直道</w:t>
-      </w:r>
-      <w:r>
-        <w:object w:dxaOrig="404" w:dyaOrig="248" w14:anchorId="0AA3464B">
-          <v:shape id="_x0000_i1111" type="#_x0000_t75" alt="eqId411461db15ee8086332c531e086c40c7" style="width:20.4pt;height:12.6pt" o:ole="">
-            <v:imagedata r:id="rId139" o:title="eqId411461db15ee8086332c531e086c40c7"/>
-          </v:shape>
-          <o:OLEObject Type="Embed" ProgID="Equation.DSMT4" ShapeID="_x0000_i1111" DrawAspect="Content" ObjectID="_1843785713" r:id="rId163"/>
-        </w:object>
-      </w:r>
-      <w:r>
-        <w:t>过程中，合外力对运动员做的功。</w:t>
-      </w:r>
-    </w:p>
-    <w:p>
-      <w:pPr>
-        <w:spacing w:line="360" w:lineRule="auto"/>
-        <w:jc w:val="left"/>
-        <w:textAlignment w:val="center"/>
-      </w:pPr>
-      <w:r>
-        <w:t>15</w:t>
-      </w:r>
-      <w:r>
-        <w:t>．如图甲所示是一对相互环绕旋转的双黑洞系统，其示意图如图乙所示。双黑洞甲、乙在相互之间的万有引力作用下，绕其连线上</w:t>
-      </w:r>
-      <w:r>
-        <w:object w:dxaOrig="211" w:dyaOrig="250" w14:anchorId="34CC54FB">
-          <v:shape id="_x0000_i1112" type="#_x0000_t75" alt="eqId1dde8112e8eb968fd042418dd632759e" style="width:10.8pt;height:12.6pt" o:ole="">
-            <v:imagedata r:id="rId98" o:title="eqId1dde8112e8eb968fd042418dd632759e"/>
-          </v:shape>
-          <o:OLEObject Type="Embed" ProgID="Equation.DSMT4" ShapeID="_x0000_i1112" DrawAspect="Content" ObjectID="_1843785714" r:id="rId164"/>
-        </w:object>
-      </w:r>
-      <w:r>
-        <w:t>点做匀速圆周运动。不计其他天体对甲、乙的作用，</w:t>
-      </w:r>
-      <w:proofErr w:type="gramStart"/>
-      <w:r>
-        <w:t>已知双</w:t>
-      </w:r>
-      <w:proofErr w:type="gramEnd"/>
-      <w:r>
-        <w:t>黑洞甲、</w:t>
-      </w:r>
-      <w:proofErr w:type="gramStart"/>
-      <w:r>
-        <w:t>乙质量</w:t>
-      </w:r>
-      <w:proofErr w:type="gramEnd"/>
-      <w:r>
-        <w:t>分别为</w:t>
-      </w:r>
-      <w:r>
-        <w:object w:dxaOrig="264" w:dyaOrig="317" w14:anchorId="1DE501B2">
-          <v:shape id="_x0000_i1113" type="#_x0000_t75" alt="eqId77ab1256702aef4e9f1a5eb6c12ecc96" style="width:13.2pt;height:15.6pt" o:ole="">
-            <v:imagedata r:id="rId35" o:title="eqId77ab1256702aef4e9f1a5eb6c12ecc96"/>
-          </v:shape>
-          <o:OLEObject Type="Embed" ProgID="Equation.DSMT4" ShapeID="_x0000_i1113" DrawAspect="Content" ObjectID="_1843785715" r:id="rId165"/>
-        </w:object>
-      </w:r>
-      <w:r>
-        <w:t>、</w:t>
-      </w:r>
-      <w:r>
-        <w:object w:dxaOrig="281" w:dyaOrig="322" w14:anchorId="757EBB57">
-          <v:shape id="_x0000_i1114" type="#_x0000_t75" alt="eqId1fbd67f60f04c278bdd867fdb3979dfb" style="width:13.8pt;height:16.2pt" o:ole="">
-            <v:imagedata r:id="rId37" o:title="eqId1fbd67f60f04c278bdd867fdb3979dfb"/>
-          </v:shape>
-          <o:OLEObject Type="Embed" ProgID="Equation.DSMT4" ShapeID="_x0000_i1114" DrawAspect="Content" ObjectID="_1843785716" r:id="rId166"/>
-        </w:object>
-      </w:r>
-      <w:r>
-        <w:t>，求：</w:t>
-      </w:r>
-    </w:p>
-    <w:p>
-      <w:pPr>
-        <w:spacing w:line="360" w:lineRule="auto"/>
-        <w:jc w:val="left"/>
-        <w:textAlignment w:val="center"/>
-      </w:pPr>
-      <w:r>
-        <w:rPr>
-          <w:rFonts w:eastAsia="Times New Roman"/>
-          <w:noProof/>
-          <w:kern w:val="0"/>
-          <w:sz w:val="24"/>
-          <w:szCs w:val="24"/>
-        </w:rPr>
-        <w:drawing>
-          <wp:inline distT="0" distB="0" distL="0" distR="0" wp14:anchorId="19E5E2DB" wp14:editId="233CB4EA">
-            <wp:extent cx="3162300" cy="1447800"/>
-            <wp:effectExtent l="0" t="0" r="0" b="0"/>
-            <wp:docPr id="100027" name="图片 100027" descr="@@@7db49adc-610c-44b2-93b9-d4f370fd2c2a"/>
-            <wp:cNvGraphicFramePr>
-              <a:graphicFrameLocks xmlns:a="http://schemas.openxmlformats.org/drawingml/2006/main" noChangeAspect="1"/>
-            </wp:cNvGraphicFramePr>
-            <a:graphic xmlns:a="http://schemas.openxmlformats.org/drawingml/2006/main">
-              <a:graphicData uri="http://schemas.openxmlformats.org/drawingml/2006/picture">
-                <pic:pic xmlns:pic="http://schemas.openxmlformats.org/drawingml/2006/picture">
-                  <pic:nvPicPr>
-                    <pic:cNvPr id="100027" name=""/>
-                    <pic:cNvPicPr>
-                      <a:picLocks noChangeAspect="1"/>
-                    </pic:cNvPicPr>
-                  </pic:nvPicPr>
-                  <pic:blipFill>
-                    <a:blip r:embed="rId167"/>
-                    <a:stretch>
-                      <a:fillRect/>
-                    </a:stretch>
-                  </pic:blipFill>
-                  <pic:spPr>
-                    <a:xfrm>
-                      <a:off x="0" y="0"/>
-                      <a:ext cx="3162300" cy="1447800"/>
-                    </a:xfrm>
-                    <a:prstGeom prst="rect">
-                      <a:avLst/>
-                    </a:prstGeom>
-                  </pic:spPr>
-                </pic:pic>
-              </a:graphicData>
-            </a:graphic>
-          </wp:inline>
-        </w:drawing>
-      </w:r>
-    </w:p>
-    <w:p>
-      <w:pPr>
-        <w:spacing w:line="360" w:lineRule="auto"/>
-        <w:jc w:val="left"/>
-        <w:textAlignment w:val="center"/>
-      </w:pPr>
-      <w:r>
-        <w:t>(1)</w:t>
-      </w:r>
-      <w:r>
-        <w:t>双黑洞甲、乙做圆周运动的半径之比；</w:t>
-      </w:r>
-    </w:p>
-    <w:p>
-      <w:pPr>
-        <w:spacing w:line="360" w:lineRule="auto"/>
-        <w:jc w:val="left"/>
-        <w:textAlignment w:val="center"/>
-      </w:pPr>
-      <w:r>
-        <w:t>(2)</w:t>
-      </w:r>
-      <w:r>
-        <w:t>双黑洞甲、乙做圆周运动的线速度大小之比。</w:t>
-      </w:r>
-    </w:p>
-    <w:p>
-      <w:pPr>
-        <w:spacing w:line="360" w:lineRule="auto"/>
-        <w:jc w:val="left"/>
-        <w:textAlignment w:val="center"/>
         <w:sectPr>
-          <w:footerReference w:type="even" r:id="rId168"/>
-          <w:footerReference w:type="default" r:id="rId169"/>
+          <w:footerReference w:type="even" r:id="rId140"/>
+          <w:footerReference w:type="default" r:id="rId141"/>
           <w:pgSz w:w="16838" w:h="23811" w:code="8"/>
           <w:pgMar w:top="1440" w:right="1800" w:bottom="1440" w:left="1800" w:header="851" w:footer="425" w:gutter="0"/>
           <w:cols w:sep="1" w:space="425"/>
@@ -4349,9 +4358,9 @@
       <w:r>
         <w:object w:dxaOrig="422" w:dyaOrig="211" w14:anchorId="6AF5482D">
           <v:shape id="_x0000_i1115" type="#_x0000_t75" alt="eqIdd1552707683293dcf684d101dd09b5c9" style="width:21pt;height:10.8pt" o:ole="">
-            <v:imagedata r:id="rId170" o:title="eqIdd1552707683293dcf684d101dd09b5c9"/>
-          </v:shape>
-          <o:OLEObject Type="Embed" ProgID="Equation.DSMT4" ShapeID="_x0000_i1115" DrawAspect="Content" ObjectID="_1843785717" r:id="rId171"/>
+            <v:imagedata r:id="rId142" o:title="eqIdd1552707683293dcf684d101dd09b5c9"/>
+          </v:shape>
+          <o:OLEObject Type="Embed" ProgID="Equation.DSMT4" ShapeID="_x0000_i1115" DrawAspect="Content" ObjectID="_1843851958" r:id="rId143"/>
         </w:object>
       </w:r>
       <w:r>
@@ -4360,9 +4369,9 @@
       <w:r>
         <w:object w:dxaOrig="458" w:dyaOrig="314" w14:anchorId="5EDED803">
           <v:shape id="_x0000_i1116" type="#_x0000_t75" alt="eqIdcf995c93acf735f39bf27a954cb8b196" style="width:22.8pt;height:15.6pt" o:ole="">
-            <v:imagedata r:id="rId172" o:title="eqIdcf995c93acf735f39bf27a954cb8b196"/>
-          </v:shape>
-          <o:OLEObject Type="Embed" ProgID="Equation.DSMT4" ShapeID="_x0000_i1116" DrawAspect="Content" ObjectID="_1843785718" r:id="rId173"/>
+            <v:imagedata r:id="rId144" o:title="eqIdcf995c93acf735f39bf27a954cb8b196"/>
+          </v:shape>
+          <o:OLEObject Type="Embed" ProgID="Equation.DSMT4" ShapeID="_x0000_i1116" DrawAspect="Content" ObjectID="_1843851959" r:id="rId145"/>
         </w:object>
       </w:r>
       <w:r>
@@ -4451,9 +4460,9 @@
       <w:r>
         <w:object w:dxaOrig="986" w:dyaOrig="315" w14:anchorId="2611DA10">
           <v:shape id="_x0000_i1117" type="#_x0000_t75" alt="eqIdac370cb9ec72b3bb83fe11a578f150c0" style="width:49.2pt;height:15.6pt" o:ole="">
-            <v:imagedata r:id="rId174" o:title="eqIdac370cb9ec72b3bb83fe11a578f150c0"/>
-          </v:shape>
-          <o:OLEObject Type="Embed" ProgID="Equation.DSMT4" ShapeID="_x0000_i1117" DrawAspect="Content" ObjectID="_1843785719" r:id="rId175"/>
+            <v:imagedata r:id="rId146" o:title="eqIdac370cb9ec72b3bb83fe11a578f150c0"/>
+          </v:shape>
+          <o:OLEObject Type="Embed" ProgID="Equation.DSMT4" ShapeID="_x0000_i1117" DrawAspect="Content" ObjectID="_1843851960" r:id="rId147"/>
         </w:object>
       </w:r>
       <w:r>
@@ -4487,9 +4496,9 @@
       <w:r>
         <w:object w:dxaOrig="845" w:dyaOrig="317" w14:anchorId="15E74BAA">
           <v:shape id="_x0000_i1118" type="#_x0000_t75" alt="eqId4e072c437939edfdf9df8ed8dc4989bc" style="width:42pt;height:15.6pt" o:ole="">
-            <v:imagedata r:id="rId176" o:title="eqId4e072c437939edfdf9df8ed8dc4989bc"/>
-          </v:shape>
-          <o:OLEObject Type="Embed" ProgID="Equation.DSMT4" ShapeID="_x0000_i1118" DrawAspect="Content" ObjectID="_1843785720" r:id="rId177"/>
+            <v:imagedata r:id="rId148" o:title="eqId4e072c437939edfdf9df8ed8dc4989bc"/>
+          </v:shape>
+          <o:OLEObject Type="Embed" ProgID="Equation.DSMT4" ShapeID="_x0000_i1118" DrawAspect="Content" ObjectID="_1843851961" r:id="rId149"/>
         </w:object>
       </w:r>
       <w:r>
@@ -4553,9 +4562,9 @@
       <w:r>
         <w:object w:dxaOrig="862" w:dyaOrig="332" w14:anchorId="654E86E8">
           <v:shape id="_x0000_i1119" type="#_x0000_t75" alt="eqId4468ca88e588d2a93fe3f018d8ec5af0" style="width:43.2pt;height:16.8pt" o:ole="">
-            <v:imagedata r:id="rId178" o:title="eqId4468ca88e588d2a93fe3f018d8ec5af0"/>
-          </v:shape>
-          <o:OLEObject Type="Embed" ProgID="Equation.DSMT4" ShapeID="_x0000_i1119" DrawAspect="Content" ObjectID="_1843785721" r:id="rId179"/>
+            <v:imagedata r:id="rId150" o:title="eqId4468ca88e588d2a93fe3f018d8ec5af0"/>
+          </v:shape>
+          <o:OLEObject Type="Embed" ProgID="Equation.DSMT4" ShapeID="_x0000_i1119" DrawAspect="Content" ObjectID="_1843851962" r:id="rId151"/>
         </w:object>
       </w:r>
     </w:p>
@@ -4571,9 +4580,9 @@
       <w:r>
         <w:object w:dxaOrig="1338" w:dyaOrig="318" w14:anchorId="109A5D6F">
           <v:shape id="_x0000_i1120" type="#_x0000_t75" alt="eqIdc0a21691ca170073a7b140efb037d6cd" style="width:67.2pt;height:16.2pt" o:ole="">
-            <v:imagedata r:id="rId180" o:title="eqIdc0a21691ca170073a7b140efb037d6cd"/>
-          </v:shape>
-          <o:OLEObject Type="Embed" ProgID="Equation.DSMT4" ShapeID="_x0000_i1120" DrawAspect="Content" ObjectID="_1843785722" r:id="rId181"/>
+            <v:imagedata r:id="rId152" o:title="eqIdc0a21691ca170073a7b140efb037d6cd"/>
+          </v:shape>
+          <o:OLEObject Type="Embed" ProgID="Equation.DSMT4" ShapeID="_x0000_i1120" DrawAspect="Content" ObjectID="_1843851963" r:id="rId153"/>
         </w:object>
       </w:r>
     </w:p>
@@ -4589,9 +4598,9 @@
       <w:r>
         <w:object w:dxaOrig="669" w:dyaOrig="275" w14:anchorId="0CFF1510">
           <v:shape id="_x0000_i1121" type="#_x0000_t75" alt="eqIdcf59e9d5fcfd455cd52e1448f54f78e4" style="width:33.6pt;height:13.8pt" o:ole="">
-            <v:imagedata r:id="rId21" o:title="eqIdcf59e9d5fcfd455cd52e1448f54f78e4"/>
-          </v:shape>
-          <o:OLEObject Type="Embed" ProgID="Equation.DSMT4" ShapeID="_x0000_i1121" DrawAspect="Content" ObjectID="_1843785723" r:id="rId182"/>
+            <v:imagedata r:id="rId22" o:title="eqIdcf59e9d5fcfd455cd52e1448f54f78e4"/>
+          </v:shape>
+          <o:OLEObject Type="Embed" ProgID="Equation.DSMT4" ShapeID="_x0000_i1121" DrawAspect="Content" ObjectID="_1843851964" r:id="rId154"/>
         </w:object>
       </w:r>
       <w:r>
@@ -4664,9 +4673,9 @@
       <w:r>
         <w:object w:dxaOrig="1108" w:dyaOrig="337" w14:anchorId="30D7C0F5">
           <v:shape id="_x0000_i1122" type="#_x0000_t75" alt="eqIdd016b76d65ff16161fe58421b1611e66" style="width:55.2pt;height:16.8pt" o:ole="">
-            <v:imagedata r:id="rId183" o:title="eqIdd016b76d65ff16161fe58421b1611e66"/>
-          </v:shape>
-          <o:OLEObject Type="Embed" ProgID="Equation.DSMT4" ShapeID="_x0000_i1122" DrawAspect="Content" ObjectID="_1843785724" r:id="rId184"/>
+            <v:imagedata r:id="rId155" o:title="eqIdd016b76d65ff16161fe58421b1611e66"/>
+          </v:shape>
+          <o:OLEObject Type="Embed" ProgID="Equation.DSMT4" ShapeID="_x0000_i1122" DrawAspect="Content" ObjectID="_1843851965" r:id="rId156"/>
         </w:object>
       </w:r>
     </w:p>
@@ -4845,9 +4854,9 @@
       <w:r>
         <w:object w:dxaOrig="950" w:dyaOrig="330" w14:anchorId="60124F0B">
           <v:shape id="_x0000_i1123" type="#_x0000_t75" alt="eqIdcd34eb341ff8827bc5f8d16b42e7b5e3" style="width:47.4pt;height:16.8pt" o:ole="">
-            <v:imagedata r:id="rId185" o:title="eqIdcd34eb341ff8827bc5f8d16b42e7b5e3"/>
-          </v:shape>
-          <o:OLEObject Type="Embed" ProgID="Equation.DSMT4" ShapeID="_x0000_i1123" DrawAspect="Content" ObjectID="_1843785725" r:id="rId186"/>
+            <v:imagedata r:id="rId157" o:title="eqIdcd34eb341ff8827bc5f8d16b42e7b5e3"/>
+          </v:shape>
+          <o:OLEObject Type="Embed" ProgID="Equation.DSMT4" ShapeID="_x0000_i1123" DrawAspect="Content" ObjectID="_1843851966" r:id="rId158"/>
         </w:object>
       </w:r>
       <w:r>
@@ -4856,9 +4865,9 @@
       <w:r>
         <w:object w:dxaOrig="211" w:dyaOrig="198" w14:anchorId="396F433F">
           <v:shape id="_x0000_i1124" type="#_x0000_t75" alt="eqId074c228ffc7b1e306f8410afe7bc4b5c" style="width:10.8pt;height:10.2pt" o:ole="">
-            <v:imagedata r:id="rId187" o:title="eqId074c228ffc7b1e306f8410afe7bc4b5c"/>
-          </v:shape>
-          <o:OLEObject Type="Embed" ProgID="Equation.DSMT4" ShapeID="_x0000_i1124" DrawAspect="Content" ObjectID="_1843785726" r:id="rId188"/>
+            <v:imagedata r:id="rId159" o:title="eqId074c228ffc7b1e306f8410afe7bc4b5c"/>
+          </v:shape>
+          <o:OLEObject Type="Embed" ProgID="Equation.DSMT4" ShapeID="_x0000_i1124" DrawAspect="Content" ObjectID="_1843851967" r:id="rId160"/>
         </w:object>
       </w:r>
       <w:r>
@@ -4956,9 +4965,9 @@
       <w:r>
         <w:object w:dxaOrig="229" w:dyaOrig="323" w14:anchorId="7C739117">
           <v:shape id="_x0000_i1125" type="#_x0000_t75" alt="eqIdc4a30de57df4e6f60bffe9ac591b24fb" style="width:11.4pt;height:16.2pt" o:ole="">
-            <v:imagedata r:id="rId189" o:title="eqIdc4a30de57df4e6f60bffe9ac591b24fb"/>
-          </v:shape>
-          <o:OLEObject Type="Embed" ProgID="Equation.DSMT4" ShapeID="_x0000_i1125" DrawAspect="Content" ObjectID="_1843785727" r:id="rId190"/>
+            <v:imagedata r:id="rId161" o:title="eqIdc4a30de57df4e6f60bffe9ac591b24fb"/>
+          </v:shape>
+          <o:OLEObject Type="Embed" ProgID="Equation.DSMT4" ShapeID="_x0000_i1125" DrawAspect="Content" ObjectID="_1843851968" r:id="rId162"/>
         </w:object>
       </w:r>
       <w:r>
@@ -4967,9 +4976,9 @@
       <w:r>
         <w:object w:dxaOrig="246" w:dyaOrig="311" w14:anchorId="78920AF3">
           <v:shape id="_x0000_i1126" type="#_x0000_t75" alt="eqIda3fb78c5f885034612c0e030b920143d" style="width:12.6pt;height:15.6pt" o:ole="">
-            <v:imagedata r:id="rId41" o:title="eqIda3fb78c5f885034612c0e030b920143d"/>
-          </v:shape>
-          <o:OLEObject Type="Embed" ProgID="Equation.DSMT4" ShapeID="_x0000_i1126" DrawAspect="Content" ObjectID="_1843785728" r:id="rId191"/>
+            <v:imagedata r:id="rId42" o:title="eqIda3fb78c5f885034612c0e030b920143d"/>
+          </v:shape>
+          <o:OLEObject Type="Embed" ProgID="Equation.DSMT4" ShapeID="_x0000_i1126" DrawAspect="Content" ObjectID="_1843851969" r:id="rId163"/>
         </w:object>
       </w:r>
       <w:r>
@@ -4978,9 +4987,9 @@
       <w:r>
         <w:object w:dxaOrig="158" w:dyaOrig="198" w14:anchorId="15BB0630">
           <v:shape id="_x0000_i1127" type="#_x0000_t75" alt="eqIdd0d44c1bd02fe5c8b5feced1d054fa1d" style="width:7.8pt;height:10.2pt" o:ole="">
-            <v:imagedata r:id="rId192" o:title="eqIdd0d44c1bd02fe5c8b5feced1d054fa1d"/>
-          </v:shape>
-          <o:OLEObject Type="Embed" ProgID="Equation.DSMT4" ShapeID="_x0000_i1127" DrawAspect="Content" ObjectID="_1843785729" r:id="rId193"/>
+            <v:imagedata r:id="rId164" o:title="eqIdd0d44c1bd02fe5c8b5feced1d054fa1d"/>
+          </v:shape>
+          <o:OLEObject Type="Embed" ProgID="Equation.DSMT4" ShapeID="_x0000_i1127" DrawAspect="Content" ObjectID="_1843851970" r:id="rId165"/>
         </w:object>
       </w:r>
       <w:r>
@@ -4989,9 +4998,9 @@
       <w:r>
         <w:object w:dxaOrig="176" w:dyaOrig="257" w14:anchorId="42E9274B">
           <v:shape id="_x0000_i1128" type="#_x0000_t75" alt="eqId2930e3d72846688f8389ab8cf178e062" style="width:9pt;height:12.6pt" o:ole="">
-            <v:imagedata r:id="rId194" o:title="eqId2930e3d72846688f8389ab8cf178e062"/>
-          </v:shape>
-          <o:OLEObject Type="Embed" ProgID="Equation.DSMT4" ShapeID="_x0000_i1128" DrawAspect="Content" ObjectID="_1843785730" r:id="rId195"/>
+            <v:imagedata r:id="rId166" o:title="eqId2930e3d72846688f8389ab8cf178e062"/>
+          </v:shape>
+          <o:OLEObject Type="Embed" ProgID="Equation.DSMT4" ShapeID="_x0000_i1128" DrawAspect="Content" ObjectID="_1843851971" r:id="rId167"/>
         </w:object>
       </w:r>
     </w:p>
@@ -5010,9 +5019,9 @@
       <w:r>
         <w:object w:dxaOrig="1162" w:dyaOrig="317" w14:anchorId="05954982">
           <v:shape id="_x0000_i1129" type="#_x0000_t75" alt="eqId287103e009395c2d027b820a1bfeadb5" style="width:58.2pt;height:15.6pt" o:ole="">
-            <v:imagedata r:id="rId196" o:title="eqId287103e009395c2d027b820a1bfeadb5"/>
-          </v:shape>
-          <o:OLEObject Type="Embed" ProgID="Equation.DSMT4" ShapeID="_x0000_i1129" DrawAspect="Content" ObjectID="_1843785731" r:id="rId197"/>
+            <v:imagedata r:id="rId168" o:title="eqId287103e009395c2d027b820a1bfeadb5"/>
+          </v:shape>
+          <o:OLEObject Type="Embed" ProgID="Equation.DSMT4" ShapeID="_x0000_i1129" DrawAspect="Content" ObjectID="_1843851972" r:id="rId169"/>
         </w:object>
       </w:r>
       <w:r>
@@ -5021,9 +5030,9 @@
       <w:r>
         <w:object w:dxaOrig="1214" w:dyaOrig="317" w14:anchorId="4B31AADC">
           <v:shape id="_x0000_i1130" type="#_x0000_t75" alt="eqIdee8e3bff8861b6b059f307bcef57784f" style="width:60.6pt;height:15.6pt" o:ole="">
-            <v:imagedata r:id="rId198" o:title="eqIdee8e3bff8861b6b059f307bcef57784f"/>
-          </v:shape>
-          <o:OLEObject Type="Embed" ProgID="Equation.DSMT4" ShapeID="_x0000_i1130" DrawAspect="Content" ObjectID="_1843785732" r:id="rId199"/>
+            <v:imagedata r:id="rId170" o:title="eqIdee8e3bff8861b6b059f307bcef57784f"/>
+          </v:shape>
+          <o:OLEObject Type="Embed" ProgID="Equation.DSMT4" ShapeID="_x0000_i1130" DrawAspect="Content" ObjectID="_1843851973" r:id="rId171"/>
         </w:object>
       </w:r>
     </w:p>
@@ -5042,9 +5051,9 @@
       <w:r>
         <w:object w:dxaOrig="704" w:dyaOrig="319" w14:anchorId="4B74A153">
           <v:shape id="_x0000_i1131" type="#_x0000_t75" alt="eqId46aee6713d89972ec11e78ab80070102" style="width:35.4pt;height:16.2pt" o:ole="">
-            <v:imagedata r:id="rId200" o:title="eqId46aee6713d89972ec11e78ab80070102"/>
-          </v:shape>
-          <o:OLEObject Type="Embed" ProgID="Equation.DSMT4" ShapeID="_x0000_i1131" DrawAspect="Content" ObjectID="_1843785733" r:id="rId201"/>
+            <v:imagedata r:id="rId172" o:title="eqId46aee6713d89972ec11e78ab80070102"/>
+          </v:shape>
+          <o:OLEObject Type="Embed" ProgID="Equation.DSMT4" ShapeID="_x0000_i1131" DrawAspect="Content" ObjectID="_1843851974" r:id="rId173"/>
         </w:object>
       </w:r>
     </w:p>
@@ -5143,9 +5152,9 @@
       <w:r>
         <w:object w:dxaOrig="616" w:dyaOrig="537" w14:anchorId="545DBA1A">
           <v:shape id="_x0000_i1132" type="#_x0000_t75" alt="eqId521bdca99656f150034307a04e4f60c9" style="width:30.6pt;height:27pt" o:ole="">
-            <v:imagedata r:id="rId202" o:title="eqId521bdca99656f150034307a04e4f60c9"/>
-          </v:shape>
-          <o:OLEObject Type="Embed" ProgID="Equation.DSMT4" ShapeID="_x0000_i1132" DrawAspect="Content" ObjectID="_1843785734" r:id="rId203"/>
+            <v:imagedata r:id="rId174" o:title="eqId521bdca99656f150034307a04e4f60c9"/>
+          </v:shape>
+          <o:OLEObject Type="Embed" ProgID="Equation.DSMT4" ShapeID="_x0000_i1132" DrawAspect="Content" ObjectID="_1843851975" r:id="rId175"/>
         </w:object>
       </w:r>
       <w:r>
@@ -5154,9 +5163,9 @@
       <w:r>
         <w:object w:dxaOrig="193" w:dyaOrig="245" w14:anchorId="2AB96631">
           <v:shape id="_x0000_i1133" type="#_x0000_t75" alt="eqId5c02bc0c74292b1e8f395f90935d3174" style="width:9.6pt;height:12pt" o:ole="">
-            <v:imagedata r:id="rId204" o:title="eqId5c02bc0c74292b1e8f395f90935d3174"/>
-          </v:shape>
-          <o:OLEObject Type="Embed" ProgID="Equation.DSMT4" ShapeID="_x0000_i1133" DrawAspect="Content" ObjectID="_1843785735" r:id="rId205"/>
+            <v:imagedata r:id="rId176" o:title="eqId5c02bc0c74292b1e8f395f90935d3174"/>
+          </v:shape>
+          <o:OLEObject Type="Embed" ProgID="Equation.DSMT4" ShapeID="_x0000_i1133" DrawAspect="Content" ObjectID="_1843851976" r:id="rId177"/>
         </w:object>
       </w:r>
       <w:r>
@@ -5165,9 +5174,9 @@
       <w:r>
         <w:object w:dxaOrig="211" w:dyaOrig="224" w14:anchorId="25922B1D">
           <v:shape id="_x0000_i1134" type="#_x0000_t75" alt="eqId2a30f3a8b673cc28bd90c50cf1a35281" style="width:10.8pt;height:11.4pt" o:ole="">
-            <v:imagedata r:id="rId206" o:title="eqId2a30f3a8b673cc28bd90c50cf1a35281"/>
-          </v:shape>
-          <o:OLEObject Type="Embed" ProgID="Equation.DSMT4" ShapeID="_x0000_i1134" DrawAspect="Content" ObjectID="_1843785736" r:id="rId207"/>
+            <v:imagedata r:id="rId178" o:title="eqId2a30f3a8b673cc28bd90c50cf1a35281"/>
+          </v:shape>
+          <o:OLEObject Type="Embed" ProgID="Equation.DSMT4" ShapeID="_x0000_i1134" DrawAspect="Content" ObjectID="_1843851977" r:id="rId179"/>
         </w:object>
       </w:r>
       <w:r>
@@ -5176,15 +5185,16 @@
       <w:r>
         <w:object w:dxaOrig="686" w:dyaOrig="277" w14:anchorId="738CABAF">
           <v:shape id="_x0000_i1135" type="#_x0000_t75" alt="eqId602895134a8683469b4503f21f908e85" style="width:34.2pt;height:13.8pt" o:ole="">
-            <v:imagedata r:id="rId208" o:title="eqId602895134a8683469b4503f21f908e85"/>
-          </v:shape>
-          <o:OLEObject Type="Embed" ProgID="Equation.DSMT4" ShapeID="_x0000_i1135" DrawAspect="Content" ObjectID="_1843785737" r:id="rId209"/>
+            <v:imagedata r:id="rId180" o:title="eqId602895134a8683469b4503f21f908e85"/>
+          </v:shape>
+          <o:OLEObject Type="Embed" ProgID="Equation.DSMT4" ShapeID="_x0000_i1135" DrawAspect="Content" ObjectID="_1843851978" r:id="rId181"/>
         </w:object>
       </w:r>
       <w:r>
         <w:t>随之增大，此时电场力大于重力，油滴将向上运动，故</w:t>
       </w:r>
       <w:r>
+        <w:lastRenderedPageBreak/>
         <w:t>B</w:t>
       </w:r>
       <w:r>
@@ -5198,7 +5208,6 @@
         <w:textAlignment w:val="center"/>
       </w:pPr>
       <w:r>
-        <w:lastRenderedPageBreak/>
         <w:t>C</w:t>
       </w:r>
       <w:r>
@@ -5207,9 +5216,9 @@
       <w:r>
         <w:object w:dxaOrig="792" w:dyaOrig="277" w14:anchorId="76A34298">
           <v:shape id="_x0000_i1136" type="#_x0000_t75" alt="eqIda44a052d69a13e8d2a86172f11d271a0" style="width:39.6pt;height:13.8pt" o:ole="">
-            <v:imagedata r:id="rId210" o:title="eqIda44a052d69a13e8d2a86172f11d271a0"/>
-          </v:shape>
-          <o:OLEObject Type="Embed" ProgID="Equation.DSMT4" ShapeID="_x0000_i1136" DrawAspect="Content" ObjectID="_1843785738" r:id="rId211"/>
+            <v:imagedata r:id="rId182" o:title="eqIda44a052d69a13e8d2a86172f11d271a0"/>
+          </v:shape>
+          <o:OLEObject Type="Embed" ProgID="Equation.DSMT4" ShapeID="_x0000_i1136" DrawAspect="Content" ObjectID="_1843851979" r:id="rId183"/>
         </w:object>
       </w:r>
       <w:r>
@@ -5218,9 +5227,9 @@
       <w:r>
         <w:object w:dxaOrig="176" w:dyaOrig="230" w14:anchorId="703EC251">
           <v:shape id="_x0000_i1137" type="#_x0000_t75" alt="eqId9aa8a716a31b0f51b70fdf9bdb257909" style="width:9pt;height:11.4pt" o:ole="">
-            <v:imagedata r:id="rId212" o:title="eqId9aa8a716a31b0f51b70fdf9bdb257909"/>
-          </v:shape>
-          <o:OLEObject Type="Embed" ProgID="Equation.DSMT4" ShapeID="_x0000_i1137" DrawAspect="Content" ObjectID="_1843785739" r:id="rId213"/>
+            <v:imagedata r:id="rId184" o:title="eqId9aa8a716a31b0f51b70fdf9bdb257909"/>
+          </v:shape>
+          <o:OLEObject Type="Embed" ProgID="Equation.DSMT4" ShapeID="_x0000_i1137" DrawAspect="Content" ObjectID="_1843851980" r:id="rId185"/>
         </w:object>
       </w:r>
       <w:r>
@@ -5229,9 +5238,9 @@
       <w:r>
         <w:object w:dxaOrig="211" w:dyaOrig="224" w14:anchorId="32B19C6E">
           <v:shape id="_x0000_i1138" type="#_x0000_t75" alt="eqId2a30f3a8b673cc28bd90c50cf1a35281" style="width:10.8pt;height:11.4pt" o:ole="">
-            <v:imagedata r:id="rId206" o:title="eqId2a30f3a8b673cc28bd90c50cf1a35281"/>
-          </v:shape>
-          <o:OLEObject Type="Embed" ProgID="Equation.DSMT4" ShapeID="_x0000_i1138" DrawAspect="Content" ObjectID="_1843785740" r:id="rId214"/>
+            <v:imagedata r:id="rId178" o:title="eqId2a30f3a8b673cc28bd90c50cf1a35281"/>
+          </v:shape>
+          <o:OLEObject Type="Embed" ProgID="Equation.DSMT4" ShapeID="_x0000_i1138" DrawAspect="Content" ObjectID="_1843851981" r:id="rId186"/>
         </w:object>
       </w:r>
       <w:r>
@@ -5240,9 +5249,9 @@
       <w:r>
         <w:object w:dxaOrig="616" w:dyaOrig="537" w14:anchorId="62CAFD4D">
           <v:shape id="_x0000_i1139" type="#_x0000_t75" alt="eqId521bdca99656f150034307a04e4f60c9" style="width:30.6pt;height:27pt" o:ole="">
-            <v:imagedata r:id="rId202" o:title="eqId521bdca99656f150034307a04e4f60c9"/>
-          </v:shape>
-          <o:OLEObject Type="Embed" ProgID="Equation.DSMT4" ShapeID="_x0000_i1139" DrawAspect="Content" ObjectID="_1843785741" r:id="rId215"/>
+            <v:imagedata r:id="rId174" o:title="eqId521bdca99656f150034307a04e4f60c9"/>
+          </v:shape>
+          <o:OLEObject Type="Embed" ProgID="Equation.DSMT4" ShapeID="_x0000_i1139" DrawAspect="Content" ObjectID="_1843851982" r:id="rId187"/>
         </w:object>
       </w:r>
       <w:r>
@@ -5251,9 +5260,9 @@
       <w:r>
         <w:object w:dxaOrig="211" w:dyaOrig="224" w14:anchorId="20646EE8">
           <v:shape id="_x0000_i1140" type="#_x0000_t75" alt="eqId2a30f3a8b673cc28bd90c50cf1a35281" style="width:10.8pt;height:11.4pt" o:ole="">
-            <v:imagedata r:id="rId206" o:title="eqId2a30f3a8b673cc28bd90c50cf1a35281"/>
-          </v:shape>
-          <o:OLEObject Type="Embed" ProgID="Equation.DSMT4" ShapeID="_x0000_i1140" DrawAspect="Content" ObjectID="_1843785742" r:id="rId216"/>
+            <v:imagedata r:id="rId178" o:title="eqId2a30f3a8b673cc28bd90c50cf1a35281"/>
+          </v:shape>
+          <o:OLEObject Type="Embed" ProgID="Equation.DSMT4" ShapeID="_x0000_i1140" DrawAspect="Content" ObjectID="_1843851983" r:id="rId188"/>
         </w:object>
       </w:r>
       <w:r>
@@ -5262,9 +5271,9 @@
       <w:r>
         <w:object w:dxaOrig="228" w:dyaOrig="255" w14:anchorId="47FF7E64">
           <v:shape id="_x0000_i1141" type="#_x0000_t75" alt="eqIdb52b4f24969673c863b5aff4fb6751ce" style="width:11.4pt;height:12.6pt" o:ole="">
-            <v:imagedata r:id="rId217" o:title="eqIdb52b4f24969673c863b5aff4fb6751ce"/>
-          </v:shape>
-          <o:OLEObject Type="Embed" ProgID="Equation.DSMT4" ShapeID="_x0000_i1141" DrawAspect="Content" ObjectID="_1843785743" r:id="rId218"/>
+            <v:imagedata r:id="rId189" o:title="eqIdb52b4f24969673c863b5aff4fb6751ce"/>
+          </v:shape>
+          <o:OLEObject Type="Embed" ProgID="Equation.DSMT4" ShapeID="_x0000_i1141" DrawAspect="Content" ObjectID="_1843851984" r:id="rId190"/>
         </w:object>
       </w:r>
       <w:r>
@@ -5292,9 +5301,9 @@
       <w:r>
         <w:object w:dxaOrig="616" w:dyaOrig="537" w14:anchorId="2FA0A070">
           <v:shape id="_x0000_i1142" type="#_x0000_t75" alt="eqId521bdca99656f150034307a04e4f60c9" style="width:30.6pt;height:27pt" o:ole="">
-            <v:imagedata r:id="rId202" o:title="eqId521bdca99656f150034307a04e4f60c9"/>
-          </v:shape>
-          <o:OLEObject Type="Embed" ProgID="Equation.DSMT4" ShapeID="_x0000_i1142" DrawAspect="Content" ObjectID="_1843785744" r:id="rId219"/>
+            <v:imagedata r:id="rId174" o:title="eqId521bdca99656f150034307a04e4f60c9"/>
+          </v:shape>
+          <o:OLEObject Type="Embed" ProgID="Equation.DSMT4" ShapeID="_x0000_i1142" DrawAspect="Content" ObjectID="_1843851985" r:id="rId191"/>
         </w:object>
       </w:r>
       <w:r>
@@ -5303,9 +5312,9 @@
       <w:r>
         <w:object w:dxaOrig="193" w:dyaOrig="245" w14:anchorId="4037C7EC">
           <v:shape id="_x0000_i1143" type="#_x0000_t75" alt="eqId5c02bc0c74292b1e8f395f90935d3174" style="width:9.6pt;height:12pt" o:ole="">
-            <v:imagedata r:id="rId204" o:title="eqId5c02bc0c74292b1e8f395f90935d3174"/>
-          </v:shape>
-          <o:OLEObject Type="Embed" ProgID="Equation.DSMT4" ShapeID="_x0000_i1143" DrawAspect="Content" ObjectID="_1843785745" r:id="rId220"/>
+            <v:imagedata r:id="rId176" o:title="eqId5c02bc0c74292b1e8f395f90935d3174"/>
+          </v:shape>
+          <o:OLEObject Type="Embed" ProgID="Equation.DSMT4" ShapeID="_x0000_i1143" DrawAspect="Content" ObjectID="_1843851986" r:id="rId192"/>
         </w:object>
       </w:r>
       <w:r>
@@ -5314,9 +5323,9 @@
       <w:r>
         <w:object w:dxaOrig="211" w:dyaOrig="224" w14:anchorId="36FD7D67">
           <v:shape id="_x0000_i1144" type="#_x0000_t75" alt="eqId2a30f3a8b673cc28bd90c50cf1a35281" style="width:10.8pt;height:11.4pt" o:ole="">
-            <v:imagedata r:id="rId206" o:title="eqId2a30f3a8b673cc28bd90c50cf1a35281"/>
-          </v:shape>
-          <o:OLEObject Type="Embed" ProgID="Equation.DSMT4" ShapeID="_x0000_i1144" DrawAspect="Content" ObjectID="_1843785746" r:id="rId221"/>
+            <v:imagedata r:id="rId178" o:title="eqId2a30f3a8b673cc28bd90c50cf1a35281"/>
+          </v:shape>
+          <o:OLEObject Type="Embed" ProgID="Equation.DSMT4" ShapeID="_x0000_i1144" DrawAspect="Content" ObjectID="_1843851987" r:id="rId193"/>
         </w:object>
       </w:r>
       <w:r>
@@ -5325,9 +5334,9 @@
       <w:r>
         <w:object w:dxaOrig="686" w:dyaOrig="277" w14:anchorId="35C0BC00">
           <v:shape id="_x0000_i1145" type="#_x0000_t75" alt="eqId602895134a8683469b4503f21f908e85" style="width:34.2pt;height:13.8pt" o:ole="">
-            <v:imagedata r:id="rId208" o:title="eqId602895134a8683469b4503f21f908e85"/>
-          </v:shape>
-          <o:OLEObject Type="Embed" ProgID="Equation.DSMT4" ShapeID="_x0000_i1145" DrawAspect="Content" ObjectID="_1843785747" r:id="rId222"/>
+            <v:imagedata r:id="rId180" o:title="eqId602895134a8683469b4503f21f908e85"/>
+          </v:shape>
+          <o:OLEObject Type="Embed" ProgID="Equation.DSMT4" ShapeID="_x0000_i1145" DrawAspect="Content" ObjectID="_1843851988" r:id="rId194"/>
         </w:object>
       </w:r>
       <w:r>
@@ -5415,9 +5424,9 @@
       <w:r>
         <w:object w:dxaOrig="897" w:dyaOrig="541" w14:anchorId="3DF90ED6">
           <v:shape id="_x0000_i1146" type="#_x0000_t75" alt="eqId522e51b5018cb7177437f00b057a3d45" style="width:45pt;height:27pt" o:ole="">
-            <v:imagedata r:id="rId223" o:title="eqId522e51b5018cb7177437f00b057a3d45"/>
-          </v:shape>
-          <o:OLEObject Type="Embed" ProgID="Equation.DSMT4" ShapeID="_x0000_i1146" DrawAspect="Content" ObjectID="_1843785748" r:id="rId224"/>
+            <v:imagedata r:id="rId195" o:title="eqId522e51b5018cb7177437f00b057a3d45"/>
+          </v:shape>
+          <o:OLEObject Type="Embed" ProgID="Equation.DSMT4" ShapeID="_x0000_i1146" DrawAspect="Content" ObjectID="_1843851989" r:id="rId196"/>
         </w:object>
       </w:r>
       <w:r>
@@ -5426,9 +5435,9 @@
       <w:r>
         <w:object w:dxaOrig="193" w:dyaOrig="245" w14:anchorId="16BB027C">
           <v:shape id="_x0000_i1147" type="#_x0000_t75" alt="eqId1bcf9f33389b83d32baf2f784435e80f" style="width:9.6pt;height:12pt" o:ole="">
-            <v:imagedata r:id="rId225" o:title="eqId1bcf9f33389b83d32baf2f784435e80f"/>
-          </v:shape>
-          <o:OLEObject Type="Embed" ProgID="Equation.DSMT4" ShapeID="_x0000_i1147" DrawAspect="Content" ObjectID="_1843785749" r:id="rId226"/>
+            <v:imagedata r:id="rId197" o:title="eqId1bcf9f33389b83d32baf2f784435e80f"/>
+          </v:shape>
+          <o:OLEObject Type="Embed" ProgID="Equation.DSMT4" ShapeID="_x0000_i1147" DrawAspect="Content" ObjectID="_1843851990" r:id="rId198"/>
         </w:object>
       </w:r>
       <w:r>
@@ -5437,9 +5446,9 @@
       <w:r>
         <w:object w:dxaOrig="211" w:dyaOrig="250" w14:anchorId="1F5B0140">
           <v:shape id="_x0000_i1148" type="#_x0000_t75" alt="eqIdce1132157a33c82610c2d5035493d024" style="width:10.8pt;height:12.6pt" o:ole="">
-            <v:imagedata r:id="rId227" o:title="eqIdce1132157a33c82610c2d5035493d024"/>
-          </v:shape>
-          <o:OLEObject Type="Embed" ProgID="Equation.DSMT4" ShapeID="_x0000_i1148" DrawAspect="Content" ObjectID="_1843785750" r:id="rId228"/>
+            <v:imagedata r:id="rId199" o:title="eqIdce1132157a33c82610c2d5035493d024"/>
+          </v:shape>
+          <o:OLEObject Type="Embed" ProgID="Equation.DSMT4" ShapeID="_x0000_i1148" DrawAspect="Content" ObjectID="_1843851991" r:id="rId200"/>
         </w:object>
       </w:r>
       <w:r>
@@ -5467,9 +5476,9 @@
       <w:r>
         <w:object w:dxaOrig="211" w:dyaOrig="277" w14:anchorId="014BC28E">
           <v:shape id="_x0000_i1149" type="#_x0000_t75" alt="eqId2eacd9c1ce5e65fec29c32f40d86b73d" style="width:10.8pt;height:13.8pt" o:ole="">
-            <v:imagedata r:id="rId229" o:title="eqId2eacd9c1ce5e65fec29c32f40d86b73d"/>
-          </v:shape>
-          <o:OLEObject Type="Embed" ProgID="Equation.DSMT4" ShapeID="_x0000_i1149" DrawAspect="Content" ObjectID="_1843785751" r:id="rId230"/>
+            <v:imagedata r:id="rId201" o:title="eqId2eacd9c1ce5e65fec29c32f40d86b73d"/>
+          </v:shape>
+          <o:OLEObject Type="Embed" ProgID="Equation.DSMT4" ShapeID="_x0000_i1149" DrawAspect="Content" ObjectID="_1843851992" r:id="rId202"/>
         </w:object>
       </w:r>
       <w:r>
@@ -5497,9 +5506,9 @@
       <w:r>
         <w:object w:dxaOrig="616" w:dyaOrig="537" w14:anchorId="52736DF1">
           <v:shape id="_x0000_i1150" type="#_x0000_t75" alt="eqId521bdca99656f150034307a04e4f60c9" style="width:30.6pt;height:27pt" o:ole="">
-            <v:imagedata r:id="rId202" o:title="eqId521bdca99656f150034307a04e4f60c9"/>
-          </v:shape>
-          <o:OLEObject Type="Embed" ProgID="Equation.DSMT4" ShapeID="_x0000_i1150" DrawAspect="Content" ObjectID="_1843785752" r:id="rId231"/>
+            <v:imagedata r:id="rId174" o:title="eqId521bdca99656f150034307a04e4f60c9"/>
+          </v:shape>
+          <o:OLEObject Type="Embed" ProgID="Equation.DSMT4" ShapeID="_x0000_i1150" DrawAspect="Content" ObjectID="_1843851993" r:id="rId203"/>
         </w:object>
       </w:r>
       <w:r>
@@ -5508,9 +5517,9 @@
       <w:r>
         <w:object w:dxaOrig="633" w:dyaOrig="541" w14:anchorId="314DA4C6">
           <v:shape id="_x0000_i1151" type="#_x0000_t75" alt="eqIdb1557d3f456f40e929906e12f0adf72b" style="width:31.8pt;height:27pt" o:ole="">
-            <v:imagedata r:id="rId232" o:title="eqIdb1557d3f456f40e929906e12f0adf72b"/>
-          </v:shape>
-          <o:OLEObject Type="Embed" ProgID="Equation.DSMT4" ShapeID="_x0000_i1151" DrawAspect="Content" ObjectID="_1843785753" r:id="rId233"/>
+            <v:imagedata r:id="rId204" o:title="eqIdb1557d3f456f40e929906e12f0adf72b"/>
+          </v:shape>
+          <o:OLEObject Type="Embed" ProgID="Equation.DSMT4" ShapeID="_x0000_i1151" DrawAspect="Content" ObjectID="_1843851994" r:id="rId205"/>
         </w:object>
       </w:r>
       <w:r>
@@ -5519,9 +5528,9 @@
       <w:r>
         <w:object w:dxaOrig="897" w:dyaOrig="541" w14:anchorId="0AB7064A">
           <v:shape id="_x0000_i1152" type="#_x0000_t75" alt="eqId522e51b5018cb7177437f00b057a3d45" style="width:45pt;height:27pt" o:ole="">
-            <v:imagedata r:id="rId223" o:title="eqId522e51b5018cb7177437f00b057a3d45"/>
-          </v:shape>
-          <o:OLEObject Type="Embed" ProgID="Equation.DSMT4" ShapeID="_x0000_i1152" DrawAspect="Content" ObjectID="_1843785754" r:id="rId234"/>
+            <v:imagedata r:id="rId195" o:title="eqId522e51b5018cb7177437f00b057a3d45"/>
+          </v:shape>
+          <o:OLEObject Type="Embed" ProgID="Equation.DSMT4" ShapeID="_x0000_i1152" DrawAspect="Content" ObjectID="_1843851995" r:id="rId206"/>
         </w:object>
       </w:r>
     </w:p>
@@ -5537,9 +5546,9 @@
       <w:r>
         <w:object w:dxaOrig="932" w:dyaOrig="538" w14:anchorId="2A790DDD">
           <v:shape id="_x0000_i1153" type="#_x0000_t75" alt="eqIdc368f4b76ea74fd92c39ae9c359848de" style="width:46.8pt;height:27pt" o:ole="">
-            <v:imagedata r:id="rId235" o:title="eqIdc368f4b76ea74fd92c39ae9c359848de"/>
-          </v:shape>
-          <o:OLEObject Type="Embed" ProgID="Equation.DSMT4" ShapeID="_x0000_i1153" DrawAspect="Content" ObjectID="_1843785755" r:id="rId236"/>
+            <v:imagedata r:id="rId207" o:title="eqIdc368f4b76ea74fd92c39ae9c359848de"/>
+          </v:shape>
+          <o:OLEObject Type="Embed" ProgID="Equation.DSMT4" ShapeID="_x0000_i1153" DrawAspect="Content" ObjectID="_1843851996" r:id="rId208"/>
         </w:object>
       </w:r>
       <w:r>
@@ -5548,9 +5557,9 @@
       <w:r>
         <w:object w:dxaOrig="211" w:dyaOrig="277" w14:anchorId="0115ADFB">
           <v:shape id="_x0000_i1154" type="#_x0000_t75" alt="eqId2eacd9c1ce5e65fec29c32f40d86b73d" style="width:10.8pt;height:13.8pt" o:ole="">
-            <v:imagedata r:id="rId229" o:title="eqId2eacd9c1ce5e65fec29c32f40d86b73d"/>
-          </v:shape>
-          <o:OLEObject Type="Embed" ProgID="Equation.DSMT4" ShapeID="_x0000_i1154" DrawAspect="Content" ObjectID="_1843785756" r:id="rId237"/>
+            <v:imagedata r:id="rId201" o:title="eqId2eacd9c1ce5e65fec29c32f40d86b73d"/>
+          </v:shape>
+          <o:OLEObject Type="Embed" ProgID="Equation.DSMT4" ShapeID="_x0000_i1154" DrawAspect="Content" ObjectID="_1843851997" r:id="rId209"/>
         </w:object>
       </w:r>
       <w:r>
@@ -5559,9 +5568,9 @@
       <w:r>
         <w:object w:dxaOrig="193" w:dyaOrig="245" w14:anchorId="37C02FBB">
           <v:shape id="_x0000_i1155" type="#_x0000_t75" alt="eqId44c4dce884147e801b50675b9c0714e5" style="width:9.6pt;height:12pt" o:ole="">
-            <v:imagedata r:id="rId238" o:title="eqId44c4dce884147e801b50675b9c0714e5"/>
-          </v:shape>
-          <o:OLEObject Type="Embed" ProgID="Equation.DSMT4" ShapeID="_x0000_i1155" DrawAspect="Content" ObjectID="_1843785757" r:id="rId239"/>
+            <v:imagedata r:id="rId210" o:title="eqId44c4dce884147e801b50675b9c0714e5"/>
+          </v:shape>
+          <o:OLEObject Type="Embed" ProgID="Equation.DSMT4" ShapeID="_x0000_i1155" DrawAspect="Content" ObjectID="_1843851998" r:id="rId211"/>
         </w:object>
       </w:r>
       <w:r>
@@ -5570,9 +5579,9 @@
       <w:r>
         <w:object w:dxaOrig="211" w:dyaOrig="224" w14:anchorId="62F3DF97">
           <v:shape id="_x0000_i1156" type="#_x0000_t75" alt="eqId252053b853152bd294a8315debd00b92" style="width:10.8pt;height:11.4pt" o:ole="">
-            <v:imagedata r:id="rId240" o:title="eqId252053b853152bd294a8315debd00b92"/>
-          </v:shape>
-          <o:OLEObject Type="Embed" ProgID="Equation.DSMT4" ShapeID="_x0000_i1156" DrawAspect="Content" ObjectID="_1843785758" r:id="rId241"/>
+            <v:imagedata r:id="rId212" o:title="eqId252053b853152bd294a8315debd00b92"/>
+          </v:shape>
+          <o:OLEObject Type="Embed" ProgID="Equation.DSMT4" ShapeID="_x0000_i1156" DrawAspect="Content" ObjectID="_1843851999" r:id="rId213"/>
         </w:object>
       </w:r>
       <w:r>
@@ -5581,9 +5590,9 @@
       <w:r>
         <w:object w:dxaOrig="193" w:dyaOrig="245" w14:anchorId="40D5942C">
           <v:shape id="_x0000_i1157" type="#_x0000_t75" alt="eqId1bcf9f33389b83d32baf2f784435e80f" style="width:9.6pt;height:12pt" o:ole="">
-            <v:imagedata r:id="rId225" o:title="eqId1bcf9f33389b83d32baf2f784435e80f"/>
-          </v:shape>
-          <o:OLEObject Type="Embed" ProgID="Equation.DSMT4" ShapeID="_x0000_i1157" DrawAspect="Content" ObjectID="_1843785759" r:id="rId242"/>
+            <v:imagedata r:id="rId197" o:title="eqId1bcf9f33389b83d32baf2f784435e80f"/>
+          </v:shape>
+          <o:OLEObject Type="Embed" ProgID="Equation.DSMT4" ShapeID="_x0000_i1157" DrawAspect="Content" ObjectID="_1843852000" r:id="rId214"/>
         </w:object>
       </w:r>
       <w:r>
@@ -5592,9 +5601,9 @@
       <w:r>
         <w:object w:dxaOrig="211" w:dyaOrig="224" w14:anchorId="5CA24089">
           <v:shape id="_x0000_i1158" type="#_x0000_t75" alt="eqId252053b853152bd294a8315debd00b92" style="width:10.8pt;height:11.4pt" o:ole="">
-            <v:imagedata r:id="rId240" o:title="eqId252053b853152bd294a8315debd00b92"/>
-          </v:shape>
-          <o:OLEObject Type="Embed" ProgID="Equation.DSMT4" ShapeID="_x0000_i1158" DrawAspect="Content" ObjectID="_1843785760" r:id="rId243"/>
+            <v:imagedata r:id="rId212" o:title="eqId252053b853152bd294a8315debd00b92"/>
+          </v:shape>
+          <o:OLEObject Type="Embed" ProgID="Equation.DSMT4" ShapeID="_x0000_i1158" DrawAspect="Content" ObjectID="_1843852001" r:id="rId215"/>
         </w:object>
       </w:r>
       <w:r>
@@ -5613,9 +5622,9 @@
       <w:r>
         <w:object w:dxaOrig="686" w:dyaOrig="277" w14:anchorId="5792BED4">
           <v:shape id="_x0000_i1159" type="#_x0000_t75" alt="eqId602895134a8683469b4503f21f908e85" style="width:34.2pt;height:13.8pt" o:ole="">
-            <v:imagedata r:id="rId208" o:title="eqId602895134a8683469b4503f21f908e85"/>
-          </v:shape>
-          <o:OLEObject Type="Embed" ProgID="Equation.DSMT4" ShapeID="_x0000_i1159" DrawAspect="Content" ObjectID="_1843785761" r:id="rId244"/>
+            <v:imagedata r:id="rId180" o:title="eqId602895134a8683469b4503f21f908e85"/>
+          </v:shape>
+          <o:OLEObject Type="Embed" ProgID="Equation.DSMT4" ShapeID="_x0000_i1159" DrawAspect="Content" ObjectID="_1843852002" r:id="rId216"/>
         </w:object>
       </w:r>
       <w:r>
@@ -5643,9 +5652,9 @@
       <w:r>
         <w:object w:dxaOrig="633" w:dyaOrig="541" w14:anchorId="33AFBCE8">
           <v:shape id="_x0000_i1160" type="#_x0000_t75" alt="eqIdb1557d3f456f40e929906e12f0adf72b" style="width:31.8pt;height:27pt" o:ole="">
-            <v:imagedata r:id="rId232" o:title="eqIdb1557d3f456f40e929906e12f0adf72b"/>
-          </v:shape>
-          <o:OLEObject Type="Embed" ProgID="Equation.DSMT4" ShapeID="_x0000_i1160" DrawAspect="Content" ObjectID="_1843785762" r:id="rId245"/>
+            <v:imagedata r:id="rId204" o:title="eqIdb1557d3f456f40e929906e12f0adf72b"/>
+          </v:shape>
+          <o:OLEObject Type="Embed" ProgID="Equation.DSMT4" ShapeID="_x0000_i1160" DrawAspect="Content" ObjectID="_1843852003" r:id="rId217"/>
         </w:object>
       </w:r>
       <w:r>
@@ -5654,9 +5663,9 @@
       <w:r>
         <w:object w:dxaOrig="211" w:dyaOrig="277" w14:anchorId="77EEEDB7">
           <v:shape id="_x0000_i1161" type="#_x0000_t75" alt="eqId2eacd9c1ce5e65fec29c32f40d86b73d" style="width:10.8pt;height:13.8pt" o:ole="">
-            <v:imagedata r:id="rId229" o:title="eqId2eacd9c1ce5e65fec29c32f40d86b73d"/>
-          </v:shape>
-          <o:OLEObject Type="Embed" ProgID="Equation.DSMT4" ShapeID="_x0000_i1161" DrawAspect="Content" ObjectID="_1843785763" r:id="rId246"/>
+            <v:imagedata r:id="rId201" o:title="eqId2eacd9c1ce5e65fec29c32f40d86b73d"/>
+          </v:shape>
+          <o:OLEObject Type="Embed" ProgID="Equation.DSMT4" ShapeID="_x0000_i1161" DrawAspect="Content" ObjectID="_1843852004" r:id="rId218"/>
         </w:object>
       </w:r>
       <w:r>
@@ -5665,9 +5674,9 @@
       <w:r>
         <w:object w:dxaOrig="211" w:dyaOrig="250" w14:anchorId="242272BA">
           <v:shape id="_x0000_i1162" type="#_x0000_t75" alt="eqIdce1132157a33c82610c2d5035493d024" style="width:10.8pt;height:12.6pt" o:ole="">
-            <v:imagedata r:id="rId227" o:title="eqIdce1132157a33c82610c2d5035493d024"/>
-          </v:shape>
-          <o:OLEObject Type="Embed" ProgID="Equation.DSMT4" ShapeID="_x0000_i1162" DrawAspect="Content" ObjectID="_1843785764" r:id="rId247"/>
+            <v:imagedata r:id="rId199" o:title="eqIdce1132157a33c82610c2d5035493d024"/>
+          </v:shape>
+          <o:OLEObject Type="Embed" ProgID="Equation.DSMT4" ShapeID="_x0000_i1162" DrawAspect="Content" ObjectID="_1843852005" r:id="rId219"/>
         </w:object>
       </w:r>
       <w:r>
@@ -5676,9 +5685,9 @@
       <w:r>
         <w:object w:dxaOrig="228" w:dyaOrig="255" w14:anchorId="58981D1D">
           <v:shape id="_x0000_i1163" type="#_x0000_t75" alt="eqIdbf918f66e9c83c7f9d74975252ce3e05" style="width:11.4pt;height:12.6pt" o:ole="">
-            <v:imagedata r:id="rId248" o:title="eqIdbf918f66e9c83c7f9d74975252ce3e05"/>
-          </v:shape>
-          <o:OLEObject Type="Embed" ProgID="Equation.DSMT4" ShapeID="_x0000_i1163" DrawAspect="Content" ObjectID="_1843785765" r:id="rId249"/>
+            <v:imagedata r:id="rId220" o:title="eqIdbf918f66e9c83c7f9d74975252ce3e05"/>
+          </v:shape>
+          <o:OLEObject Type="Embed" ProgID="Equation.DSMT4" ShapeID="_x0000_i1163" DrawAspect="Content" ObjectID="_1843852006" r:id="rId221"/>
         </w:object>
       </w:r>
       <w:r>
@@ -5783,9 +5792,9 @@
       <w:r>
         <w:object w:dxaOrig="1179" w:dyaOrig="278" w14:anchorId="5EA1CFAE">
           <v:shape id="_x0000_i1164" type="#_x0000_t75" alt="eqIdf396a36e5f3dc064bee39095a56188b8" style="width:58.8pt;height:13.8pt" o:ole="">
-            <v:imagedata r:id="rId250" o:title="eqIdf396a36e5f3dc064bee39095a56188b8"/>
-          </v:shape>
-          <o:OLEObject Type="Embed" ProgID="Equation.DSMT4" ShapeID="_x0000_i1164" DrawAspect="Content" ObjectID="_1843785766" r:id="rId251"/>
+            <v:imagedata r:id="rId222" o:title="eqIdf396a36e5f3dc064bee39095a56188b8"/>
+          </v:shape>
+          <o:OLEObject Type="Embed" ProgID="Equation.DSMT4" ShapeID="_x0000_i1164" DrawAspect="Content" ObjectID="_1843852007" r:id="rId223"/>
         </w:object>
       </w:r>
     </w:p>
@@ -5862,9 +5871,9 @@
       <w:r>
         <w:object w:dxaOrig="1706" w:dyaOrig="544" w14:anchorId="00A92081">
           <v:shape id="_x0000_i1165" type="#_x0000_t75" alt="eqId37e42ef296bfd4fd17cced7d627f8462" style="width:85.2pt;height:27pt" o:ole="">
-            <v:imagedata r:id="rId252" o:title="eqId37e42ef296bfd4fd17cced7d627f8462"/>
-          </v:shape>
-          <o:OLEObject Type="Embed" ProgID="Equation.DSMT4" ShapeID="_x0000_i1165" DrawAspect="Content" ObjectID="_1843785767" r:id="rId253"/>
+            <v:imagedata r:id="rId224" o:title="eqId37e42ef296bfd4fd17cced7d627f8462"/>
+          </v:shape>
+          <o:OLEObject Type="Embed" ProgID="Equation.DSMT4" ShapeID="_x0000_i1165" DrawAspect="Content" ObjectID="_1843852008" r:id="rId225"/>
         </w:object>
       </w:r>
     </w:p>
@@ -5880,9 +5889,9 @@
       <w:r>
         <w:object w:dxaOrig="1003" w:dyaOrig="356" w14:anchorId="7350A39E">
           <v:shape id="_x0000_i1166" type="#_x0000_t75" alt="eqId2bd5115ab0cbc0d184253412406291d9" style="width:50.4pt;height:18pt" o:ole="">
-            <v:imagedata r:id="rId254" o:title="eqId2bd5115ab0cbc0d184253412406291d9"/>
-          </v:shape>
-          <o:OLEObject Type="Embed" ProgID="Equation.DSMT4" ShapeID="_x0000_i1166" DrawAspect="Content" ObjectID="_1843785768" r:id="rId255"/>
+            <v:imagedata r:id="rId226" o:title="eqId2bd5115ab0cbc0d184253412406291d9"/>
+          </v:shape>
+          <o:OLEObject Type="Embed" ProgID="Equation.DSMT4" ShapeID="_x0000_i1166" DrawAspect="Content" ObjectID="_1843852009" r:id="rId227"/>
         </w:object>
       </w:r>
       <w:r>
@@ -5920,9 +5929,9 @@
       <w:r>
         <w:object w:dxaOrig="1302" w:dyaOrig="577" w14:anchorId="77A1CB6C">
           <v:shape id="_x0000_i1167" type="#_x0000_t75" alt="eqIde3273eafca96462d600971cd41a6eb2c" style="width:65.4pt;height:28.8pt" o:ole="">
-            <v:imagedata r:id="rId256" o:title="eqIde3273eafca96462d600971cd41a6eb2c"/>
-          </v:shape>
-          <o:OLEObject Type="Embed" ProgID="Equation.DSMT4" ShapeID="_x0000_i1167" DrawAspect="Content" ObjectID="_1843785769" r:id="rId257"/>
+            <v:imagedata r:id="rId228" o:title="eqIde3273eafca96462d600971cd41a6eb2c"/>
+          </v:shape>
+          <o:OLEObject Type="Embed" ProgID="Equation.DSMT4" ShapeID="_x0000_i1167" DrawAspect="Content" ObjectID="_1843852010" r:id="rId229"/>
         </w:object>
       </w:r>
     </w:p>
@@ -5938,9 +5947,9 @@
       <w:r>
         <w:object w:dxaOrig="704" w:dyaOrig="252" w14:anchorId="1505F0B0">
           <v:shape id="_x0000_i1168" type="#_x0000_t75" alt="eqId6f6cd948f99661676e26fd19df16b036" style="width:35.4pt;height:12.6pt" o:ole="">
-            <v:imagedata r:id="rId258" o:title="eqId6f6cd948f99661676e26fd19df16b036"/>
-          </v:shape>
-          <o:OLEObject Type="Embed" ProgID="Equation.DSMT4" ShapeID="_x0000_i1168" DrawAspect="Content" ObjectID="_1843785770" r:id="rId259"/>
+            <v:imagedata r:id="rId230" o:title="eqId6f6cd948f99661676e26fd19df16b036"/>
+          </v:shape>
+          <o:OLEObject Type="Embed" ProgID="Equation.DSMT4" ShapeID="_x0000_i1168" DrawAspect="Content" ObjectID="_1843852011" r:id="rId231"/>
         </w:object>
       </w:r>
       <w:r>
@@ -5999,6 +6008,7 @@
         <w:textAlignment w:val="center"/>
       </w:pPr>
       <w:r>
+        <w:lastRenderedPageBreak/>
         <w:t>故选</w:t>
       </w:r>
       <w:r>
@@ -6015,7 +6025,6 @@
         <w:textAlignment w:val="center"/>
       </w:pPr>
       <w:r>
-        <w:lastRenderedPageBreak/>
         <w:t>10</w:t>
       </w:r>
       <w:r>
@@ -6059,9 +6068,9 @@
       <w:r>
         <w:object w:dxaOrig="756" w:dyaOrig="279" w14:anchorId="1FEF4C8F">
           <v:shape id="_x0000_i1169" type="#_x0000_t75" alt="eqId09c185efb98069bbc01166af239f5fa1" style="width:37.8pt;height:13.8pt" o:ole="">
-            <v:imagedata r:id="rId260" o:title="eqId09c185efb98069bbc01166af239f5fa1"/>
-          </v:shape>
-          <o:OLEObject Type="Embed" ProgID="Equation.DSMT4" ShapeID="_x0000_i1169" DrawAspect="Content" ObjectID="_1843785771" r:id="rId261"/>
+            <v:imagedata r:id="rId232" o:title="eqId09c185efb98069bbc01166af239f5fa1"/>
+          </v:shape>
+          <o:OLEObject Type="Embed" ProgID="Equation.DSMT4" ShapeID="_x0000_i1169" DrawAspect="Content" ObjectID="_1843852012" r:id="rId233"/>
         </w:object>
       </w:r>
       <w:r>
@@ -6070,9 +6079,9 @@
       <w:r>
         <w:object w:dxaOrig="721" w:dyaOrig="249" w14:anchorId="3A58BB67">
           <v:shape id="_x0000_i1170" type="#_x0000_t75" alt="eqIdde4c7e552d917721a4f5b35995ed553e" style="width:36pt;height:12.6pt" o:ole="">
-            <v:imagedata r:id="rId262" o:title="eqIdde4c7e552d917721a4f5b35995ed553e"/>
-          </v:shape>
-          <o:OLEObject Type="Embed" ProgID="Equation.DSMT4" ShapeID="_x0000_i1170" DrawAspect="Content" ObjectID="_1843785772" r:id="rId263"/>
+            <v:imagedata r:id="rId234" o:title="eqIdde4c7e552d917721a4f5b35995ed553e"/>
+          </v:shape>
+          <o:OLEObject Type="Embed" ProgID="Equation.DSMT4" ShapeID="_x0000_i1170" DrawAspect="Content" ObjectID="_1843852013" r:id="rId235"/>
         </w:object>
       </w:r>
       <w:r>
@@ -6081,9 +6090,9 @@
       <w:r>
         <w:object w:dxaOrig="721" w:dyaOrig="249" w14:anchorId="791A33C2">
           <v:shape id="_x0000_i1171" type="#_x0000_t75" alt="eqId46e72b7e11d86cdd4591ec2635a9e6d5" style="width:36pt;height:12.6pt;mso-position-horizontal-relative:page;mso-position-vertical-relative:page" o:ole="">
-            <v:imagedata r:id="rId264" o:title="eqId46e72b7e11d86cdd4591ec2635a9e6d5"/>
-          </v:shape>
-          <o:OLEObject Type="Embed" ProgID="Equation.DSMT4" ShapeID="_x0000_i1171" DrawAspect="Content" ObjectID="_1843785773" r:id="rId265"/>
+            <v:imagedata r:id="rId236" o:title="eqId46e72b7e11d86cdd4591ec2635a9e6d5"/>
+          </v:shape>
+          <o:OLEObject Type="Embed" ProgID="Equation.DSMT4" ShapeID="_x0000_i1171" DrawAspect="Content" ObjectID="_1843852014" r:id="rId237"/>
         </w:object>
       </w:r>
       <w:r>
@@ -6092,9 +6101,9 @@
       <w:r>
         <w:object w:dxaOrig="986" w:dyaOrig="315" w14:anchorId="7D409568">
           <v:shape id="_x0000_i1172" type="#_x0000_t75" alt="eqId44a1cdc544f071107cea8f9950705684" style="width:49.2pt;height:15.6pt" o:ole="">
-            <v:imagedata r:id="rId266" o:title="eqId44a1cdc544f071107cea8f9950705684"/>
-          </v:shape>
-          <o:OLEObject Type="Embed" ProgID="Equation.DSMT4" ShapeID="_x0000_i1172" DrawAspect="Content" ObjectID="_1843785774" r:id="rId267"/>
+            <v:imagedata r:id="rId238" o:title="eqId44a1cdc544f071107cea8f9950705684"/>
+          </v:shape>
+          <o:OLEObject Type="Embed" ProgID="Equation.DSMT4" ShapeID="_x0000_i1172" DrawAspect="Content" ObjectID="_1843852015" r:id="rId239"/>
         </w:object>
       </w:r>
       <w:r>
@@ -6103,9 +6112,9 @@
       <w:r>
         <w:object w:dxaOrig="1267" w:dyaOrig="317" w14:anchorId="31B0A168">
           <v:shape id="_x0000_i1173" type="#_x0000_t75" alt="eqIda13ea6e6776b66d2ed6e0bad9e1ec95d" style="width:63.6pt;height:15.6pt" o:ole="">
-            <v:imagedata r:id="rId268" o:title="eqIda13ea6e6776b66d2ed6e0bad9e1ec95d"/>
-          </v:shape>
-          <o:OLEObject Type="Embed" ProgID="Equation.DSMT4" ShapeID="_x0000_i1173" DrawAspect="Content" ObjectID="_1843785775" r:id="rId269"/>
+            <v:imagedata r:id="rId240" o:title="eqIda13ea6e6776b66d2ed6e0bad9e1ec95d"/>
+          </v:shape>
+          <o:OLEObject Type="Embed" ProgID="Equation.DSMT4" ShapeID="_x0000_i1173" DrawAspect="Content" ObjectID="_1843852016" r:id="rId241"/>
         </w:object>
       </w:r>
     </w:p>
@@ -6129,9 +6138,9 @@
       <w:r>
         <w:object w:dxaOrig="352" w:dyaOrig="247" w14:anchorId="602CD88A">
           <v:shape id="_x0000_i1174" type="#_x0000_t75" alt="eqId0dc5c9827dfd0be5a9c85962d6ccbfb1" style="width:17.4pt;height:12.6pt" o:ole="">
-            <v:imagedata r:id="rId75" o:title="eqId0dc5c9827dfd0be5a9c85962d6ccbfb1"/>
-          </v:shape>
-          <o:OLEObject Type="Embed" ProgID="Equation.DSMT4" ShapeID="_x0000_i1174" DrawAspect="Content" ObjectID="_1843785776" r:id="rId270"/>
+            <v:imagedata r:id="rId76" o:title="eqId0dc5c9827dfd0be5a9c85962d6ccbfb1"/>
+          </v:shape>
+          <o:OLEObject Type="Embed" ProgID="Equation.DSMT4" ShapeID="_x0000_i1174" DrawAspect="Content" ObjectID="_1843852017" r:id="rId242"/>
         </w:object>
       </w:r>
       <w:r>
@@ -6140,9 +6149,9 @@
       <w:r>
         <w:object w:dxaOrig="739" w:dyaOrig="317" w14:anchorId="337C0418">
           <v:shape id="_x0000_i1175" type="#_x0000_t75" alt="eqIdff2c6987fcf729637e2c439ae1609261" style="width:37.2pt;height:15.6pt" o:ole="">
-            <v:imagedata r:id="rId271" o:title="eqIdff2c6987fcf729637e2c439ae1609261"/>
-          </v:shape>
-          <o:OLEObject Type="Embed" ProgID="Equation.DSMT4" ShapeID="_x0000_i1175" DrawAspect="Content" ObjectID="_1843785777" r:id="rId272"/>
+            <v:imagedata r:id="rId243" o:title="eqIdff2c6987fcf729637e2c439ae1609261"/>
+          </v:shape>
+          <o:OLEObject Type="Embed" ProgID="Equation.DSMT4" ShapeID="_x0000_i1175" DrawAspect="Content" ObjectID="_1843852018" r:id="rId244"/>
         </w:object>
       </w:r>
       <w:r>
@@ -6151,9 +6160,9 @@
       <w:r>
         <w:object w:dxaOrig="774" w:dyaOrig="316" w14:anchorId="37B5DE04">
           <v:shape id="_x0000_i1176" type="#_x0000_t75" alt="eqId47aa8abf97f25f001792fa51f752672d" style="width:39pt;height:15.6pt" o:ole="">
-            <v:imagedata r:id="rId273" o:title="eqId47aa8abf97f25f001792fa51f752672d"/>
-          </v:shape>
-          <o:OLEObject Type="Embed" ProgID="Equation.DSMT4" ShapeID="_x0000_i1176" DrawAspect="Content" ObjectID="_1843785778" r:id="rId274"/>
+            <v:imagedata r:id="rId245" o:title="eqId47aa8abf97f25f001792fa51f752672d"/>
+          </v:shape>
+          <o:OLEObject Type="Embed" ProgID="Equation.DSMT4" ShapeID="_x0000_i1176" DrawAspect="Content" ObjectID="_1843852019" r:id="rId246"/>
         </w:object>
       </w:r>
       <w:r>
@@ -6162,9 +6171,9 @@
       <w:r>
         <w:object w:dxaOrig="299" w:dyaOrig="247" w14:anchorId="57131C5D">
           <v:shape id="_x0000_i1177" type="#_x0000_t75" alt="eqIda2818c71887223f8def66f2113baeeae" style="width:15pt;height:12.6pt" o:ole="">
-            <v:imagedata r:id="rId275" o:title="eqIda2818c71887223f8def66f2113baeeae"/>
-          </v:shape>
-          <o:OLEObject Type="Embed" ProgID="Equation.DSMT4" ShapeID="_x0000_i1177" DrawAspect="Content" ObjectID="_1843785779" r:id="rId276"/>
+            <v:imagedata r:id="rId247" o:title="eqIda2818c71887223f8def66f2113baeeae"/>
+          </v:shape>
+          <o:OLEObject Type="Embed" ProgID="Equation.DSMT4" ShapeID="_x0000_i1177" DrawAspect="Content" ObjectID="_1843852020" r:id="rId248"/>
         </w:object>
       </w:r>
       <w:r>
@@ -6183,9 +6192,9 @@
       <w:r>
         <w:object w:dxaOrig="756" w:dyaOrig="319" w14:anchorId="1333FE9E">
           <v:shape id="_x0000_i1178" type="#_x0000_t75" alt="eqId10b1fe9199c30abc0d765299f21fcef3" style="width:37.8pt;height:16.2pt" o:ole="">
-            <v:imagedata r:id="rId277" o:title="eqId10b1fe9199c30abc0d765299f21fcef3"/>
-          </v:shape>
-          <o:OLEObject Type="Embed" ProgID="Equation.DSMT4" ShapeID="_x0000_i1178" DrawAspect="Content" ObjectID="_1843785780" r:id="rId278"/>
+            <v:imagedata r:id="rId249" o:title="eqId10b1fe9199c30abc0d765299f21fcef3"/>
+          </v:shape>
+          <o:OLEObject Type="Embed" ProgID="Equation.DSMT4" ShapeID="_x0000_i1178" DrawAspect="Content" ObjectID="_1843852021" r:id="rId250"/>
         </w:object>
       </w:r>
       <w:r>
@@ -6204,9 +6213,9 @@
       <w:r>
         <w:object w:dxaOrig="369" w:dyaOrig="250" w14:anchorId="4CBBBD47">
           <v:shape id="_x0000_i1179" type="#_x0000_t75" alt="eqId60ef95894ceebaf236170e8832dcf7e3" style="width:18.6pt;height:12.6pt" o:ole="">
-            <v:imagedata r:id="rId70" o:title="eqId60ef95894ceebaf236170e8832dcf7e3"/>
-          </v:shape>
-          <o:OLEObject Type="Embed" ProgID="Equation.DSMT4" ShapeID="_x0000_i1179" DrawAspect="Content" ObjectID="_1843785781" r:id="rId279"/>
+            <v:imagedata r:id="rId71" o:title="eqId60ef95894ceebaf236170e8832dcf7e3"/>
+          </v:shape>
+          <o:OLEObject Type="Embed" ProgID="Equation.DSMT4" ShapeID="_x0000_i1179" DrawAspect="Content" ObjectID="_1843852022" r:id="rId251"/>
         </w:object>
       </w:r>
       <w:r>
@@ -6215,9 +6224,9 @@
       <w:r>
         <w:object w:dxaOrig="281" w:dyaOrig="228" w14:anchorId="59592A61">
           <v:shape id="_x0000_i1180" type="#_x0000_t75" alt="eqId00a28be4d5a16cf245f6fa7c4088fee4" style="width:13.8pt;height:11.4pt" o:ole="">
-            <v:imagedata r:id="rId280" o:title="eqId00a28be4d5a16cf245f6fa7c4088fee4"/>
-          </v:shape>
-          <o:OLEObject Type="Embed" ProgID="Equation.DSMT4" ShapeID="_x0000_i1180" DrawAspect="Content" ObjectID="_1843785782" r:id="rId281"/>
+            <v:imagedata r:id="rId252" o:title="eqId00a28be4d5a16cf245f6fa7c4088fee4"/>
+          </v:shape>
+          <o:OLEObject Type="Embed" ProgID="Equation.DSMT4" ShapeID="_x0000_i1180" DrawAspect="Content" ObjectID="_1843852023" r:id="rId253"/>
         </w:object>
       </w:r>
       <w:r>
@@ -6226,9 +6235,9 @@
       <w:r>
         <w:object w:dxaOrig="2199" w:dyaOrig="540" w14:anchorId="4CBBA00F">
           <v:shape id="_x0000_i1181" type="#_x0000_t75" alt="eqIddb33c89cb8550f21575143f40c0a883a" style="width:109.8pt;height:27pt" o:ole="">
-            <v:imagedata r:id="rId282" o:title="eqIddb33c89cb8550f21575143f40c0a883a"/>
-          </v:shape>
-          <o:OLEObject Type="Embed" ProgID="Equation.DSMT4" ShapeID="_x0000_i1181" DrawAspect="Content" ObjectID="_1843785783" r:id="rId283"/>
+            <v:imagedata r:id="rId254" o:title="eqIddb33c89cb8550f21575143f40c0a883a"/>
+          </v:shape>
+          <o:OLEObject Type="Embed" ProgID="Equation.DSMT4" ShapeID="_x0000_i1181" DrawAspect="Content" ObjectID="_1843852024" r:id="rId255"/>
         </w:object>
       </w:r>
     </w:p>
@@ -6244,9 +6253,9 @@
       <w:r>
         <w:object w:dxaOrig="722" w:dyaOrig="316" w14:anchorId="54F82A9A">
           <v:shape id="_x0000_i1182" type="#_x0000_t75" alt="eqIdf8d9fc018b6327aa36222d330e01ae64" style="width:36pt;height:15.6pt" o:ole="">
-            <v:imagedata r:id="rId284" o:title="eqIdf8d9fc018b6327aa36222d330e01ae64"/>
-          </v:shape>
-          <o:OLEObject Type="Embed" ProgID="Equation.DSMT4" ShapeID="_x0000_i1182" DrawAspect="Content" ObjectID="_1843785784" r:id="rId285"/>
+            <v:imagedata r:id="rId256" o:title="eqIdf8d9fc018b6327aa36222d330e01ae64"/>
+          </v:shape>
+          <o:OLEObject Type="Embed" ProgID="Equation.DSMT4" ShapeID="_x0000_i1182" DrawAspect="Content" ObjectID="_1843852025" r:id="rId257"/>
         </w:object>
       </w:r>
       <w:r>
@@ -6255,9 +6264,9 @@
       <w:r>
         <w:object w:dxaOrig="1162" w:dyaOrig="317" w14:anchorId="4F8736E7">
           <v:shape id="_x0000_i1183" type="#_x0000_t75" alt="eqIda61ba4523c698c87e42cec88035a18cf" style="width:58.2pt;height:15.6pt" o:ole="">
-            <v:imagedata r:id="rId286" o:title="eqIda61ba4523c698c87e42cec88035a18cf"/>
-          </v:shape>
-          <o:OLEObject Type="Embed" ProgID="Equation.DSMT4" ShapeID="_x0000_i1183" DrawAspect="Content" ObjectID="_1843785785" r:id="rId287"/>
+            <v:imagedata r:id="rId258" o:title="eqIda61ba4523c698c87e42cec88035a18cf"/>
+          </v:shape>
+          <o:OLEObject Type="Embed" ProgID="Equation.DSMT4" ShapeID="_x0000_i1183" DrawAspect="Content" ObjectID="_1843852026" r:id="rId259"/>
         </w:object>
       </w:r>
       <w:r>
@@ -6266,9 +6275,9 @@
       <w:r>
         <w:object w:dxaOrig="352" w:dyaOrig="221" w14:anchorId="11521769">
           <v:shape id="_x0000_i1184" type="#_x0000_t75" alt="eqIdf52a58fbaf4fea03567e88a9f0f6e37e" style="width:17.4pt;height:10.8pt" o:ole="">
-            <v:imagedata r:id="rId288" o:title="eqIdf52a58fbaf4fea03567e88a9f0f6e37e"/>
-          </v:shape>
-          <o:OLEObject Type="Embed" ProgID="Equation.DSMT4" ShapeID="_x0000_i1184" DrawAspect="Content" ObjectID="_1843785786" r:id="rId289"/>
+            <v:imagedata r:id="rId260" o:title="eqIdf52a58fbaf4fea03567e88a9f0f6e37e"/>
+          </v:shape>
+          <o:OLEObject Type="Embed" ProgID="Equation.DSMT4" ShapeID="_x0000_i1184" DrawAspect="Content" ObjectID="_1843852027" r:id="rId261"/>
         </w:object>
       </w:r>
       <w:r>
@@ -6290,9 +6299,9 @@
       <w:r>
         <w:object w:dxaOrig="246" w:dyaOrig="246" w14:anchorId="1558C24E">
           <v:shape id="_x0000_i1185" type="#_x0000_t75" alt="eqId54a5d7d3b6b63fe5c24c3907b7a8eaa3" style="width:12.6pt;height:12.6pt" o:ole="">
-            <v:imagedata r:id="rId68" o:title="eqId54a5d7d3b6b63fe5c24c3907b7a8eaa3"/>
-          </v:shape>
-          <o:OLEObject Type="Embed" ProgID="Equation.DSMT4" ShapeID="_x0000_i1185" DrawAspect="Content" ObjectID="_1843785787" r:id="rId290"/>
+            <v:imagedata r:id="rId69" o:title="eqId54a5d7d3b6b63fe5c24c3907b7a8eaa3"/>
+          </v:shape>
+          <o:OLEObject Type="Embed" ProgID="Equation.DSMT4" ShapeID="_x0000_i1185" DrawAspect="Content" ObjectID="_1843852028" r:id="rId262"/>
         </w:object>
       </w:r>
       <w:r>
@@ -6301,9 +6310,9 @@
       <w:r>
         <w:object w:dxaOrig="369" w:dyaOrig="250" w14:anchorId="0922F5CB">
           <v:shape id="_x0000_i1186" type="#_x0000_t75" alt="eqId60ef95894ceebaf236170e8832dcf7e3" style="width:18.6pt;height:12.6pt" o:ole="">
-            <v:imagedata r:id="rId70" o:title="eqId60ef95894ceebaf236170e8832dcf7e3"/>
-          </v:shape>
-          <o:OLEObject Type="Embed" ProgID="Equation.DSMT4" ShapeID="_x0000_i1186" DrawAspect="Content" ObjectID="_1843785788" r:id="rId291"/>
+            <v:imagedata r:id="rId71" o:title="eqId60ef95894ceebaf236170e8832dcf7e3"/>
+          </v:shape>
+          <o:OLEObject Type="Embed" ProgID="Equation.DSMT4" ShapeID="_x0000_i1186" DrawAspect="Content" ObjectID="_1843852029" r:id="rId263"/>
         </w:object>
       </w:r>
       <w:r>
@@ -6312,9 +6321,9 @@
       <w:r>
         <w:object w:dxaOrig="2358" w:dyaOrig="540" w14:anchorId="1D3C1CDA">
           <v:shape id="_x0000_i1187" type="#_x0000_t75" alt="eqId3f39229bb4d91115da74f48dc045b666" style="width:118.2pt;height:27pt" o:ole="">
-            <v:imagedata r:id="rId292" o:title="eqId3f39229bb4d91115da74f48dc045b666"/>
-          </v:shape>
-          <o:OLEObject Type="Embed" ProgID="Equation.DSMT4" ShapeID="_x0000_i1187" DrawAspect="Content" ObjectID="_1843785789" r:id="rId293"/>
+            <v:imagedata r:id="rId264" o:title="eqId3f39229bb4d91115da74f48dc045b666"/>
+          </v:shape>
+          <o:OLEObject Type="Embed" ProgID="Equation.DSMT4" ShapeID="_x0000_i1187" DrawAspect="Content" ObjectID="_1843852030" r:id="rId265"/>
         </w:object>
       </w:r>
       <w:r>
@@ -6323,9 +6332,9 @@
       <w:r>
         <w:object w:dxaOrig="756" w:dyaOrig="319" w14:anchorId="262BA233">
           <v:shape id="_x0000_i1188" type="#_x0000_t75" alt="eqId10b1fe9199c30abc0d765299f21fcef3" style="width:37.8pt;height:16.2pt" o:ole="">
-            <v:imagedata r:id="rId277" o:title="eqId10b1fe9199c30abc0d765299f21fcef3"/>
-          </v:shape>
-          <o:OLEObject Type="Embed" ProgID="Equation.DSMT4" ShapeID="_x0000_i1188" DrawAspect="Content" ObjectID="_1843785790" r:id="rId294"/>
+            <v:imagedata r:id="rId249" o:title="eqId10b1fe9199c30abc0d765299f21fcef3"/>
+          </v:shape>
+          <o:OLEObject Type="Embed" ProgID="Equation.DSMT4" ShapeID="_x0000_i1188" DrawAspect="Content" ObjectID="_1843852031" r:id="rId266"/>
         </w:object>
       </w:r>
       <w:r>
@@ -6353,9 +6362,9 @@
       <w:r>
         <w:object w:dxaOrig="1689" w:dyaOrig="541" w14:anchorId="72FA518C">
           <v:shape id="_x0000_i1189" type="#_x0000_t75" alt="eqId886202f188b06709e29401b87549ee5f" style="width:84.6pt;height:27pt" o:ole="">
-            <v:imagedata r:id="rId295" o:title="eqId886202f188b06709e29401b87549ee5f"/>
-          </v:shape>
-          <o:OLEObject Type="Embed" ProgID="Equation.DSMT4" ShapeID="_x0000_i1189" DrawAspect="Content" ObjectID="_1843785791" r:id="rId296"/>
+            <v:imagedata r:id="rId267" o:title="eqId886202f188b06709e29401b87549ee5f"/>
+          </v:shape>
+          <o:OLEObject Type="Embed" ProgID="Equation.DSMT4" ShapeID="_x0000_i1189" DrawAspect="Content" ObjectID="_1843852032" r:id="rId268"/>
         </w:object>
       </w:r>
       <w:r>
@@ -6364,9 +6373,9 @@
       <w:r>
         <w:object w:dxaOrig="439" w:dyaOrig="253" w14:anchorId="08174B98">
           <v:shape id="_x0000_i1190" type="#_x0000_t75" alt="eqIdbce06d01e0050d83cff7b8b9a55d701f" style="width:22.2pt;height:12.6pt" o:ole="">
-            <v:imagedata r:id="rId297" o:title="eqIdbce06d01e0050d83cff7b8b9a55d701f"/>
-          </v:shape>
-          <o:OLEObject Type="Embed" ProgID="Equation.DSMT4" ShapeID="_x0000_i1190" DrawAspect="Content" ObjectID="_1843785792" r:id="rId298"/>
+            <v:imagedata r:id="rId269" o:title="eqIdbce06d01e0050d83cff7b8b9a55d701f"/>
+          </v:shape>
+          <o:OLEObject Type="Embed" ProgID="Equation.DSMT4" ShapeID="_x0000_i1190" DrawAspect="Content" ObjectID="_1843852033" r:id="rId270"/>
         </w:object>
       </w:r>
       <w:r>
@@ -6394,9 +6403,9 @@
       <w:r>
         <w:object w:dxaOrig="3062" w:dyaOrig="356" w14:anchorId="00BBB0B5">
           <v:shape id="_x0000_i1191" type="#_x0000_t75" alt="eqIdef936bf10feb2021b695d87b4ff44317" style="width:153pt;height:18pt" o:ole="">
-            <v:imagedata r:id="rId299" o:title="eqIdef936bf10feb2021b695d87b4ff44317"/>
-          </v:shape>
-          <o:OLEObject Type="Embed" ProgID="Equation.DSMT4" ShapeID="_x0000_i1191" DrawAspect="Content" ObjectID="_1843785793" r:id="rId300"/>
+            <v:imagedata r:id="rId271" o:title="eqIdef936bf10feb2021b695d87b4ff44317"/>
+          </v:shape>
+          <o:OLEObject Type="Embed" ProgID="Equation.DSMT4" ShapeID="_x0000_i1191" DrawAspect="Content" ObjectID="_1843852034" r:id="rId272"/>
         </w:object>
       </w:r>
       <w:r>
@@ -6405,9 +6414,9 @@
       <w:r>
         <w:object w:dxaOrig="528" w:dyaOrig="251" w14:anchorId="3B76C2DB">
           <v:shape id="_x0000_i1192" type="#_x0000_t75" alt="eqIdb47e890308afaede54b0a8fe9d2de077" style="width:26.4pt;height:12.6pt" o:ole="">
-            <v:imagedata r:id="rId301" o:title="eqIdb47e890308afaede54b0a8fe9d2de077"/>
-          </v:shape>
-          <o:OLEObject Type="Embed" ProgID="Equation.DSMT4" ShapeID="_x0000_i1192" DrawAspect="Content" ObjectID="_1843785794" r:id="rId302"/>
+            <v:imagedata r:id="rId273" o:title="eqIdb47e890308afaede54b0a8fe9d2de077"/>
+          </v:shape>
+          <o:OLEObject Type="Embed" ProgID="Equation.DSMT4" ShapeID="_x0000_i1192" DrawAspect="Content" ObjectID="_1843852035" r:id="rId274"/>
         </w:object>
       </w:r>
       <w:r>
@@ -6447,9 +6456,9 @@
       <w:r>
         <w:object w:dxaOrig="352" w:dyaOrig="221" w14:anchorId="561E20C1">
           <v:shape id="_x0000_i1193" type="#_x0000_t75" alt="eqIdf52a58fbaf4fea03567e88a9f0f6e37e" style="width:17.4pt;height:10.8pt" o:ole="">
-            <v:imagedata r:id="rId288" o:title="eqIdf52a58fbaf4fea03567e88a9f0f6e37e"/>
-          </v:shape>
-          <o:OLEObject Type="Embed" ProgID="Equation.DSMT4" ShapeID="_x0000_i1193" DrawAspect="Content" ObjectID="_1843785795" r:id="rId303"/>
+            <v:imagedata r:id="rId260" o:title="eqIdf52a58fbaf4fea03567e88a9f0f6e37e"/>
+          </v:shape>
+          <o:OLEObject Type="Embed" ProgID="Equation.DSMT4" ShapeID="_x0000_i1193" DrawAspect="Content" ObjectID="_1843852036" r:id="rId275"/>
         </w:object>
       </w:r>
       <w:r>
@@ -6458,9 +6467,9 @@
       <w:r>
         <w:object w:dxaOrig="827" w:dyaOrig="249" w14:anchorId="5CDB5F35">
           <v:shape id="_x0000_i1194" type="#_x0000_t75" alt="eqId2cc81d0219e0ac257db51a61a5e71e76" style="width:41.4pt;height:12.6pt" o:ole="">
-            <v:imagedata r:id="rId304" o:title="eqId2cc81d0219e0ac257db51a61a5e71e76"/>
-          </v:shape>
-          <o:OLEObject Type="Embed" ProgID="Equation.DSMT4" ShapeID="_x0000_i1194" DrawAspect="Content" ObjectID="_1843785796" r:id="rId305"/>
+            <v:imagedata r:id="rId276" o:title="eqId2cc81d0219e0ac257db51a61a5e71e76"/>
+          </v:shape>
+          <o:OLEObject Type="Embed" ProgID="Equation.DSMT4" ShapeID="_x0000_i1194" DrawAspect="Content" ObjectID="_1843852037" r:id="rId277"/>
         </w:object>
       </w:r>
       <w:r>
@@ -6469,9 +6478,9 @@
       <w:r>
         <w:object w:dxaOrig="211" w:dyaOrig="250" w14:anchorId="66E05EF3">
           <v:shape id="_x0000_i1195" type="#_x0000_t75" alt="eqIdce1132157a33c82610c2d5035493d024" style="width:10.8pt;height:12.6pt" o:ole="">
-            <v:imagedata r:id="rId227" o:title="eqIdce1132157a33c82610c2d5035493d024"/>
-          </v:shape>
-          <o:OLEObject Type="Embed" ProgID="Equation.DSMT4" ShapeID="_x0000_i1195" DrawAspect="Content" ObjectID="_1843785797" r:id="rId306"/>
+            <v:imagedata r:id="rId199" o:title="eqIdce1132157a33c82610c2d5035493d024"/>
+          </v:shape>
+          <o:OLEObject Type="Embed" ProgID="Equation.DSMT4" ShapeID="_x0000_i1195" DrawAspect="Content" ObjectID="_1843852038" r:id="rId278"/>
         </w:object>
       </w:r>
       <w:r>
@@ -6480,9 +6489,9 @@
       <w:r>
         <w:object w:dxaOrig="352" w:dyaOrig="221" w14:anchorId="48A7834B">
           <v:shape id="_x0000_i1196" type="#_x0000_t75" alt="eqIdf52a58fbaf4fea03567e88a9f0f6e37e" style="width:17.4pt;height:10.8pt" o:ole="">
-            <v:imagedata r:id="rId288" o:title="eqIdf52a58fbaf4fea03567e88a9f0f6e37e"/>
-          </v:shape>
-          <o:OLEObject Type="Embed" ProgID="Equation.DSMT4" ShapeID="_x0000_i1196" DrawAspect="Content" ObjectID="_1843785798" r:id="rId307"/>
+            <v:imagedata r:id="rId260" o:title="eqIdf52a58fbaf4fea03567e88a9f0f6e37e"/>
+          </v:shape>
+          <o:OLEObject Type="Embed" ProgID="Equation.DSMT4" ShapeID="_x0000_i1196" DrawAspect="Content" ObjectID="_1843852039" r:id="rId279"/>
         </w:object>
       </w:r>
       <w:r>
@@ -6491,9 +6500,9 @@
       <w:r>
         <w:object w:dxaOrig="1936" w:dyaOrig="593" w14:anchorId="5D64A71E">
           <v:shape id="_x0000_i1197" type="#_x0000_t75" alt="eqIdde28bfede9ae12e6c916927df5699693" style="width:96.6pt;height:29.4pt" o:ole="">
-            <v:imagedata r:id="rId308" o:title="eqIdde28bfede9ae12e6c916927df5699693"/>
-          </v:shape>
-          <o:OLEObject Type="Embed" ProgID="Equation.DSMT4" ShapeID="_x0000_i1197" DrawAspect="Content" ObjectID="_1843785799" r:id="rId309"/>
+            <v:imagedata r:id="rId280" o:title="eqIdde28bfede9ae12e6c916927df5699693"/>
+          </v:shape>
+          <o:OLEObject Type="Embed" ProgID="Equation.DSMT4" ShapeID="_x0000_i1197" DrawAspect="Content" ObjectID="_1843852040" r:id="rId281"/>
         </w:object>
       </w:r>
       <w:r>
@@ -6502,9 +6511,9 @@
       <w:r>
         <w:object w:dxaOrig="704" w:dyaOrig="279" w14:anchorId="796BFFB0">
           <v:shape id="_x0000_i1198" type="#_x0000_t75" alt="eqIdea4937f70a90d7944babc56df69d6427" style="width:35.4pt;height:13.8pt" o:ole="">
-            <v:imagedata r:id="rId310" o:title="eqIdea4937f70a90d7944babc56df69d6427"/>
-          </v:shape>
-          <o:OLEObject Type="Embed" ProgID="Equation.DSMT4" ShapeID="_x0000_i1198" DrawAspect="Content" ObjectID="_1843785800" r:id="rId311"/>
+            <v:imagedata r:id="rId282" o:title="eqIdea4937f70a90d7944babc56df69d6427"/>
+          </v:shape>
+          <o:OLEObject Type="Embed" ProgID="Equation.DSMT4" ShapeID="_x0000_i1198" DrawAspect="Content" ObjectID="_1843852041" r:id="rId283"/>
         </w:object>
       </w:r>
     </w:p>
@@ -6520,9 +6529,9 @@
       <w:r>
         <w:object w:dxaOrig="616" w:dyaOrig="537" w14:anchorId="3F3D0251">
           <v:shape id="_x0000_i1199" type="#_x0000_t75" alt="eqIdff9ad77af94999f10ff2df29326e8719" style="width:30.6pt;height:27pt" o:ole="">
-            <v:imagedata r:id="rId312" o:title="eqIdff9ad77af94999f10ff2df29326e8719"/>
-          </v:shape>
-          <o:OLEObject Type="Embed" ProgID="Equation.DSMT4" ShapeID="_x0000_i1199" DrawAspect="Content" ObjectID="_1843785801" r:id="rId313"/>
+            <v:imagedata r:id="rId284" o:title="eqIdff9ad77af94999f10ff2df29326e8719"/>
+          </v:shape>
+          <o:OLEObject Type="Embed" ProgID="Equation.DSMT4" ShapeID="_x0000_i1199" DrawAspect="Content" ObjectID="_1843852042" r:id="rId285"/>
         </w:object>
       </w:r>
       <w:r>
@@ -6534,9 +6543,9 @@
       <w:r>
         <w:object w:dxaOrig="1355" w:dyaOrig="329" w14:anchorId="228EAF2D">
           <v:shape id="_x0000_i1200" type="#_x0000_t75" alt="eqId1fdf6b9442e8ccad09011d4abb4f0f72" style="width:67.8pt;height:16.2pt" o:ole="">
-            <v:imagedata r:id="rId314" o:title="eqId1fdf6b9442e8ccad09011d4abb4f0f72"/>
-          </v:shape>
-          <o:OLEObject Type="Embed" ProgID="Equation.DSMT4" ShapeID="_x0000_i1200" DrawAspect="Content" ObjectID="_1843785802" r:id="rId315"/>
+            <v:imagedata r:id="rId286" o:title="eqId1fdf6b9442e8ccad09011d4abb4f0f72"/>
+          </v:shape>
+          <o:OLEObject Type="Embed" ProgID="Equation.DSMT4" ShapeID="_x0000_i1200" DrawAspect="Content" ObjectID="_1843852043" r:id="rId287"/>
         </w:object>
       </w:r>
       <w:r>
@@ -6644,9 +6653,9 @@
       <w:r>
         <w:object w:dxaOrig="1126" w:dyaOrig="543" w14:anchorId="56E30B57">
           <v:shape id="_x0000_i1201" type="#_x0000_t75" alt="eqIdc92ca27b2f57fe5f4f18bda2ae6285f0" style="width:56.4pt;height:27pt" o:ole="">
-            <v:imagedata r:id="rId316" o:title="eqIdc92ca27b2f57fe5f4f18bda2ae6285f0"/>
-          </v:shape>
-          <o:OLEObject Type="Embed" ProgID="Equation.DSMT4" ShapeID="_x0000_i1201" DrawAspect="Content" ObjectID="_1843785803" r:id="rId317"/>
+            <v:imagedata r:id="rId288" o:title="eqIdc92ca27b2f57fe5f4f18bda2ae6285f0"/>
+          </v:shape>
+          <o:OLEObject Type="Embed" ProgID="Equation.DSMT4" ShapeID="_x0000_i1201" DrawAspect="Content" ObjectID="_1843852044" r:id="rId289"/>
         </w:object>
       </w:r>
       <w:r>
@@ -6707,9 +6716,9 @@
       <w:r>
         <w:object w:dxaOrig="4101" w:dyaOrig="356" w14:anchorId="5F36F912">
           <v:shape id="_x0000_i1202" type="#_x0000_t75" alt="eqIdd37b99d45e90eba40ba24b8b9b2bb16d" style="width:205.2pt;height:18pt" o:ole="">
-            <v:imagedata r:id="rId318" o:title="eqIdd37b99d45e90eba40ba24b8b9b2bb16d"/>
-          </v:shape>
-          <o:OLEObject Type="Embed" ProgID="Equation.DSMT4" ShapeID="_x0000_i1202" DrawAspect="Content" ObjectID="_1843785804" r:id="rId319"/>
+            <v:imagedata r:id="rId290" o:title="eqIdd37b99d45e90eba40ba24b8b9b2bb16d"/>
+          </v:shape>
+          <o:OLEObject Type="Embed" ProgID="Equation.DSMT4" ShapeID="_x0000_i1202" DrawAspect="Content" ObjectID="_1843852045" r:id="rId291"/>
         </w:object>
       </w:r>
     </w:p>
@@ -6738,38 +6747,38 @@
       <w:r>
         <w:object w:dxaOrig="4189" w:dyaOrig="595" w14:anchorId="5AFE1A07">
           <v:shape id="_x0000_i1203" type="#_x0000_t75" alt="eqId24e1ed88a2db6baa6d4d51bdb07b32b4" style="width:209.4pt;height:30pt" o:ole="">
-            <v:imagedata r:id="rId320" o:title="eqId24e1ed88a2db6baa6d4d51bdb07b32b4"/>
-          </v:shape>
-          <o:OLEObject Type="Embed" ProgID="Equation.DSMT4" ShapeID="_x0000_i1203" DrawAspect="Content" ObjectID="_1843785805" r:id="rId321"/>
-        </w:object>
-      </w:r>
-    </w:p>
-    <w:p>
-      <w:pPr>
-        <w:spacing w:line="360" w:lineRule="auto"/>
-        <w:jc w:val="left"/>
-        <w:textAlignment w:val="center"/>
-      </w:pPr>
-      <w:r>
-        <w:lastRenderedPageBreak/>
+            <v:imagedata r:id="rId292" o:title="eqId24e1ed88a2db6baa6d4d51bdb07b32b4"/>
+          </v:shape>
+          <o:OLEObject Type="Embed" ProgID="Equation.DSMT4" ShapeID="_x0000_i1203" DrawAspect="Content" ObjectID="_1843852046" r:id="rId293"/>
+        </w:object>
+      </w:r>
+    </w:p>
+    <w:p>
+      <w:pPr>
+        <w:spacing w:line="360" w:lineRule="auto"/>
+        <w:jc w:val="left"/>
+        <w:textAlignment w:val="center"/>
+      </w:pPr>
+      <w:r>
         <w:t>重物动能的增加量为</w:t>
       </w:r>
       <w:r>
         <w:object w:dxaOrig="3432" w:dyaOrig="541" w14:anchorId="61396D5C">
           <v:shape id="_x0000_i1204" type="#_x0000_t75" alt="eqIdb37f8a01efed873118fa679883f4cdd6" style="width:171.6pt;height:27pt" o:ole="">
-            <v:imagedata r:id="rId322" o:title="eqIdb37f8a01efed873118fa679883f4cdd6"/>
-          </v:shape>
-          <o:OLEObject Type="Embed" ProgID="Equation.DSMT4" ShapeID="_x0000_i1204" DrawAspect="Content" ObjectID="_1843785806" r:id="rId323"/>
-        </w:object>
-      </w:r>
-    </w:p>
-    <w:p>
-      <w:pPr>
-        <w:spacing w:line="360" w:lineRule="auto"/>
-        <w:jc w:val="left"/>
-        <w:textAlignment w:val="center"/>
-      </w:pPr>
-      <w:r>
+            <v:imagedata r:id="rId294" o:title="eqIdb37f8a01efed873118fa679883f4cdd6"/>
+          </v:shape>
+          <o:OLEObject Type="Embed" ProgID="Equation.DSMT4" ShapeID="_x0000_i1204" DrawAspect="Content" ObjectID="_1843852047" r:id="rId295"/>
+        </w:object>
+      </w:r>
+    </w:p>
+    <w:p>
+      <w:pPr>
+        <w:spacing w:line="360" w:lineRule="auto"/>
+        <w:jc w:val="left"/>
+        <w:textAlignment w:val="center"/>
+      </w:pPr>
+      <w:r>
+        <w:lastRenderedPageBreak/>
         <w:t>（</w:t>
       </w:r>
       <w:r>
@@ -6787,9 +6796,9 @@
       <w:r>
         <w:object w:dxaOrig="4453" w:dyaOrig="700" w14:anchorId="7325550F">
           <v:shape id="_x0000_i1205" type="#_x0000_t75" alt="eqId575330e9016c61ef023a695c27703d48" style="width:222.6pt;height:34.8pt" o:ole="">
-            <v:imagedata r:id="rId324" o:title="eqId575330e9016c61ef023a695c27703d48"/>
-          </v:shape>
-          <o:OLEObject Type="Embed" ProgID="Equation.DSMT4" ShapeID="_x0000_i1205" DrawAspect="Content" ObjectID="_1843785807" r:id="rId325"/>
+            <v:imagedata r:id="rId296" o:title="eqId575330e9016c61ef023a695c27703d48"/>
+          </v:shape>
+          <o:OLEObject Type="Embed" ProgID="Equation.DSMT4" ShapeID="_x0000_i1205" DrawAspect="Content" ObjectID="_1843852048" r:id="rId297"/>
         </w:object>
       </w:r>
     </w:p>
@@ -6898,9 +6907,9 @@
       <w:r>
         <w:object w:dxaOrig="1882" w:dyaOrig="540" w14:anchorId="7A3D1D34">
           <v:shape id="_x0000_i1206" type="#_x0000_t75" alt="eqId178fa229b245f3a1f758d91759c681a8" style="width:94.2pt;height:27pt" o:ole="">
-            <v:imagedata r:id="rId326" o:title="eqId178fa229b245f3a1f758d91759c681a8"/>
-          </v:shape>
-          <o:OLEObject Type="Embed" ProgID="Equation.DSMT4" ShapeID="_x0000_i1206" DrawAspect="Content" ObjectID="_1843785808" r:id="rId327"/>
+            <v:imagedata r:id="rId298" o:title="eqId178fa229b245f3a1f758d91759c681a8"/>
+          </v:shape>
+          <o:OLEObject Type="Embed" ProgID="Equation.DSMT4" ShapeID="_x0000_i1206" DrawAspect="Content" ObjectID="_1843852049" r:id="rId299"/>
         </w:object>
       </w:r>
       <w:r>
@@ -6909,9 +6918,9 @@
       <w:r>
         <w:object w:dxaOrig="1196" w:dyaOrig="250" w14:anchorId="15963E5E">
           <v:shape id="_x0000_i1207" type="#_x0000_t75" alt="eqIdc31faf5acb04e3f4aff87d1c9f6afb9b" style="width:60pt;height:12.6pt" o:ole="">
-            <v:imagedata r:id="rId328" o:title="eqIdc31faf5acb04e3f4aff87d1c9f6afb9b"/>
-          </v:shape>
-          <o:OLEObject Type="Embed" ProgID="Equation.DSMT4" ShapeID="_x0000_i1207" DrawAspect="Content" ObjectID="_1843785809" r:id="rId329"/>
+            <v:imagedata r:id="rId300" o:title="eqIdc31faf5acb04e3f4aff87d1c9f6afb9b"/>
+          </v:shape>
+          <o:OLEObject Type="Embed" ProgID="Equation.DSMT4" ShapeID="_x0000_i1207" DrawAspect="Content" ObjectID="_1843852050" r:id="rId301"/>
         </w:object>
       </w:r>
     </w:p>
@@ -6930,9 +6939,9 @@
       <w:r>
         <w:object w:dxaOrig="3096" w:dyaOrig="685" w14:anchorId="3FE353F8">
           <v:shape id="_x0000_i1208" type="#_x0000_t75" alt="eqId2eac9f7cfb5cd8685ed5ef3d2c1c7685" style="width:154.8pt;height:34.2pt" o:ole="">
-            <v:imagedata r:id="rId330" o:title="eqId2eac9f7cfb5cd8685ed5ef3d2c1c7685"/>
-          </v:shape>
-          <o:OLEObject Type="Embed" ProgID="Equation.DSMT4" ShapeID="_x0000_i1208" DrawAspect="Content" ObjectID="_1843785810" r:id="rId331"/>
+            <v:imagedata r:id="rId302" o:title="eqId2eac9f7cfb5cd8685ed5ef3d2c1c7685"/>
+          </v:shape>
+          <o:OLEObject Type="Embed" ProgID="Equation.DSMT4" ShapeID="_x0000_i1208" DrawAspect="Content" ObjectID="_1843852051" r:id="rId303"/>
         </w:object>
       </w:r>
     </w:p>
@@ -6979,9 +6988,9 @@
       <w:r>
         <w:object w:dxaOrig="1830" w:dyaOrig="276" w14:anchorId="0F19374D">
           <v:shape id="_x0000_i1209" type="#_x0000_t75" alt="eqId724a3885f7a14ebca3aa88a2d14f3a32" style="width:91.8pt;height:13.8pt" o:ole="">
-            <v:imagedata r:id="rId332" o:title="eqId724a3885f7a14ebca3aa88a2d14f3a32"/>
-          </v:shape>
-          <o:OLEObject Type="Embed" ProgID="Equation.DSMT4" ShapeID="_x0000_i1209" DrawAspect="Content" ObjectID="_1843785811" r:id="rId333"/>
+            <v:imagedata r:id="rId304" o:title="eqId724a3885f7a14ebca3aa88a2d14f3a32"/>
+          </v:shape>
+          <o:OLEObject Type="Embed" ProgID="Equation.DSMT4" ShapeID="_x0000_i1209" DrawAspect="Content" ObjectID="_1843852052" r:id="rId305"/>
         </w:object>
       </w:r>
       <w:r>
@@ -7057,9 +7066,9 @@
       <w:r>
         <w:object w:dxaOrig="616" w:dyaOrig="537" w14:anchorId="556B2F28">
           <v:shape id="_x0000_i1210" type="#_x0000_t75" alt="eqId989ae99a306a4b3bf8f13b57bb3b3302" style="width:30.6pt;height:27pt" o:ole="">
-            <v:imagedata r:id="rId127" o:title="eqId989ae99a306a4b3bf8f13b57bb3b3302"/>
-          </v:shape>
-          <o:OLEObject Type="Embed" ProgID="Equation.DSMT4" ShapeID="_x0000_i1210" DrawAspect="Content" ObjectID="_1843785812" r:id="rId334"/>
+            <v:imagedata r:id="rId128" o:title="eqId989ae99a306a4b3bf8f13b57bb3b3302"/>
+          </v:shape>
+          <o:OLEObject Type="Embed" ProgID="Equation.DSMT4" ShapeID="_x0000_i1210" DrawAspect="Content" ObjectID="_1843852053" r:id="rId306"/>
         </w:object>
       </w:r>
       <w:r>
@@ -7106,9 +7115,9 @@
       <w:r>
         <w:object w:dxaOrig="880" w:dyaOrig="276" w14:anchorId="0BFCF57D">
           <v:shape id="_x0000_i1211" type="#_x0000_t75" alt="eqId3396e4134f76daefb10f160cff769cc7" style="width:43.8pt;height:13.8pt" o:ole="">
-            <v:imagedata r:id="rId335" o:title="eqId3396e4134f76daefb10f160cff769cc7"/>
-          </v:shape>
-          <o:OLEObject Type="Embed" ProgID="Equation.DSMT4" ShapeID="_x0000_i1211" DrawAspect="Content" ObjectID="_1843785813" r:id="rId336"/>
+            <v:imagedata r:id="rId307" o:title="eqId3396e4134f76daefb10f160cff769cc7"/>
+          </v:shape>
+          <o:OLEObject Type="Embed" ProgID="Equation.DSMT4" ShapeID="_x0000_i1211" DrawAspect="Content" ObjectID="_1843852054" r:id="rId308"/>
         </w:object>
       </w:r>
     </w:p>
@@ -7124,9 +7133,9 @@
       <w:r>
         <w:object w:dxaOrig="1144" w:dyaOrig="316" w14:anchorId="02627BBB">
           <v:shape id="_x0000_i1212" type="#_x0000_t75" alt="eqId6a8daa8ceda48ffe0f5f38c0c1cb21d5" style="width:57pt;height:15.6pt" o:ole="">
-            <v:imagedata r:id="rId337" o:title="eqId6a8daa8ceda48ffe0f5f38c0c1cb21d5"/>
-          </v:shape>
-          <o:OLEObject Type="Embed" ProgID="Equation.DSMT4" ShapeID="_x0000_i1212" DrawAspect="Content" ObjectID="_1843785814" r:id="rId338"/>
+            <v:imagedata r:id="rId309" o:title="eqId6a8daa8ceda48ffe0f5f38c0c1cb21d5"/>
+          </v:shape>
+          <o:OLEObject Type="Embed" ProgID="Equation.DSMT4" ShapeID="_x0000_i1212" DrawAspect="Content" ObjectID="_1843852055" r:id="rId310"/>
         </w:object>
       </w:r>
       <w:r>
@@ -7135,9 +7144,9 @@
       <w:r>
         <w:object w:dxaOrig="1162" w:dyaOrig="317" w14:anchorId="173154B5">
           <v:shape id="_x0000_i1213" type="#_x0000_t75" alt="eqId43f20411643c543981153b6e4b7de92a" style="width:58.2pt;height:15.6pt" o:ole="">
-            <v:imagedata r:id="rId339" o:title="eqId43f20411643c543981153b6e4b7de92a"/>
-          </v:shape>
-          <o:OLEObject Type="Embed" ProgID="Equation.DSMT4" ShapeID="_x0000_i1213" DrawAspect="Content" ObjectID="_1843785815" r:id="rId340"/>
+            <v:imagedata r:id="rId311" o:title="eqId43f20411643c543981153b6e4b7de92a"/>
+          </v:shape>
+          <o:OLEObject Type="Embed" ProgID="Equation.DSMT4" ShapeID="_x0000_i1213" DrawAspect="Content" ObjectID="_1843852056" r:id="rId312"/>
         </w:object>
       </w:r>
     </w:p>
@@ -7153,9 +7162,9 @@
       <w:r>
         <w:object w:dxaOrig="1126" w:dyaOrig="317" w14:anchorId="5A8B57D5">
           <v:shape id="_x0000_i1214" type="#_x0000_t75" alt="eqId58a62c5b5a90805cfff50d0e848be9ed" style="width:56.4pt;height:15.6pt" o:ole="">
-            <v:imagedata r:id="rId341" o:title="eqId58a62c5b5a90805cfff50d0e848be9ed"/>
-          </v:shape>
-          <o:OLEObject Type="Embed" ProgID="Equation.DSMT4" ShapeID="_x0000_i1214" DrawAspect="Content" ObjectID="_1843785816" r:id="rId342"/>
+            <v:imagedata r:id="rId313" o:title="eqId58a62c5b5a90805cfff50d0e848be9ed"/>
+          </v:shape>
+          <o:OLEObject Type="Embed" ProgID="Equation.DSMT4" ShapeID="_x0000_i1214" DrawAspect="Content" ObjectID="_1843852057" r:id="rId314"/>
         </w:object>
       </w:r>
     </w:p>
@@ -7212,9 +7221,9 @@
       <w:r>
         <w:object w:dxaOrig="809" w:dyaOrig="544" w14:anchorId="2EB55A13">
           <v:shape id="_x0000_i1215" type="#_x0000_t75" alt="eqId1361caa5ab34910b3d7139e0b4d46239" style="width:40.2pt;height:27pt" o:ole="">
-            <v:imagedata r:id="rId343" o:title="eqId1361caa5ab34910b3d7139e0b4d46239"/>
-          </v:shape>
-          <o:OLEObject Type="Embed" ProgID="Equation.DSMT4" ShapeID="_x0000_i1215" DrawAspect="Content" ObjectID="_1843785817" r:id="rId344"/>
+            <v:imagedata r:id="rId315" o:title="eqId1361caa5ab34910b3d7139e0b4d46239"/>
+          </v:shape>
+          <o:OLEObject Type="Embed" ProgID="Equation.DSMT4" ShapeID="_x0000_i1215" DrawAspect="Content" ObjectID="_1843852058" r:id="rId316"/>
         </w:object>
       </w:r>
     </w:p>
@@ -7230,20 +7239,19 @@
       <w:r>
         <w:object w:dxaOrig="880" w:dyaOrig="276" w14:anchorId="7E4D609E">
           <v:shape id="_x0000_i1216" type="#_x0000_t75" alt="eqId3396e4134f76daefb10f160cff769cc7" style="width:43.8pt;height:13.8pt" o:ole="">
-            <v:imagedata r:id="rId335" o:title="eqId3396e4134f76daefb10f160cff769cc7"/>
-          </v:shape>
-          <o:OLEObject Type="Embed" ProgID="Equation.DSMT4" ShapeID="_x0000_i1216" DrawAspect="Content" ObjectID="_1843785818" r:id="rId345"/>
-        </w:object>
-      </w:r>
-    </w:p>
-    <w:p>
-      <w:pPr>
-        <w:spacing w:line="360" w:lineRule="auto"/>
-        <w:jc w:val="left"/>
-        <w:textAlignment w:val="center"/>
-      </w:pPr>
-      <w:r>
-        <w:lastRenderedPageBreak/>
+            <v:imagedata r:id="rId307" o:title="eqId3396e4134f76daefb10f160cff769cc7"/>
+          </v:shape>
+          <o:OLEObject Type="Embed" ProgID="Equation.DSMT4" ShapeID="_x0000_i1216" DrawAspect="Content" ObjectID="_1843852059" r:id="rId317"/>
+        </w:object>
+      </w:r>
+    </w:p>
+    <w:p>
+      <w:pPr>
+        <w:spacing w:line="360" w:lineRule="auto"/>
+        <w:jc w:val="left"/>
+        <w:textAlignment w:val="center"/>
+      </w:pPr>
+      <w:r>
         <w:t>（</w:t>
       </w:r>
       <w:r>
@@ -7255,9 +7263,9 @@
       <w:r>
         <w:object w:dxaOrig="1566" w:dyaOrig="276" w14:anchorId="798085CE">
           <v:shape id="_x0000_i1217" type="#_x0000_t75" alt="eqIda844976306339c40e20f02074f529a47" style="width:78.6pt;height:13.8pt" o:ole="">
-            <v:imagedata r:id="rId346" o:title="eqIda844976306339c40e20f02074f529a47"/>
-          </v:shape>
-          <o:OLEObject Type="Embed" ProgID="Equation.DSMT4" ShapeID="_x0000_i1217" DrawAspect="Content" ObjectID="_1843785819" r:id="rId347"/>
+            <v:imagedata r:id="rId318" o:title="eqIda844976306339c40e20f02074f529a47"/>
+          </v:shape>
+          <o:OLEObject Type="Embed" ProgID="Equation.DSMT4" ShapeID="_x0000_i1217" DrawAspect="Content" ObjectID="_1843852060" r:id="rId319"/>
         </w:object>
       </w:r>
     </w:p>
@@ -7273,19 +7281,20 @@
       <w:r>
         <w:object w:dxaOrig="792" w:dyaOrig="285" w14:anchorId="529A2C24">
           <v:shape id="_x0000_i1218" type="#_x0000_t75" alt="eqId94500c4a9f466fed4c4e79fae6f898d9" style="width:39.6pt;height:14.4pt" o:ole="">
-            <v:imagedata r:id="rId348" o:title="eqId94500c4a9f466fed4c4e79fae6f898d9"/>
-          </v:shape>
-          <o:OLEObject Type="Embed" ProgID="Equation.DSMT4" ShapeID="_x0000_i1218" DrawAspect="Content" ObjectID="_1843785820" r:id="rId349"/>
-        </w:object>
-      </w:r>
-    </w:p>
-    <w:p>
-      <w:pPr>
-        <w:spacing w:line="360" w:lineRule="auto"/>
-        <w:jc w:val="left"/>
-        <w:textAlignment w:val="center"/>
-      </w:pPr>
-      <w:r>
+            <v:imagedata r:id="rId320" o:title="eqId94500c4a9f466fed4c4e79fae6f898d9"/>
+          </v:shape>
+          <o:OLEObject Type="Embed" ProgID="Equation.DSMT4" ShapeID="_x0000_i1218" DrawAspect="Content" ObjectID="_1843852061" r:id="rId321"/>
+        </w:object>
+      </w:r>
+    </w:p>
+    <w:p>
+      <w:pPr>
+        <w:spacing w:line="360" w:lineRule="auto"/>
+        <w:jc w:val="left"/>
+        <w:textAlignment w:val="center"/>
+      </w:pPr>
+      <w:r>
+        <w:lastRenderedPageBreak/>
         <w:t>阻力对人与</w:t>
       </w:r>
       <w:proofErr w:type="gramStart"/>
@@ -7299,9 +7308,9 @@
       <w:r>
         <w:object w:dxaOrig="827" w:dyaOrig="318" w14:anchorId="7F9C481A">
           <v:shape id="_x0000_i1219" type="#_x0000_t75" alt="eqId5fa6bad731df799ae6ba4609dd375cd4" style="width:41.4pt;height:16.2pt" o:ole="">
-            <v:imagedata r:id="rId350" o:title="eqId5fa6bad731df799ae6ba4609dd375cd4"/>
-          </v:shape>
-          <o:OLEObject Type="Embed" ProgID="Equation.DSMT4" ShapeID="_x0000_i1219" DrawAspect="Content" ObjectID="_1843785821" r:id="rId351"/>
+            <v:imagedata r:id="rId322" o:title="eqId5fa6bad731df799ae6ba4609dd375cd4"/>
+          </v:shape>
+          <o:OLEObject Type="Embed" ProgID="Equation.DSMT4" ShapeID="_x0000_i1219" DrawAspect="Content" ObjectID="_1843852062" r:id="rId323"/>
         </w:object>
       </w:r>
     </w:p>
@@ -7317,9 +7326,9 @@
       <w:r>
         <w:object w:dxaOrig="1144" w:dyaOrig="316" w14:anchorId="29870449">
           <v:shape id="_x0000_i1220" type="#_x0000_t75" alt="eqId6a8daa8ceda48ffe0f5f38c0c1cb21d5" style="width:57pt;height:15.6pt" o:ole="">
-            <v:imagedata r:id="rId337" o:title="eqId6a8daa8ceda48ffe0f5f38c0c1cb21d5"/>
-          </v:shape>
-          <o:OLEObject Type="Embed" ProgID="Equation.DSMT4" ShapeID="_x0000_i1220" DrawAspect="Content" ObjectID="_1843785822" r:id="rId352"/>
+            <v:imagedata r:id="rId309" o:title="eqId6a8daa8ceda48ffe0f5f38c0c1cb21d5"/>
+          </v:shape>
+          <o:OLEObject Type="Embed" ProgID="Equation.DSMT4" ShapeID="_x0000_i1220" DrawAspect="Content" ObjectID="_1843852063" r:id="rId324"/>
         </w:object>
       </w:r>
     </w:p>
@@ -7343,9 +7352,9 @@
       <w:r>
         <w:object w:dxaOrig="1866" w:dyaOrig="331" w14:anchorId="3BBC1B4B">
           <v:shape id="_x0000_i1221" type="#_x0000_t75" alt="eqIdf25be1cf8a0513c38bbf8272314d1f89" style="width:93.6pt;height:16.8pt" o:ole="">
-            <v:imagedata r:id="rId353" o:title="eqIdf25be1cf8a0513c38bbf8272314d1f89"/>
-          </v:shape>
-          <o:OLEObject Type="Embed" ProgID="Equation.DSMT4" ShapeID="_x0000_i1221" DrawAspect="Content" ObjectID="_1843785823" r:id="rId354"/>
+            <v:imagedata r:id="rId325" o:title="eqIdf25be1cf8a0513c38bbf8272314d1f89"/>
+          </v:shape>
+          <o:OLEObject Type="Embed" ProgID="Equation.DSMT4" ShapeID="_x0000_i1221" DrawAspect="Content" ObjectID="_1843852064" r:id="rId326"/>
         </w:object>
       </w:r>
     </w:p>
@@ -7361,9 +7370,9 @@
       <w:r>
         <w:object w:dxaOrig="1162" w:dyaOrig="317" w14:anchorId="3A6FDD9E">
           <v:shape id="_x0000_i1222" type="#_x0000_t75" alt="eqId43f20411643c543981153b6e4b7de92a" style="width:58.2pt;height:15.6pt" o:ole="">
-            <v:imagedata r:id="rId339" o:title="eqId43f20411643c543981153b6e4b7de92a"/>
-          </v:shape>
-          <o:OLEObject Type="Embed" ProgID="Equation.DSMT4" ShapeID="_x0000_i1222" DrawAspect="Content" ObjectID="_1843785824" r:id="rId355"/>
+            <v:imagedata r:id="rId311" o:title="eqId43f20411643c543981153b6e4b7de92a"/>
+          </v:shape>
+          <o:OLEObject Type="Embed" ProgID="Equation.DSMT4" ShapeID="_x0000_i1222" DrawAspect="Content" ObjectID="_1843852065" r:id="rId327"/>
         </w:object>
       </w:r>
     </w:p>
@@ -7391,9 +7400,9 @@
       <w:r>
         <w:object w:dxaOrig="915" w:dyaOrig="331" w14:anchorId="7095DA46">
           <v:shape id="_x0000_i1223" type="#_x0000_t75" alt="eqIddd1773f2d8b120351b2e2ed78edb67af" style="width:45.6pt;height:16.8pt" o:ole="">
-            <v:imagedata r:id="rId356" o:title="eqIddd1773f2d8b120351b2e2ed78edb67af"/>
-          </v:shape>
-          <o:OLEObject Type="Embed" ProgID="Equation.DSMT4" ShapeID="_x0000_i1223" DrawAspect="Content" ObjectID="_1843785825" r:id="rId357"/>
+            <v:imagedata r:id="rId328" o:title="eqIddd1773f2d8b120351b2e2ed78edb67af"/>
+          </v:shape>
+          <o:OLEObject Type="Embed" ProgID="Equation.DSMT4" ShapeID="_x0000_i1223" DrawAspect="Content" ObjectID="_1843852066" r:id="rId329"/>
         </w:object>
       </w:r>
     </w:p>
@@ -7409,9 +7418,9 @@
       <w:r>
         <w:object w:dxaOrig="986" w:dyaOrig="329" w14:anchorId="3FE3B481">
           <v:shape id="_x0000_i1224" type="#_x0000_t75" alt="eqIdbc734fdac59ef390dbdcf45f8ddfc1eb" style="width:49.2pt;height:16.2pt" o:ole="">
-            <v:imagedata r:id="rId358" o:title="eqIdbc734fdac59ef390dbdcf45f8ddfc1eb"/>
-          </v:shape>
-          <o:OLEObject Type="Embed" ProgID="Equation.DSMT4" ShapeID="_x0000_i1224" DrawAspect="Content" ObjectID="_1843785826" r:id="rId359"/>
+            <v:imagedata r:id="rId330" o:title="eqIdbc734fdac59ef390dbdcf45f8ddfc1eb"/>
+          </v:shape>
+          <o:OLEObject Type="Embed" ProgID="Equation.DSMT4" ShapeID="_x0000_i1224" DrawAspect="Content" ObjectID="_1843852067" r:id="rId331"/>
         </w:object>
       </w:r>
     </w:p>
@@ -7430,9 +7439,9 @@
       <w:r>
         <w:object w:dxaOrig="1267" w:dyaOrig="246" w14:anchorId="1D90831F">
           <v:shape id="_x0000_i1225" type="#_x0000_t75" alt="eqId13e4766f871d21d96ba2131f781af72f" style="width:63.6pt;height:12.6pt" o:ole="">
-            <v:imagedata r:id="rId360" o:title="eqId13e4766f871d21d96ba2131f781af72f"/>
-          </v:shape>
-          <o:OLEObject Type="Embed" ProgID="Equation.DSMT4" ShapeID="_x0000_i1225" DrawAspect="Content" ObjectID="_1843785827" r:id="rId361"/>
+            <v:imagedata r:id="rId332" o:title="eqId13e4766f871d21d96ba2131f781af72f"/>
+          </v:shape>
+          <o:OLEObject Type="Embed" ProgID="Equation.DSMT4" ShapeID="_x0000_i1225" DrawAspect="Content" ObjectID="_1843852068" r:id="rId333"/>
         </w:object>
       </w:r>
     </w:p>
@@ -7448,9 +7457,9 @@
       <w:r>
         <w:object w:dxaOrig="1126" w:dyaOrig="317" w14:anchorId="4C02EFF6">
           <v:shape id="_x0000_i1226" type="#_x0000_t75" alt="eqId58a62c5b5a90805cfff50d0e848be9ed" style="width:56.4pt;height:15.6pt" o:ole="">
-            <v:imagedata r:id="rId341" o:title="eqId58a62c5b5a90805cfff50d0e848be9ed"/>
-          </v:shape>
-          <o:OLEObject Type="Embed" ProgID="Equation.DSMT4" ShapeID="_x0000_i1226" DrawAspect="Content" ObjectID="_1843785828" r:id="rId362"/>
+            <v:imagedata r:id="rId313" o:title="eqId58a62c5b5a90805cfff50d0e848be9ed"/>
+          </v:shape>
+          <o:OLEObject Type="Embed" ProgID="Equation.DSMT4" ShapeID="_x0000_i1226" DrawAspect="Content" ObjectID="_1843852069" r:id="rId334"/>
         </w:object>
       </w:r>
     </w:p>
@@ -7540,9 +7549,9 @@
       <w:r>
         <w:object w:dxaOrig="1091" w:dyaOrig="642" w14:anchorId="27BC96F2">
           <v:shape id="_x0000_i1227" type="#_x0000_t75" alt="eqId467053d93d8dcf4a6d77617e23d6c617" style="width:54.6pt;height:32.4pt" o:ole="">
-            <v:imagedata r:id="rId363" o:title="eqId467053d93d8dcf4a6d77617e23d6c617"/>
-          </v:shape>
-          <o:OLEObject Type="Embed" ProgID="Equation.DSMT4" ShapeID="_x0000_i1227" DrawAspect="Content" ObjectID="_1843785829" r:id="rId364"/>
+            <v:imagedata r:id="rId335" o:title="eqId467053d93d8dcf4a6d77617e23d6c617"/>
+          </v:shape>
+          <o:OLEObject Type="Embed" ProgID="Equation.DSMT4" ShapeID="_x0000_i1227" DrawAspect="Content" ObjectID="_1843852070" r:id="rId336"/>
         </w:object>
       </w:r>
     </w:p>
@@ -7558,9 +7567,9 @@
       <w:r>
         <w:object w:dxaOrig="774" w:dyaOrig="295" w14:anchorId="08F78EF2">
           <v:shape id="_x0000_i1228" type="#_x0000_t75" alt="eqId42b83ec1afc949abcad5ec5d991fbd2e" style="width:39pt;height:15pt" o:ole="">
-            <v:imagedata r:id="rId365" o:title="eqId42b83ec1afc949abcad5ec5d991fbd2e"/>
-          </v:shape>
-          <o:OLEObject Type="Embed" ProgID="Equation.DSMT4" ShapeID="_x0000_i1228" DrawAspect="Content" ObjectID="_1843785830" r:id="rId366"/>
+            <v:imagedata r:id="rId337" o:title="eqId42b83ec1afc949abcad5ec5d991fbd2e"/>
+          </v:shape>
+          <o:OLEObject Type="Embed" ProgID="Equation.DSMT4" ShapeID="_x0000_i1228" DrawAspect="Content" ObjectID="_1843852071" r:id="rId338"/>
         </w:object>
       </w:r>
     </w:p>
@@ -7582,9 +7591,9 @@
       <w:r>
         <w:object w:dxaOrig="211" w:dyaOrig="224" w14:anchorId="1C3382E7">
           <v:shape id="_x0000_i1229" type="#_x0000_t75" alt="eqId7f9e8449aad35c5d840a3395ea86df6d" style="width:10.8pt;height:11.4pt" o:ole="">
-            <v:imagedata r:id="rId82" o:title="eqId7f9e8449aad35c5d840a3395ea86df6d"/>
-          </v:shape>
-          <o:OLEObject Type="Embed" ProgID="Equation.DSMT4" ShapeID="_x0000_i1229" DrawAspect="Content" ObjectID="_1843785831" r:id="rId367"/>
+            <v:imagedata r:id="rId83" o:title="eqId7f9e8449aad35c5d840a3395ea86df6d"/>
+          </v:shape>
+          <o:OLEObject Type="Embed" ProgID="Equation.DSMT4" ShapeID="_x0000_i1229" DrawAspect="Content" ObjectID="_1843852072" r:id="rId339"/>
         </w:object>
       </w:r>
       <w:r>
@@ -7593,9 +7602,9 @@
       <w:r>
         <w:object w:dxaOrig="211" w:dyaOrig="317" w14:anchorId="7F31991A">
           <v:shape id="_x0000_i1230" type="#_x0000_t75" alt="eqId814f55724f7ee57bd395eb3b95393c68" style="width:10.8pt;height:15.6pt" o:ole="">
-            <v:imagedata r:id="rId368" o:title="eqId814f55724f7ee57bd395eb3b95393c68"/>
-          </v:shape>
-          <o:OLEObject Type="Embed" ProgID="Equation.DSMT4" ShapeID="_x0000_i1230" DrawAspect="Content" ObjectID="_1843785832" r:id="rId369"/>
+            <v:imagedata r:id="rId340" o:title="eqId814f55724f7ee57bd395eb3b95393c68"/>
+          </v:shape>
+          <o:OLEObject Type="Embed" ProgID="Equation.DSMT4" ShapeID="_x0000_i1230" DrawAspect="Content" ObjectID="_1843852073" r:id="rId341"/>
         </w:object>
       </w:r>
       <w:r>
@@ -7604,9 +7613,9 @@
       <w:r>
         <w:object w:dxaOrig="1126" w:dyaOrig="643" w14:anchorId="2CCB7BB3">
           <v:shape id="_x0000_i1231" type="#_x0000_t75" alt="eqId61075c76863815d3a6b8373471e85e82" style="width:56.4pt;height:32.4pt" o:ole="">
-            <v:imagedata r:id="rId370" o:title="eqId61075c76863815d3a6b8373471e85e82"/>
-          </v:shape>
-          <o:OLEObject Type="Embed" ProgID="Equation.DSMT4" ShapeID="_x0000_i1231" DrawAspect="Content" ObjectID="_1843785833" r:id="rId371"/>
+            <v:imagedata r:id="rId342" o:title="eqId61075c76863815d3a6b8373471e85e82"/>
+          </v:shape>
+          <o:OLEObject Type="Embed" ProgID="Equation.DSMT4" ShapeID="_x0000_i1231" DrawAspect="Content" ObjectID="_1843852074" r:id="rId343"/>
         </w:object>
       </w:r>
       <w:r>
@@ -7631,9 +7640,9 @@
       <w:r>
         <w:object w:dxaOrig="986" w:dyaOrig="315" w14:anchorId="1555423E">
           <v:shape id="_x0000_i1232" type="#_x0000_t75" alt="eqIda4be64f1f31adfa9a3ad1b436ebca417" style="width:49.2pt;height:15.6pt" o:ole="">
-            <v:imagedata r:id="rId372" o:title="eqIda4be64f1f31adfa9a3ad1b436ebca417"/>
-          </v:shape>
-          <o:OLEObject Type="Embed" ProgID="Equation.DSMT4" ShapeID="_x0000_i1232" DrawAspect="Content" ObjectID="_1843785834" r:id="rId373"/>
+            <v:imagedata r:id="rId344" o:title="eqIda4be64f1f31adfa9a3ad1b436ebca417"/>
+          </v:shape>
+          <o:OLEObject Type="Embed" ProgID="Equation.DSMT4" ShapeID="_x0000_i1232" DrawAspect="Content" ObjectID="_1843852075" r:id="rId345"/>
         </w:object>
       </w:r>
     </w:p>
@@ -7649,9 +7658,9 @@
       <w:r>
         <w:object w:dxaOrig="1636" w:dyaOrig="548" w14:anchorId="02DB118E">
           <v:shape id="_x0000_i1233" type="#_x0000_t75" alt="eqId07466fc82d076e02ff76fc201296051d" style="width:81.6pt;height:27.6pt" o:ole="">
-            <v:imagedata r:id="rId374" o:title="eqId07466fc82d076e02ff76fc201296051d"/>
-          </v:shape>
-          <o:OLEObject Type="Embed" ProgID="Equation.DSMT4" ShapeID="_x0000_i1233" DrawAspect="Content" ObjectID="_1843785835" r:id="rId375"/>
+            <v:imagedata r:id="rId346" o:title="eqId07466fc82d076e02ff76fc201296051d"/>
+          </v:shape>
+          <o:OLEObject Type="Embed" ProgID="Equation.DSMT4" ShapeID="_x0000_i1233" DrawAspect="Content" ObjectID="_1843852076" r:id="rId347"/>
         </w:object>
       </w:r>
       <w:r>
@@ -7676,9 +7685,9 @@
       <w:r>
         <w:object w:dxaOrig="915" w:dyaOrig="281" w14:anchorId="293D1D93">
           <v:shape id="_x0000_i1234" type="#_x0000_t75" alt="eqId86d75d29ea6fc0bbe7cdfb550c66c40a" style="width:45.6pt;height:13.8pt" o:ole="">
-            <v:imagedata r:id="rId376" o:title="eqId86d75d29ea6fc0bbe7cdfb550c66c40a"/>
-          </v:shape>
-          <o:OLEObject Type="Embed" ProgID="Equation.DSMT4" ShapeID="_x0000_i1234" DrawAspect="Content" ObjectID="_1843785836" r:id="rId377"/>
+            <v:imagedata r:id="rId348" o:title="eqId86d75d29ea6fc0bbe7cdfb550c66c40a"/>
+          </v:shape>
+          <o:OLEObject Type="Embed" ProgID="Equation.DSMT4" ShapeID="_x0000_i1234" DrawAspect="Content" ObjectID="_1843852077" r:id="rId349"/>
         </w:object>
       </w:r>
     </w:p>
@@ -7700,9 +7709,9 @@
       <w:r>
         <w:object w:dxaOrig="721" w:dyaOrig="590" w14:anchorId="28A45198">
           <v:shape id="_x0000_i1235" type="#_x0000_t75" alt="eqId754eb94edeca8261e358097bc595da42" style="width:36pt;height:29.4pt" o:ole="">
-            <v:imagedata r:id="rId378" o:title="eqId754eb94edeca8261e358097bc595da42"/>
-          </v:shape>
-          <o:OLEObject Type="Embed" ProgID="Equation.DSMT4" ShapeID="_x0000_i1235" DrawAspect="Content" ObjectID="_1843785837" r:id="rId379"/>
+            <v:imagedata r:id="rId350" o:title="eqId754eb94edeca8261e358097bc595da42"/>
+          </v:shape>
+          <o:OLEObject Type="Embed" ProgID="Equation.DSMT4" ShapeID="_x0000_i1235" DrawAspect="Content" ObjectID="_1843852078" r:id="rId351"/>
         </w:object>
       </w:r>
     </w:p>
@@ -7718,9 +7727,9 @@
       <w:r>
         <w:object w:dxaOrig="756" w:dyaOrig="597" w14:anchorId="42DAFFBF">
           <v:shape id="_x0000_i1236" type="#_x0000_t75" alt="eqId56740608525af881e042e5ec39e3fab1" style="width:37.8pt;height:30pt" o:ole="">
-            <v:imagedata r:id="rId380" o:title="eqId56740608525af881e042e5ec39e3fab1"/>
-          </v:shape>
-          <o:OLEObject Type="Embed" ProgID="Equation.DSMT4" ShapeID="_x0000_i1236" DrawAspect="Content" ObjectID="_1843785838" r:id="rId381"/>
+            <v:imagedata r:id="rId352" o:title="eqId56740608525af881e042e5ec39e3fab1"/>
+          </v:shape>
+          <o:OLEObject Type="Embed" ProgID="Equation.DSMT4" ShapeID="_x0000_i1236" DrawAspect="Content" ObjectID="_1843852079" r:id="rId353"/>
         </w:object>
       </w:r>
     </w:p>
@@ -7753,7 +7762,6 @@
         <w:textAlignment w:val="center"/>
       </w:pPr>
       <w:r>
-        <w:lastRenderedPageBreak/>
         <w:t>【详解】（</w:t>
       </w:r>
       <w:r>
@@ -7772,9 +7780,9 @@
       <w:r>
         <w:object w:dxaOrig="1443" w:dyaOrig="543" w14:anchorId="66921FD2">
           <v:shape id="_x0000_i1237" type="#_x0000_t75" alt="eqIdc2e5faf3e2ec748862899fc3283450c3" style="width:1in;height:27pt" o:ole="">
-            <v:imagedata r:id="rId382" o:title="eqIdc2e5faf3e2ec748862899fc3283450c3"/>
-          </v:shape>
-          <o:OLEObject Type="Embed" ProgID="Equation.DSMT4" ShapeID="_x0000_i1237" DrawAspect="Content" ObjectID="_1843785839" r:id="rId383"/>
+            <v:imagedata r:id="rId354" o:title="eqIdc2e5faf3e2ec748862899fc3283450c3"/>
+          </v:shape>
+          <o:OLEObject Type="Embed" ProgID="Equation.DSMT4" ShapeID="_x0000_i1237" DrawAspect="Content" ObjectID="_1843852080" r:id="rId355"/>
         </w:object>
       </w:r>
       <w:r>
@@ -7796,9 +7804,9 @@
       <w:r>
         <w:object w:dxaOrig="1495" w:dyaOrig="543" w14:anchorId="0EDBA88A">
           <v:shape id="_x0000_i1238" type="#_x0000_t75" alt="eqId0eac1d538353d8e667365ebf74de5262" style="width:75pt;height:27pt" o:ole="">
-            <v:imagedata r:id="rId384" o:title="eqId0eac1d538353d8e667365ebf74de5262"/>
-          </v:shape>
-          <o:OLEObject Type="Embed" ProgID="Equation.DSMT4" ShapeID="_x0000_i1238" DrawAspect="Content" ObjectID="_1843785840" r:id="rId385"/>
+            <v:imagedata r:id="rId356" o:title="eqId0eac1d538353d8e667365ebf74de5262"/>
+          </v:shape>
+          <o:OLEObject Type="Embed" ProgID="Equation.DSMT4" ShapeID="_x0000_i1238" DrawAspect="Content" ObjectID="_1843852081" r:id="rId357"/>
         </w:object>
       </w:r>
       <w:r>
@@ -7823,9 +7831,9 @@
       <w:r>
         <w:object w:dxaOrig="721" w:dyaOrig="590" w14:anchorId="1BDD632B">
           <v:shape id="_x0000_i1239" type="#_x0000_t75" alt="eqId754eb94edeca8261e358097bc595da42" style="width:36pt;height:29.4pt" o:ole="">
-            <v:imagedata r:id="rId378" o:title="eqId754eb94edeca8261e358097bc595da42"/>
-          </v:shape>
-          <o:OLEObject Type="Embed" ProgID="Equation.DSMT4" ShapeID="_x0000_i1239" DrawAspect="Content" ObjectID="_1843785841" r:id="rId386"/>
+            <v:imagedata r:id="rId350" o:title="eqId754eb94edeca8261e358097bc595da42"/>
+          </v:shape>
+          <o:OLEObject Type="Embed" ProgID="Equation.DSMT4" ShapeID="_x0000_i1239" DrawAspect="Content" ObjectID="_1843852082" r:id="rId358"/>
         </w:object>
       </w:r>
     </w:p>
@@ -7847,9 +7855,9 @@
       <w:r>
         <w:object w:dxaOrig="669" w:dyaOrig="315" w14:anchorId="17322278">
           <v:shape id="_x0000_i1240" type="#_x0000_t75" alt="eqIddefa3fdcb4411f7120da46e6e5abd546" style="width:33.6pt;height:15.6pt" o:ole="">
-            <v:imagedata r:id="rId387" o:title="eqIddefa3fdcb4411f7120da46e6e5abd546"/>
-          </v:shape>
-          <o:OLEObject Type="Embed" ProgID="Equation.DSMT4" ShapeID="_x0000_i1240" DrawAspect="Content" ObjectID="_1843785842" r:id="rId388"/>
+            <v:imagedata r:id="rId359" o:title="eqIddefa3fdcb4411f7120da46e6e5abd546"/>
+          </v:shape>
+          <o:OLEObject Type="Embed" ProgID="Equation.DSMT4" ShapeID="_x0000_i1240" DrawAspect="Content" ObjectID="_1843852083" r:id="rId360"/>
         </w:object>
       </w:r>
       <w:r>
@@ -7858,9 +7866,9 @@
       <w:r>
         <w:object w:dxaOrig="722" w:dyaOrig="315" w14:anchorId="796111C2">
           <v:shape id="_x0000_i1241" type="#_x0000_t75" alt="eqId9ad529466ee27f20d347dbd4375e4cb1" style="width:36pt;height:15.6pt" o:ole="">
-            <v:imagedata r:id="rId389" o:title="eqId9ad529466ee27f20d347dbd4375e4cb1"/>
-          </v:shape>
-          <o:OLEObject Type="Embed" ProgID="Equation.DSMT4" ShapeID="_x0000_i1241" DrawAspect="Content" ObjectID="_1843785843" r:id="rId390"/>
+            <v:imagedata r:id="rId361" o:title="eqId9ad529466ee27f20d347dbd4375e4cb1"/>
+          </v:shape>
+          <o:OLEObject Type="Embed" ProgID="Equation.DSMT4" ShapeID="_x0000_i1241" DrawAspect="Content" ObjectID="_1843852084" r:id="rId362"/>
         </w:object>
       </w:r>
       <w:r>
@@ -7885,9 +7893,9 @@
       <w:r>
         <w:object w:dxaOrig="756" w:dyaOrig="597" w14:anchorId="1BF33A36">
           <v:shape id="_x0000_i1242" type="#_x0000_t75" alt="eqId56740608525af881e042e5ec39e3fab1" style="width:37.8pt;height:30pt" o:ole="">
-            <v:imagedata r:id="rId380" o:title="eqId56740608525af881e042e5ec39e3fab1"/>
-          </v:shape>
-          <o:OLEObject Type="Embed" ProgID="Equation.DSMT4" ShapeID="_x0000_i1242" DrawAspect="Content" ObjectID="_1843785844" r:id="rId391"/>
+            <v:imagedata r:id="rId352" o:title="eqId56740608525af881e042e5ec39e3fab1"/>
+          </v:shape>
+          <o:OLEObject Type="Embed" ProgID="Equation.DSMT4" ShapeID="_x0000_i1242" DrawAspect="Content" ObjectID="_1843852085" r:id="rId363"/>
         </w:object>
       </w:r>
     </w:p>
@@ -7899,10 +7907,10 @@
       </w:pPr>
     </w:p>
     <w:sectPr>
-      <w:headerReference w:type="even" r:id="rId392"/>
-      <w:headerReference w:type="default" r:id="rId393"/>
-      <w:footerReference w:type="even" r:id="rId394"/>
-      <w:footerReference w:type="default" r:id="rId395"/>
+      <w:headerReference w:type="even" r:id="rId364"/>
+      <w:headerReference w:type="default" r:id="rId365"/>
+      <w:footerReference w:type="even" r:id="rId366"/>
+      <w:footerReference w:type="default" r:id="rId367"/>
       <w:pgSz w:w="11907" w:h="16839" w:code="9"/>
       <w:pgMar w:top="1440" w:right="1800" w:bottom="1440" w:left="1800" w:header="851" w:footer="425" w:gutter="0"/>
       <w:pgNumType w:start="1"/>
@@ -8421,6 +8429,127 @@
 <w:hdr xmlns:wpc="http://schemas.microsoft.com/office/word/2010/wordprocessingCanvas" xmlns:cx="http://schemas.microsoft.com/office/drawing/2014/chartex" xmlns:cx1="http://schemas.microsoft.com/office/drawing/2015/9/8/chartex" xmlns:cx2="http://schemas.microsoft.com/office/drawing/2015/10/21/chartex" xmlns:cx3="http://schemas.microsoft.com/office/drawing/2016/5/9/chartex" xmlns:cx4="http://schemas.microsoft.com/office/drawing/2016/5/10/chartex" xmlns:cx5="http://schemas.microsoft.com/office/drawing/2016/5/11/chartex" xmlns:cx6="http://schemas.microsoft.com/office/drawing/2016/5/12/chartex" xmlns:cx7="http://schemas.microsoft.com/office/drawing/2016/5/13/chartex" xmlns:cx8="http://schemas.microsoft.com/office/drawing/2016/5/14/chartex" xmlns:mc="http://schemas.openxmlformats.org/markup-compatibility/2006" xmlns:aink="http://schemas.microsoft.com/office/drawing/2016/ink" xmlns:am3d="http://schemas.microsoft.com/office/drawing/2017/model3d" xmlns:o="urn:schemas-microsoft-com:office:office" xmlns:oel="http://schemas.microsoft.com/office/2019/extlst" xmlns:r="http://schemas.openxmlformats.org/officeDocument/2006/relationships" xmlns:m="http://schemas.openxmlformats.org/officeDocument/2006/math" xmlns:v="urn:schemas-microsoft-com:vml" xmlns:wp14="http://schemas.microsoft.com/office/word/2010/wordprocessingDrawing" xmlns:wp="http://schemas.openxmlformats.org/drawingml/2006/wordprocessingDrawing" xmlns:w10="urn:schemas-microsoft-com:office:word" xmlns:w="http://schemas.openxmlformats.org/wordprocessingml/2006/main" xmlns:w14="http://schemas.microsoft.com/office/word/2010/wordml" xmlns:w15="http://schemas.microsoft.com/office/word/2012/wordml" xmlns:w16cex="http://schemas.microsoft.com/office/word/2018/wordml/cex" xmlns:w16cid="http://schemas.microsoft.com/office/word/2016/wordml/cid" xmlns:w16="http://schemas.microsoft.com/office/word/2018/wordml" xmlns:w16sdtdh="http://schemas.microsoft.com/office/word/2020/wordml/sdtdatahash" xmlns:w16se="http://schemas.microsoft.com/office/word/2015/wordml/symex" xmlns:wpg="http://schemas.microsoft.com/office/word/2010/wordprocessingGroup" xmlns:wpi="http://schemas.microsoft.com/office/word/2010/wordprocessingInk" xmlns:wne="http://schemas.microsoft.com/office/word/2006/wordml" xmlns:wps="http://schemas.microsoft.com/office/word/2010/wordprocessingShape" mc:Ignorable="w14 w15 w16se w16cid w16 w16cex w16sdtdh wp14">
   <w:p/>
 </w:hdr>
+</file>
+
+<file path=word/numbering.xml><?xml version="1.0" encoding="utf-8"?>
+<w:numbering xmlns:wpc="http://schemas.microsoft.com/office/word/2010/wordprocessingCanvas" xmlns:cx="http://schemas.microsoft.com/office/drawing/2014/chartex" xmlns:cx1="http://schemas.microsoft.com/office/drawing/2015/9/8/chartex" xmlns:cx2="http://schemas.microsoft.com/office/drawing/2015/10/21/chartex" xmlns:cx3="http://schemas.microsoft.com/office/drawing/2016/5/9/chartex" xmlns:cx4="http://schemas.microsoft.com/office/drawing/2016/5/10/chartex" xmlns:cx5="http://schemas.microsoft.com/office/drawing/2016/5/11/chartex" xmlns:cx6="http://schemas.microsoft.com/office/drawing/2016/5/12/chartex" xmlns:cx7="http://schemas.microsoft.com/office/drawing/2016/5/13/chartex" xmlns:cx8="http://schemas.microsoft.com/office/drawing/2016/5/14/chartex" xmlns:mc="http://schemas.openxmlformats.org/markup-compatibility/2006" xmlns:aink="http://schemas.microsoft.com/office/drawing/2016/ink" xmlns:am3d="http://schemas.microsoft.com/office/drawing/2017/model3d" xmlns:o="urn:schemas-microsoft-com:office:office" xmlns:oel="http://schemas.microsoft.com/office/2019/extlst" xmlns:r="http://schemas.openxmlformats.org/officeDocument/2006/relationships" xmlns:m="http://schemas.openxmlformats.org/officeDocument/2006/math" xmlns:v="urn:schemas-microsoft-com:vml" xmlns:wp14="http://schemas.microsoft.com/office/word/2010/wordprocessingDrawing" xmlns:wp="http://schemas.openxmlformats.org/drawingml/2006/wordprocessingDrawing" xmlns:w10="urn:schemas-microsoft-com:office:word" xmlns:w="http://schemas.openxmlformats.org/wordprocessingml/2006/main" xmlns:w14="http://schemas.microsoft.com/office/word/2010/wordml" xmlns:w15="http://schemas.microsoft.com/office/word/2012/wordml" xmlns:w16cex="http://schemas.microsoft.com/office/word/2018/wordml/cex" xmlns:w16cid="http://schemas.microsoft.com/office/word/2016/wordml/cid" xmlns:w16="http://schemas.microsoft.com/office/word/2018/wordml" xmlns:w16sdtdh="http://schemas.microsoft.com/office/word/2020/wordml/sdtdatahash" xmlns:w16se="http://schemas.microsoft.com/office/word/2015/wordml/symex" xmlns:wpg="http://schemas.microsoft.com/office/word/2010/wordprocessingGroup" xmlns:wpi="http://schemas.microsoft.com/office/word/2010/wordprocessingInk" xmlns:wne="http://schemas.microsoft.com/office/word/2006/wordml" xmlns:wps="http://schemas.microsoft.com/office/word/2010/wordprocessingShape" mc:Ignorable="w14 w15 w16se w16cid w16 w16cex w16sdtdh wp14">
+  <w:abstractNum w:abstractNumId="0" w15:restartNumberingAfterBreak="0">
+    <w:nsid w:val="064E020F"/>
+    <w:multiLevelType w:val="multilevel"/>
+    <w:tmpl w:val="719E2B8C"/>
+    <w:lvl w:ilvl="0">
+      <w:start w:val="4"/>
+      <w:numFmt w:val="decimal"/>
+      <w:lvlText w:val="%1."/>
+      <w:lvlJc w:val="left"/>
+      <w:pPr>
+        <w:tabs>
+          <w:tab w:val="num" w:pos="720"/>
+        </w:tabs>
+        <w:ind w:left="720" w:hanging="360"/>
+      </w:pPr>
+    </w:lvl>
+    <w:lvl w:ilvl="1" w:tentative="1">
+      <w:start w:val="1"/>
+      <w:numFmt w:val="decimal"/>
+      <w:lvlText w:val="%2."/>
+      <w:lvlJc w:val="left"/>
+      <w:pPr>
+        <w:tabs>
+          <w:tab w:val="num" w:pos="1440"/>
+        </w:tabs>
+        <w:ind w:left="1440" w:hanging="360"/>
+      </w:pPr>
+    </w:lvl>
+    <w:lvl w:ilvl="2" w:tentative="1">
+      <w:start w:val="1"/>
+      <w:numFmt w:val="decimal"/>
+      <w:lvlText w:val="%3."/>
+      <w:lvlJc w:val="left"/>
+      <w:pPr>
+        <w:tabs>
+          <w:tab w:val="num" w:pos="2160"/>
+        </w:tabs>
+        <w:ind w:left="2160" w:hanging="360"/>
+      </w:pPr>
+    </w:lvl>
+    <w:lvl w:ilvl="3" w:tentative="1">
+      <w:start w:val="1"/>
+      <w:numFmt w:val="decimal"/>
+      <w:lvlText w:val="%4."/>
+      <w:lvlJc w:val="left"/>
+      <w:pPr>
+        <w:tabs>
+          <w:tab w:val="num" w:pos="2880"/>
+        </w:tabs>
+        <w:ind w:left="2880" w:hanging="360"/>
+      </w:pPr>
+    </w:lvl>
+    <w:lvl w:ilvl="4" w:tentative="1">
+      <w:start w:val="1"/>
+      <w:numFmt w:val="decimal"/>
+      <w:lvlText w:val="%5."/>
+      <w:lvlJc w:val="left"/>
+      <w:pPr>
+        <w:tabs>
+          <w:tab w:val="num" w:pos="3600"/>
+        </w:tabs>
+        <w:ind w:left="3600" w:hanging="360"/>
+      </w:pPr>
+    </w:lvl>
+    <w:lvl w:ilvl="5" w:tentative="1">
+      <w:start w:val="1"/>
+      <w:numFmt w:val="decimal"/>
+      <w:lvlText w:val="%6."/>
+      <w:lvlJc w:val="left"/>
+      <w:pPr>
+        <w:tabs>
+          <w:tab w:val="num" w:pos="4320"/>
+        </w:tabs>
+        <w:ind w:left="4320" w:hanging="360"/>
+      </w:pPr>
+    </w:lvl>
+    <w:lvl w:ilvl="6" w:tentative="1">
+      <w:start w:val="1"/>
+      <w:numFmt w:val="decimal"/>
+      <w:lvlText w:val="%7."/>
+      <w:lvlJc w:val="left"/>
+      <w:pPr>
+        <w:tabs>
+          <w:tab w:val="num" w:pos="5040"/>
+        </w:tabs>
+        <w:ind w:left="5040" w:hanging="360"/>
+      </w:pPr>
+    </w:lvl>
+    <w:lvl w:ilvl="7" w:tentative="1">
+      <w:start w:val="1"/>
+      <w:numFmt w:val="decimal"/>
+      <w:lvlText w:val="%8."/>
+      <w:lvlJc w:val="left"/>
+      <w:pPr>
+        <w:tabs>
+          <w:tab w:val="num" w:pos="5760"/>
+        </w:tabs>
+        <w:ind w:left="5760" w:hanging="360"/>
+      </w:pPr>
+    </w:lvl>
+    <w:lvl w:ilvl="8" w:tentative="1">
+      <w:start w:val="1"/>
+      <w:numFmt w:val="decimal"/>
+      <w:lvlText w:val="%9."/>
+      <w:lvlJc w:val="left"/>
+      <w:pPr>
+        <w:tabs>
+          <w:tab w:val="num" w:pos="6480"/>
+        </w:tabs>
+        <w:ind w:left="6480" w:hanging="360"/>
+      </w:pPr>
+    </w:lvl>
+  </w:abstractNum>
+  <w:num w:numId="1" w16cid:durableId="1926646828">
+    <w:abstractNumId w:val="0"/>
+  </w:num>
+</w:numbering>
 </file>
 
 <file path=word/styles.xml><?xml version="1.0" encoding="utf-8"?>
@@ -8826,7 +8955,6 @@
   <w:style w:type="character" w:default="1" w:styleId="a0">
     <w:name w:val="Default Paragraph Font"/>
     <w:uiPriority w:val="1"/>
-    <w:semiHidden/>
     <w:unhideWhenUsed/>
   </w:style>
   <w:style w:type="table" w:default="1" w:styleId="a1">
@@ -8913,6 +9041,18 @@
     <w:rPr>
       <w:sz w:val="18"/>
       <w:szCs w:val="18"/>
+    </w:rPr>
+  </w:style>
+  <w:style w:type="paragraph" w:styleId="a7">
+    <w:name w:val="Normal (Web)"/>
+    <w:basedOn w:val="a"/>
+    <w:uiPriority w:val="99"/>
+    <w:semiHidden/>
+    <w:unhideWhenUsed/>
+    <w:rsid w:val="00CF204B"/>
+    <w:rPr>
+      <w:sz w:val="24"/>
+      <w:szCs w:val="24"/>
     </w:rPr>
   </w:style>
 </w:styles>
